--- a/W8/LAPORAN RESMI MODUL 8.docx
+++ b/W8/LAPORAN RESMI MODUL 8.docx
@@ -48,7 +48,7 @@
           <w:sz w:val="28"/>
           <w:szCs w:val="28"/>
         </w:rPr>
-        <w:t>Mengelola Kelas</w:t>
+        <w:t>Enkapsulasi</w:t>
       </w:r>
       <w:r>
         <w:rPr>
@@ -268,6 +268,15 @@
           <w:szCs w:val="28"/>
         </w:rPr>
       </w:pPr>
+      <w:r>
+        <w:rPr>
+          <w:b/>
+          <w:bCs/>
+          <w:sz w:val="28"/>
+          <w:szCs w:val="28"/>
+        </w:rPr>
+        <w:br w:type="page"/>
+      </w:r>
     </w:p>
     <w:p>
       <w:pPr>
@@ -286,7 +295,7 @@
           <w:szCs w:val="28"/>
         </w:rPr>
         <w:lastRenderedPageBreak/>
-        <w:t>Tugas Pendahuluan</w:t>
+        <w:t xml:space="preserve">TUGAS PENDAHULUAN </w:t>
       </w:r>
     </w:p>
     <w:p>
@@ -294,19 +303,11 @@
         <w:pStyle w:val="ListParagraph"/>
         <w:numPr>
           <w:ilvl w:val="0"/>
-          <w:numId w:val="24"/>
+          <w:numId w:val="27"/>
         </w:numPr>
       </w:pPr>
       <w:r>
-        <w:t xml:space="preserve">Apakah yang dimaksud dengan </w:t>
-      </w:r>
-      <w:proofErr w:type="spellStart"/>
-      <w:r>
-        <w:t>package</w:t>
-      </w:r>
-      <w:proofErr w:type="spellEnd"/>
-      <w:r>
-        <w:t xml:space="preserve">? </w:t>
+        <w:t xml:space="preserve">Apakah yang dimaksud dengan enkapsulasi? </w:t>
       </w:r>
     </w:p>
     <w:p>
@@ -315,208 +316,19 @@
       </w:pPr>
       <w:proofErr w:type="spellStart"/>
       <w:r>
-        <w:t>P</w:t>
-      </w:r>
-      <w:r>
-        <w:t>ackage</w:t>
+        <w:t>Encapsulation</w:t>
       </w:r>
       <w:proofErr w:type="spellEnd"/>
       <w:r>
-        <w:t xml:space="preserve"> adalah cara untuk </w:t>
+        <w:t xml:space="preserve"> (Enkapsulasi) adalah suatu cara untuk menyembunyikan implementasi detail dari suatu </w:t>
       </w:r>
       <w:proofErr w:type="spellStart"/>
       <w:r>
-        <w:t>memanage</w:t>
+        <w:t>class</w:t>
       </w:r>
       <w:proofErr w:type="spellEnd"/>
       <w:r>
-        <w:t xml:space="preserve"> </w:t>
-      </w:r>
-      <w:proofErr w:type="spellStart"/>
-      <w:r>
-        <w:t>class-class</w:t>
-      </w:r>
-      <w:proofErr w:type="spellEnd"/>
-      <w:r>
-        <w:t xml:space="preserve"> yang ada, terutama jika jumlah </w:t>
-      </w:r>
-      <w:proofErr w:type="spellStart"/>
-      <w:r>
-        <w:t>classnya</w:t>
-      </w:r>
-      <w:proofErr w:type="spellEnd"/>
-      <w:r>
-        <w:t xml:space="preserve"> sangat banyak.</w:t>
-      </w:r>
-      <w:r>
-        <w:t xml:space="preserve"> Keuntungannya berupa:</w:t>
-      </w:r>
-    </w:p>
-    <w:p>
-      <w:pPr>
-        <w:pStyle w:val="ListParagraph"/>
-        <w:numPr>
-          <w:ilvl w:val="1"/>
-          <w:numId w:val="24"/>
-        </w:numPr>
-      </w:pPr>
-      <w:r>
-        <w:t xml:space="preserve">Kejelasan </w:t>
-      </w:r>
-      <w:proofErr w:type="spellStart"/>
-      <w:r>
-        <w:t>direktori</w:t>
-      </w:r>
-      <w:proofErr w:type="spellEnd"/>
-      <w:r>
-        <w:t>: lebih mudah dibaca/kelola</w:t>
-      </w:r>
-    </w:p>
-    <w:p>
-      <w:pPr>
-        <w:pStyle w:val="ListParagraph"/>
-        <w:numPr>
-          <w:ilvl w:val="1"/>
-          <w:numId w:val="24"/>
-        </w:numPr>
-      </w:pPr>
-      <w:r>
-        <w:t xml:space="preserve">Fleksibilitas: 2 </w:t>
-      </w:r>
-      <w:proofErr w:type="spellStart"/>
-      <w:r>
-        <w:t>class</w:t>
-      </w:r>
-      <w:proofErr w:type="spellEnd"/>
-      <w:r>
-        <w:t xml:space="preserve"> dengan nama yang sama masih bisa ada</w:t>
-      </w:r>
-    </w:p>
-    <w:p>
-      <w:pPr>
-        <w:pStyle w:val="ListParagraph"/>
-        <w:ind w:left="1440"/>
-      </w:pPr>
-      <w:r>
-        <w:t xml:space="preserve">    └── </w:t>
-      </w:r>
-      <w:proofErr w:type="spellStart"/>
-      <w:r>
-        <w:t>com</w:t>
-      </w:r>
-      <w:proofErr w:type="spellEnd"/>
-      <w:r>
-        <w:t>/</w:t>
-      </w:r>
-    </w:p>
-    <w:p>
-      <w:pPr>
-        <w:pStyle w:val="ListParagraph"/>
-        <w:ind w:left="1440"/>
-      </w:pPr>
-      <w:r>
-        <w:t xml:space="preserve">        └── </w:t>
-      </w:r>
-      <w:proofErr w:type="spellStart"/>
-      <w:r>
-        <w:t>myapp</w:t>
-      </w:r>
-      <w:proofErr w:type="spellEnd"/>
-      <w:r>
-        <w:t>/</w:t>
-      </w:r>
-    </w:p>
-    <w:p>
-      <w:pPr>
-        <w:pStyle w:val="ListParagraph"/>
-        <w:ind w:left="1440"/>
-      </w:pPr>
-      <w:r>
-        <w:t xml:space="preserve">            ├── </w:t>
-      </w:r>
-      <w:proofErr w:type="spellStart"/>
-      <w:r>
-        <w:t>models</w:t>
-      </w:r>
-      <w:proofErr w:type="spellEnd"/>
-      <w:r>
-        <w:t>/</w:t>
-      </w:r>
-    </w:p>
-    <w:p>
-      <w:pPr>
-        <w:pStyle w:val="ListParagraph"/>
-        <w:ind w:left="1440"/>
-      </w:pPr>
-      <w:r>
-        <w:t xml:space="preserve">            │   └── User.java          → </w:t>
-      </w:r>
-      <w:proofErr w:type="spellStart"/>
-      <w:r>
-        <w:t>package</w:t>
-      </w:r>
-      <w:proofErr w:type="spellEnd"/>
-      <w:r>
-        <w:t xml:space="preserve"> </w:t>
-      </w:r>
-      <w:proofErr w:type="spellStart"/>
-      <w:r>
-        <w:t>com.myapp.models</w:t>
-      </w:r>
-      <w:proofErr w:type="spellEnd"/>
-      <w:r>
-        <w:t>;</w:t>
-      </w:r>
-    </w:p>
-    <w:p>
-      <w:pPr>
-        <w:pStyle w:val="ListParagraph"/>
-        <w:ind w:left="1440"/>
-      </w:pPr>
-      <w:r>
-        <w:t xml:space="preserve">            │</w:t>
-      </w:r>
-    </w:p>
-    <w:p>
-      <w:pPr>
-        <w:pStyle w:val="ListParagraph"/>
-        <w:ind w:left="1440"/>
-      </w:pPr>
-      <w:r>
-        <w:t xml:space="preserve">            └── </w:t>
-      </w:r>
-      <w:proofErr w:type="spellStart"/>
-      <w:r>
-        <w:t>security</w:t>
-      </w:r>
-      <w:proofErr w:type="spellEnd"/>
-      <w:r>
-        <w:t>/</w:t>
-      </w:r>
-    </w:p>
-    <w:p>
-      <w:pPr>
-        <w:pStyle w:val="ListParagraph"/>
-        <w:ind w:left="1440"/>
-      </w:pPr>
-      <w:r>
-        <w:t xml:space="preserve">                └── User.java          → </w:t>
-      </w:r>
-      <w:proofErr w:type="spellStart"/>
-      <w:r>
-        <w:t>package</w:t>
-      </w:r>
-      <w:proofErr w:type="spellEnd"/>
-      <w:r>
-        <w:t xml:space="preserve"> </w:t>
-      </w:r>
-      <w:proofErr w:type="spellStart"/>
-      <w:r>
-        <w:t>com.myapp.security</w:t>
-      </w:r>
-      <w:proofErr w:type="spellEnd"/>
-      <w:r>
-        <w:t>;</w:t>
+        <w:t>.</w:t>
       </w:r>
     </w:p>
     <w:p>
@@ -524,15 +336,15 @@
         <w:pStyle w:val="ListParagraph"/>
         <w:numPr>
           <w:ilvl w:val="0"/>
-          <w:numId w:val="24"/>
+          <w:numId w:val="27"/>
         </w:numPr>
       </w:pPr>
       <w:r>
-        <w:t xml:space="preserve">Apakah kegunaan kata kunci </w:t>
+        <w:t xml:space="preserve">Apakah yang dimaksud dengan </w:t>
       </w:r>
       <w:proofErr w:type="spellStart"/>
       <w:r>
-        <w:t>import</w:t>
+        <w:t>constructor</w:t>
       </w:r>
       <w:proofErr w:type="spellEnd"/>
       <w:r>
@@ -542,807 +354,30 @@
     <w:p>
       <w:pPr>
         <w:pStyle w:val="ListParagraph"/>
-        <w:tabs>
-          <w:tab w:val="left" w:pos="4560"/>
-        </w:tabs>
-      </w:pPr>
-      <w:r>
-        <w:t xml:space="preserve">Agar kita bisa pakai </w:t>
-      </w:r>
+      </w:pPr>
       <w:proofErr w:type="spellStart"/>
       <w:r>
-        <w:t>class</w:t>
+        <w:t>Contructor</w:t>
       </w:r>
       <w:proofErr w:type="spellEnd"/>
       <w:r>
-        <w:t xml:space="preserve"> dari </w:t>
+        <w:t xml:space="preserve"> (</w:t>
       </w:r>
       <w:proofErr w:type="spellStart"/>
       <w:r>
-        <w:t>package</w:t>
+        <w:t>konstruktor</w:t>
       </w:r>
       <w:proofErr w:type="spellEnd"/>
       <w:r>
-        <w:t xml:space="preserve"> lain</w:t>
-      </w:r>
-      <w:r>
-        <w:t xml:space="preserve"> tanpa menulis ulang </w:t>
+        <w:t xml:space="preserve">) adalah suatu </w:t>
       </w:r>
       <w:proofErr w:type="spellStart"/>
       <w:r>
-        <w:t>addressnya</w:t>
+        <w:t>method</w:t>
       </w:r>
       <w:proofErr w:type="spellEnd"/>
       <w:r>
-        <w:t xml:space="preserve"> dengan lengkap.</w:t>
-      </w:r>
-    </w:p>
-    <w:tbl>
-      <w:tblPr>
-        <w:tblStyle w:val="TableGrid"/>
-        <w:tblW w:w="0" w:type="auto"/>
-        <w:tblInd w:w="720" w:type="dxa"/>
-        <w:tblLook w:val="04A0" w:firstRow="1" w:lastRow="0" w:firstColumn="1" w:lastColumn="0" w:noHBand="0" w:noVBand="1"/>
-      </w:tblPr>
-      <w:tblGrid>
-        <w:gridCol w:w="8630"/>
-      </w:tblGrid>
-      <w:tr>
-        <w:tc>
-          <w:tcPr>
-            <w:tcW w:w="9350" w:type="dxa"/>
-          </w:tcPr>
-          <w:p>
-            <w:pPr>
-              <w:pStyle w:val="ListParagraph"/>
-              <w:tabs>
-                <w:tab w:val="left" w:pos="4560"/>
-              </w:tabs>
-            </w:pPr>
-            <w:r>
-              <w:rPr>
-                <w:noProof/>
-              </w:rPr>
-              <mc:AlternateContent>
-                <mc:Choice Requires="wps">
-                  <w:drawing>
-                    <wp:anchor distT="0" distB="0" distL="114300" distR="114300" simplePos="0" relativeHeight="251659264" behindDoc="0" locked="0" layoutInCell="1" allowOverlap="1" wp14:anchorId="36165366" wp14:editId="12DDDB7A">
-                      <wp:simplePos x="0" y="0"/>
-                      <wp:positionH relativeFrom="column">
-                        <wp:posOffset>2861945</wp:posOffset>
-                      </wp:positionH>
-                      <wp:positionV relativeFrom="paragraph">
-                        <wp:posOffset>16510</wp:posOffset>
-                      </wp:positionV>
-                      <wp:extent cx="1051560" cy="464820"/>
-                      <wp:effectExtent l="0" t="0" r="15240" b="11430"/>
-                      <wp:wrapNone/>
-                      <wp:docPr id="1002117211" name="Rectangle 1"/>
-                      <wp:cNvGraphicFramePr/>
-                      <a:graphic xmlns:a="http://schemas.openxmlformats.org/drawingml/2006/main">
-                        <a:graphicData uri="http://schemas.microsoft.com/office/word/2010/wordprocessingShape">
-                          <wps:wsp>
-                            <wps:cNvSpPr/>
-                            <wps:spPr>
-                              <a:xfrm>
-                                <a:off x="0" y="0"/>
-                                <a:ext cx="1051560" cy="464820"/>
-                              </a:xfrm>
-                              <a:prstGeom prst="rect">
-                                <a:avLst/>
-                              </a:prstGeom>
-                            </wps:spPr>
-                            <wps:style>
-                              <a:lnRef idx="2">
-                                <a:schemeClr val="accent6"/>
-                              </a:lnRef>
-                              <a:fillRef idx="1">
-                                <a:schemeClr val="lt1"/>
-                              </a:fillRef>
-                              <a:effectRef idx="0">
-                                <a:schemeClr val="accent6"/>
-                              </a:effectRef>
-                              <a:fontRef idx="minor">
-                                <a:schemeClr val="dk1"/>
-                              </a:fontRef>
-                            </wps:style>
-                            <wps:txbx>
-                              <w:txbxContent>
-                                <w:p>
-                                  <w:pPr>
-                                    <w:jc w:val="center"/>
-                                  </w:pPr>
-                                  <w:r>
-                                    <w:t>Ribet</w:t>
-                                  </w:r>
-                                </w:p>
-                              </w:txbxContent>
-                            </wps:txbx>
-                            <wps:bodyPr rot="0" spcFirstLastPara="0" vertOverflow="overflow" horzOverflow="overflow" vert="horz" wrap="square" lIns="91440" tIns="45720" rIns="91440" bIns="45720" numCol="1" spcCol="0" rtlCol="0" fromWordArt="0" anchor="ctr" anchorCtr="0" forceAA="0" compatLnSpc="1">
-                              <a:prstTxWarp prst="textNoShape">
-                                <a:avLst/>
-                              </a:prstTxWarp>
-                              <a:noAutofit/>
-                            </wps:bodyPr>
-                          </wps:wsp>
-                        </a:graphicData>
-                      </a:graphic>
-                      <wp14:sizeRelH relativeFrom="margin">
-                        <wp14:pctWidth>0</wp14:pctWidth>
-                      </wp14:sizeRelH>
-                      <wp14:sizeRelV relativeFrom="margin">
-                        <wp14:pctHeight>0</wp14:pctHeight>
-                      </wp14:sizeRelV>
-                    </wp:anchor>
-                  </w:drawing>
-                </mc:Choice>
-                <mc:Fallback>
-                  <w:pict>
-                    <v:rect w14:anchorId="36165366" id="Rectangle 1" o:spid="_x0000_s1026" style="position:absolute;left:0;text-align:left;margin-left:225.35pt;margin-top:1.3pt;width:82.8pt;height:36.6pt;z-index:251659264;visibility:visible;mso-wrap-style:square;mso-width-percent:0;mso-height-percent:0;mso-wrap-distance-left:9pt;mso-wrap-distance-top:0;mso-wrap-distance-right:9pt;mso-wrap-distance-bottom:0;mso-position-horizontal:absolute;mso-position-horizontal-relative:text;mso-position-vertical:absolute;mso-position-vertical-relative:text;mso-width-percent:0;mso-height-percent:0;mso-width-relative:margin;mso-height-relative:margin;v-text-anchor:middle" o:gfxdata="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" fillcolor="white [3201]" strokecolor="#4ea72e [3209]" strokeweight="1.5pt">
-                      <v:textbox>
-                        <w:txbxContent>
-                          <w:p>
-                            <w:pPr>
-                              <w:jc w:val="center"/>
-                            </w:pPr>
-                            <w:r>
-                              <w:t>Ribet</w:t>
-                            </w:r>
-                          </w:p>
-                        </w:txbxContent>
-                      </v:textbox>
-                    </v:rect>
-                  </w:pict>
-                </mc:Fallback>
-              </mc:AlternateContent>
-            </w:r>
-            <w:proofErr w:type="spellStart"/>
-            <w:r>
-              <w:t>package</w:t>
-            </w:r>
-            <w:proofErr w:type="spellEnd"/>
-            <w:r>
-              <w:t xml:space="preserve"> </w:t>
-            </w:r>
-            <w:proofErr w:type="spellStart"/>
-            <w:r>
-              <w:t>com.myapp.controllers</w:t>
-            </w:r>
-            <w:proofErr w:type="spellEnd"/>
-            <w:r>
-              <w:t>;</w:t>
-            </w:r>
-          </w:p>
-          <w:p>
-            <w:pPr>
-              <w:pStyle w:val="ListParagraph"/>
-              <w:tabs>
-                <w:tab w:val="left" w:pos="4560"/>
-              </w:tabs>
-            </w:pPr>
-            <w:r>
-              <w:rPr>
-                <w:noProof/>
-              </w:rPr>
-              <mc:AlternateContent>
-                <mc:Choice Requires="wps">
-                  <w:drawing>
-                    <wp:anchor distT="0" distB="0" distL="114300" distR="114300" simplePos="0" relativeHeight="251660288" behindDoc="0" locked="0" layoutInCell="1" allowOverlap="1" wp14:anchorId="43A089FD" wp14:editId="6E86800A">
-                      <wp:simplePos x="0" y="0"/>
-                      <wp:positionH relativeFrom="column">
-                        <wp:posOffset>1589405</wp:posOffset>
-                      </wp:positionH>
-                      <wp:positionV relativeFrom="paragraph">
-                        <wp:posOffset>69850</wp:posOffset>
-                      </wp:positionV>
-                      <wp:extent cx="1272540" cy="510540"/>
-                      <wp:effectExtent l="38100" t="0" r="22860" b="60960"/>
-                      <wp:wrapNone/>
-                      <wp:docPr id="988651281" name="Straight Arrow Connector 2"/>
-                      <wp:cNvGraphicFramePr/>
-                      <a:graphic xmlns:a="http://schemas.openxmlformats.org/drawingml/2006/main">
-                        <a:graphicData uri="http://schemas.microsoft.com/office/word/2010/wordprocessingShape">
-                          <wps:wsp>
-                            <wps:cNvCnPr/>
-                            <wps:spPr>
-                              <a:xfrm flipH="1">
-                                <a:off x="0" y="0"/>
-                                <a:ext cx="1272540" cy="510540"/>
-                              </a:xfrm>
-                              <a:prstGeom prst="straightConnector1">
-                                <a:avLst/>
-                              </a:prstGeom>
-                              <a:ln>
-                                <a:tailEnd type="triangle"/>
-                              </a:ln>
-                            </wps:spPr>
-                            <wps:style>
-                              <a:lnRef idx="2">
-                                <a:schemeClr val="accent1"/>
-                              </a:lnRef>
-                              <a:fillRef idx="0">
-                                <a:schemeClr val="accent1"/>
-                              </a:fillRef>
-                              <a:effectRef idx="1">
-                                <a:schemeClr val="accent1"/>
-                              </a:effectRef>
-                              <a:fontRef idx="minor">
-                                <a:schemeClr val="tx1"/>
-                              </a:fontRef>
-                            </wps:style>
-                            <wps:bodyPr/>
-                          </wps:wsp>
-                        </a:graphicData>
-                      </a:graphic>
-                    </wp:anchor>
-                  </w:drawing>
-                </mc:Choice>
-                <mc:Fallback>
-                  <w:pict>
-                    <v:shapetype w14:anchorId="351970F2" id="_x0000_t32" coordsize="21600,21600" o:spt="32" o:oned="t" path="m,l21600,21600e" filled="f">
-                      <v:path arrowok="t" fillok="f" o:connecttype="none"/>
-                      <o:lock v:ext="edit" shapetype="t"/>
-                    </v:shapetype>
-                    <v:shape id="Straight Arrow Connector 2" o:spid="_x0000_s1026" type="#_x0000_t32" style="position:absolute;margin-left:125.15pt;margin-top:5.5pt;width:100.2pt;height:40.2pt;flip:x;z-index:251660288;visibility:visible;mso-wrap-style:square;mso-wrap-distance-left:9pt;mso-wrap-distance-top:0;mso-wrap-distance-right:9pt;mso-wrap-distance-bottom:0;mso-position-horizontal:absolute;mso-position-horizontal-relative:text;mso-position-vertical:absolute;mso-position-vertical-relative:text" o:gfxdata="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" strokecolor="#156082 [3204]" strokeweight="1.5pt">
-                      <v:stroke endarrow="block" joinstyle="miter"/>
-                    </v:shape>
-                  </w:pict>
-                </mc:Fallback>
-              </mc:AlternateContent>
-            </w:r>
-          </w:p>
-          <w:p>
-            <w:pPr>
-              <w:pStyle w:val="ListParagraph"/>
-              <w:tabs>
-                <w:tab w:val="left" w:pos="4560"/>
-              </w:tabs>
-            </w:pPr>
-            <w:proofErr w:type="spellStart"/>
-            <w:r>
-              <w:t>public</w:t>
-            </w:r>
-            <w:proofErr w:type="spellEnd"/>
-            <w:r>
-              <w:t xml:space="preserve"> </w:t>
-            </w:r>
-            <w:proofErr w:type="spellStart"/>
-            <w:r>
-              <w:t>class</w:t>
-            </w:r>
-            <w:proofErr w:type="spellEnd"/>
-            <w:r>
-              <w:t xml:space="preserve"> </w:t>
-            </w:r>
-            <w:proofErr w:type="spellStart"/>
-            <w:r>
-              <w:t>UserController</w:t>
-            </w:r>
-            <w:proofErr w:type="spellEnd"/>
-            <w:r>
-              <w:t xml:space="preserve"> {</w:t>
-            </w:r>
-          </w:p>
-          <w:p>
-            <w:pPr>
-              <w:pStyle w:val="ListParagraph"/>
-              <w:tabs>
-                <w:tab w:val="left" w:pos="4560"/>
-              </w:tabs>
-            </w:pPr>
-            <w:r>
-              <w:t xml:space="preserve">    </w:t>
-            </w:r>
-            <w:proofErr w:type="spellStart"/>
-            <w:r>
-              <w:t>public</w:t>
-            </w:r>
-            <w:proofErr w:type="spellEnd"/>
-            <w:r>
-              <w:t xml:space="preserve"> </w:t>
-            </w:r>
-            <w:proofErr w:type="spellStart"/>
-            <w:r>
-              <w:t>void</w:t>
-            </w:r>
-            <w:proofErr w:type="spellEnd"/>
-            <w:r>
-              <w:t xml:space="preserve"> </w:t>
-            </w:r>
-            <w:proofErr w:type="spellStart"/>
-            <w:r>
-              <w:t>process</w:t>
-            </w:r>
-            <w:proofErr w:type="spellEnd"/>
-            <w:r>
-              <w:t>() {</w:t>
-            </w:r>
-          </w:p>
-          <w:p>
-            <w:pPr>
-              <w:pStyle w:val="ListParagraph"/>
-              <w:tabs>
-                <w:tab w:val="left" w:pos="4560"/>
-              </w:tabs>
-            </w:pPr>
-            <w:r>
-              <w:t xml:space="preserve">        </w:t>
-            </w:r>
-            <w:proofErr w:type="spellStart"/>
-            <w:r>
-              <w:t>com.myapp.models.User</w:t>
-            </w:r>
-            <w:proofErr w:type="spellEnd"/>
-            <w:r>
-              <w:t xml:space="preserve"> u = </w:t>
-            </w:r>
-            <w:proofErr w:type="spellStart"/>
-            <w:r>
-              <w:t>new</w:t>
-            </w:r>
-            <w:proofErr w:type="spellEnd"/>
-            <w:r>
-              <w:t xml:space="preserve"> </w:t>
-            </w:r>
-            <w:proofErr w:type="spellStart"/>
-            <w:r>
-              <w:t>com.myapp.models.User</w:t>
-            </w:r>
-            <w:proofErr w:type="spellEnd"/>
-            <w:r>
-              <w:t>(); // ribet &amp; panjang</w:t>
-            </w:r>
-          </w:p>
-          <w:p>
-            <w:pPr>
-              <w:pStyle w:val="ListParagraph"/>
-              <w:tabs>
-                <w:tab w:val="left" w:pos="4560"/>
-              </w:tabs>
-            </w:pPr>
-            <w:r>
-              <w:t xml:space="preserve">    }</w:t>
-            </w:r>
-          </w:p>
-          <w:p>
-            <w:pPr>
-              <w:pStyle w:val="ListParagraph"/>
-              <w:tabs>
-                <w:tab w:val="left" w:pos="4560"/>
-              </w:tabs>
-              <w:ind w:left="0"/>
-            </w:pPr>
-            <w:r>
-              <w:t>}</w:t>
-            </w:r>
-          </w:p>
-        </w:tc>
-      </w:tr>
-      <w:tr>
-        <w:tc>
-          <w:tcPr>
-            <w:tcW w:w="9350" w:type="dxa"/>
-          </w:tcPr>
-          <w:p>
-            <w:pPr>
-              <w:pStyle w:val="ListParagraph"/>
-              <w:tabs>
-                <w:tab w:val="left" w:pos="4560"/>
-              </w:tabs>
-            </w:pPr>
-            <w:proofErr w:type="spellStart"/>
-            <w:r>
-              <w:t>package</w:t>
-            </w:r>
-            <w:proofErr w:type="spellEnd"/>
-            <w:r>
-              <w:t xml:space="preserve"> </w:t>
-            </w:r>
-            <w:proofErr w:type="spellStart"/>
-            <w:r>
-              <w:t>com.myapp.controllers</w:t>
-            </w:r>
-            <w:proofErr w:type="spellEnd"/>
-            <w:r>
-              <w:t>;</w:t>
-            </w:r>
-          </w:p>
-          <w:p>
-            <w:pPr>
-              <w:pStyle w:val="ListParagraph"/>
-              <w:tabs>
-                <w:tab w:val="left" w:pos="4560"/>
-              </w:tabs>
-            </w:pPr>
-          </w:p>
-          <w:p>
-            <w:pPr>
-              <w:pStyle w:val="ListParagraph"/>
-              <w:tabs>
-                <w:tab w:val="left" w:pos="4560"/>
-              </w:tabs>
-            </w:pPr>
-            <w:proofErr w:type="spellStart"/>
-            <w:r>
-              <w:t>import</w:t>
-            </w:r>
-            <w:proofErr w:type="spellEnd"/>
-            <w:r>
-              <w:t xml:space="preserve"> </w:t>
-            </w:r>
-            <w:proofErr w:type="spellStart"/>
-            <w:r>
-              <w:t>com.myapp.models.User</w:t>
-            </w:r>
-            <w:proofErr w:type="spellEnd"/>
-            <w:r>
-              <w:t xml:space="preserve">;   // </w:t>
-            </w:r>
-            <w:proofErr w:type="spellStart"/>
-            <w:r>
-              <w:t>import</w:t>
-            </w:r>
-            <w:proofErr w:type="spellEnd"/>
-            <w:r>
-              <w:t xml:space="preserve"> </w:t>
-            </w:r>
-            <w:proofErr w:type="spellStart"/>
-            <w:r>
-              <w:t>class</w:t>
-            </w:r>
-            <w:proofErr w:type="spellEnd"/>
-            <w:r>
-              <w:t xml:space="preserve"> </w:t>
-            </w:r>
-            <w:proofErr w:type="spellStart"/>
-            <w:r>
-              <w:t>User</w:t>
-            </w:r>
-            <w:proofErr w:type="spellEnd"/>
-            <w:r>
-              <w:t xml:space="preserve"> dari </w:t>
-            </w:r>
-            <w:proofErr w:type="spellStart"/>
-            <w:r>
-              <w:t>package</w:t>
-            </w:r>
-            <w:proofErr w:type="spellEnd"/>
-            <w:r>
-              <w:t xml:space="preserve"> </w:t>
-            </w:r>
-            <w:proofErr w:type="spellStart"/>
-            <w:r>
-              <w:t>models</w:t>
-            </w:r>
-            <w:proofErr w:type="spellEnd"/>
-          </w:p>
-          <w:p>
-            <w:pPr>
-              <w:pStyle w:val="ListParagraph"/>
-              <w:tabs>
-                <w:tab w:val="left" w:pos="4560"/>
-              </w:tabs>
-            </w:pPr>
-            <w:r>
-              <w:rPr>
-                <w:noProof/>
-              </w:rPr>
-              <mc:AlternateContent>
-                <mc:Choice Requires="wps">
-                  <w:drawing>
-                    <wp:anchor distT="0" distB="0" distL="114300" distR="114300" simplePos="0" relativeHeight="251662336" behindDoc="0" locked="0" layoutInCell="1" allowOverlap="1" wp14:anchorId="13AEC6BC" wp14:editId="72FE63E9">
-                      <wp:simplePos x="0" y="0"/>
-                      <wp:positionH relativeFrom="column">
-                        <wp:posOffset>3014345</wp:posOffset>
-                      </wp:positionH>
-                      <wp:positionV relativeFrom="paragraph">
-                        <wp:posOffset>40640</wp:posOffset>
-                      </wp:positionV>
-                      <wp:extent cx="1051560" cy="464820"/>
-                      <wp:effectExtent l="0" t="0" r="15240" b="11430"/>
-                      <wp:wrapNone/>
-                      <wp:docPr id="1137901955" name="Rectangle 1"/>
-                      <wp:cNvGraphicFramePr/>
-                      <a:graphic xmlns:a="http://schemas.openxmlformats.org/drawingml/2006/main">
-                        <a:graphicData uri="http://schemas.microsoft.com/office/word/2010/wordprocessingShape">
-                          <wps:wsp>
-                            <wps:cNvSpPr/>
-                            <wps:spPr>
-                              <a:xfrm>
-                                <a:off x="0" y="0"/>
-                                <a:ext cx="1051560" cy="464820"/>
-                              </a:xfrm>
-                              <a:prstGeom prst="rect">
-                                <a:avLst/>
-                              </a:prstGeom>
-                            </wps:spPr>
-                            <wps:style>
-                              <a:lnRef idx="2">
-                                <a:schemeClr val="accent6"/>
-                              </a:lnRef>
-                              <a:fillRef idx="1">
-                                <a:schemeClr val="lt1"/>
-                              </a:fillRef>
-                              <a:effectRef idx="0">
-                                <a:schemeClr val="accent6"/>
-                              </a:effectRef>
-                              <a:fontRef idx="minor">
-                                <a:schemeClr val="dk1"/>
-                              </a:fontRef>
-                            </wps:style>
-                            <wps:txbx>
-                              <w:txbxContent>
-                                <w:p>
-                                  <w:pPr>
-                                    <w:jc w:val="center"/>
-                                  </w:pPr>
-                                  <w:r>
-                                    <w:t>Simpel</w:t>
-                                  </w:r>
-                                </w:p>
-                              </w:txbxContent>
-                            </wps:txbx>
-                            <wps:bodyPr rot="0" spcFirstLastPara="0" vertOverflow="overflow" horzOverflow="overflow" vert="horz" wrap="square" lIns="91440" tIns="45720" rIns="91440" bIns="45720" numCol="1" spcCol="0" rtlCol="0" fromWordArt="0" anchor="ctr" anchorCtr="0" forceAA="0" compatLnSpc="1">
-                              <a:prstTxWarp prst="textNoShape">
-                                <a:avLst/>
-                              </a:prstTxWarp>
-                              <a:noAutofit/>
-                            </wps:bodyPr>
-                          </wps:wsp>
-                        </a:graphicData>
-                      </a:graphic>
-                      <wp14:sizeRelH relativeFrom="margin">
-                        <wp14:pctWidth>0</wp14:pctWidth>
-                      </wp14:sizeRelH>
-                      <wp14:sizeRelV relativeFrom="margin">
-                        <wp14:pctHeight>0</wp14:pctHeight>
-                      </wp14:sizeRelV>
-                    </wp:anchor>
-                  </w:drawing>
-                </mc:Choice>
-                <mc:Fallback>
-                  <w:pict>
-                    <v:rect w14:anchorId="13AEC6BC" id="_x0000_s1027" style="position:absolute;left:0;text-align:left;margin-left:237.35pt;margin-top:3.2pt;width:82.8pt;height:36.6pt;z-index:251662336;visibility:visible;mso-wrap-style:square;mso-width-percent:0;mso-height-percent:0;mso-wrap-distance-left:9pt;mso-wrap-distance-top:0;mso-wrap-distance-right:9pt;mso-wrap-distance-bottom:0;mso-position-horizontal:absolute;mso-position-horizontal-relative:text;mso-position-vertical:absolute;mso-position-vertical-relative:text;mso-width-percent:0;mso-height-percent:0;mso-width-relative:margin;mso-height-relative:margin;v-text-anchor:middle" o:gfxdata="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" fillcolor="white [3201]" strokecolor="#4ea72e [3209]" strokeweight="1.5pt">
-                      <v:textbox>
-                        <w:txbxContent>
-                          <w:p>
-                            <w:pPr>
-                              <w:jc w:val="center"/>
-                            </w:pPr>
-                            <w:r>
-                              <w:t>Simpel</w:t>
-                            </w:r>
-                          </w:p>
-                        </w:txbxContent>
-                      </v:textbox>
-                    </v:rect>
-                  </w:pict>
-                </mc:Fallback>
-              </mc:AlternateContent>
-            </w:r>
-          </w:p>
-          <w:p>
-            <w:pPr>
-              <w:pStyle w:val="ListParagraph"/>
-              <w:tabs>
-                <w:tab w:val="left" w:pos="4560"/>
-              </w:tabs>
-            </w:pPr>
-            <w:r>
-              <w:rPr>
-                <w:noProof/>
-              </w:rPr>
-              <mc:AlternateContent>
-                <mc:Choice Requires="wps">
-                  <w:drawing>
-                    <wp:anchor distT="0" distB="0" distL="114300" distR="114300" simplePos="0" relativeHeight="251664384" behindDoc="0" locked="0" layoutInCell="1" allowOverlap="1" wp14:anchorId="1AEDAE83" wp14:editId="1CE17E70">
-                      <wp:simplePos x="0" y="0"/>
-                      <wp:positionH relativeFrom="column">
-                        <wp:posOffset>1901825</wp:posOffset>
-                      </wp:positionH>
-                      <wp:positionV relativeFrom="paragraph">
-                        <wp:posOffset>124460</wp:posOffset>
-                      </wp:positionV>
-                      <wp:extent cx="1112520" cy="251460"/>
-                      <wp:effectExtent l="38100" t="0" r="30480" b="72390"/>
-                      <wp:wrapNone/>
-                      <wp:docPr id="1319270980" name="Straight Arrow Connector 2"/>
-                      <wp:cNvGraphicFramePr/>
-                      <a:graphic xmlns:a="http://schemas.openxmlformats.org/drawingml/2006/main">
-                        <a:graphicData uri="http://schemas.microsoft.com/office/word/2010/wordprocessingShape">
-                          <wps:wsp>
-                            <wps:cNvCnPr/>
-                            <wps:spPr>
-                              <a:xfrm flipH="1">
-                                <a:off x="0" y="0"/>
-                                <a:ext cx="1112520" cy="251460"/>
-                              </a:xfrm>
-                              <a:prstGeom prst="straightConnector1">
-                                <a:avLst/>
-                              </a:prstGeom>
-                              <a:ln>
-                                <a:tailEnd type="triangle"/>
-                              </a:ln>
-                            </wps:spPr>
-                            <wps:style>
-                              <a:lnRef idx="2">
-                                <a:schemeClr val="accent1"/>
-                              </a:lnRef>
-                              <a:fillRef idx="0">
-                                <a:schemeClr val="accent1"/>
-                              </a:fillRef>
-                              <a:effectRef idx="1">
-                                <a:schemeClr val="accent1"/>
-                              </a:effectRef>
-                              <a:fontRef idx="minor">
-                                <a:schemeClr val="tx1"/>
-                              </a:fontRef>
-                            </wps:style>
-                            <wps:bodyPr/>
-                          </wps:wsp>
-                        </a:graphicData>
-                      </a:graphic>
-                      <wp14:sizeRelH relativeFrom="margin">
-                        <wp14:pctWidth>0</wp14:pctWidth>
-                      </wp14:sizeRelH>
-                      <wp14:sizeRelV relativeFrom="margin">
-                        <wp14:pctHeight>0</wp14:pctHeight>
-                      </wp14:sizeRelV>
-                    </wp:anchor>
-                  </w:drawing>
-                </mc:Choice>
-                <mc:Fallback>
-                  <w:pict>
-                    <v:shape w14:anchorId="685054C2" id="Straight Arrow Connector 2" o:spid="_x0000_s1026" type="#_x0000_t32" style="position:absolute;margin-left:149.75pt;margin-top:9.8pt;width:87.6pt;height:19.8pt;flip:x;z-index:251664384;visibility:visible;mso-wrap-style:square;mso-width-percent:0;mso-height-percent:0;mso-wrap-distance-left:9pt;mso-wrap-distance-top:0;mso-wrap-distance-right:9pt;mso-wrap-distance-bottom:0;mso-position-horizontal:absolute;mso-position-horizontal-relative:text;mso-position-vertical:absolute;mso-position-vertical-relative:text;mso-width-percent:0;mso-height-percent:0;mso-width-relative:margin;mso-height-relative:margin" o:gfxdata="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" strokecolor="#156082 [3204]" strokeweight="1.5pt">
-                      <v:stroke endarrow="block" joinstyle="miter"/>
-                    </v:shape>
-                  </w:pict>
-                </mc:Fallback>
-              </mc:AlternateContent>
-            </w:r>
-            <w:proofErr w:type="spellStart"/>
-            <w:r>
-              <w:t>public</w:t>
-            </w:r>
-            <w:proofErr w:type="spellEnd"/>
-            <w:r>
-              <w:t xml:space="preserve"> </w:t>
-            </w:r>
-            <w:proofErr w:type="spellStart"/>
-            <w:r>
-              <w:t>class</w:t>
-            </w:r>
-            <w:proofErr w:type="spellEnd"/>
-            <w:r>
-              <w:t xml:space="preserve"> </w:t>
-            </w:r>
-            <w:proofErr w:type="spellStart"/>
-            <w:r>
-              <w:t>UserController</w:t>
-            </w:r>
-            <w:proofErr w:type="spellEnd"/>
-            <w:r>
-              <w:t xml:space="preserve"> {</w:t>
-            </w:r>
-          </w:p>
-          <w:p>
-            <w:pPr>
-              <w:pStyle w:val="ListParagraph"/>
-              <w:tabs>
-                <w:tab w:val="left" w:pos="4560"/>
-              </w:tabs>
-            </w:pPr>
-            <w:r>
-              <w:t xml:space="preserve">    </w:t>
-            </w:r>
-            <w:proofErr w:type="spellStart"/>
-            <w:r>
-              <w:t>public</w:t>
-            </w:r>
-            <w:proofErr w:type="spellEnd"/>
-            <w:r>
-              <w:t xml:space="preserve"> </w:t>
-            </w:r>
-            <w:proofErr w:type="spellStart"/>
-            <w:r>
-              <w:t>void</w:t>
-            </w:r>
-            <w:proofErr w:type="spellEnd"/>
-            <w:r>
-              <w:t xml:space="preserve"> </w:t>
-            </w:r>
-            <w:proofErr w:type="spellStart"/>
-            <w:r>
-              <w:t>process</w:t>
-            </w:r>
-            <w:proofErr w:type="spellEnd"/>
-            <w:r>
-              <w:t>() {</w:t>
-            </w:r>
-          </w:p>
-          <w:p>
-            <w:pPr>
-              <w:pStyle w:val="ListParagraph"/>
-              <w:tabs>
-                <w:tab w:val="left" w:pos="4560"/>
-              </w:tabs>
-            </w:pPr>
-            <w:r>
-              <w:t xml:space="preserve">        </w:t>
-            </w:r>
-            <w:proofErr w:type="spellStart"/>
-            <w:r>
-              <w:t>User</w:t>
-            </w:r>
-            <w:proofErr w:type="spellEnd"/>
-            <w:r>
-              <w:t xml:space="preserve"> u = </w:t>
-            </w:r>
-            <w:proofErr w:type="spellStart"/>
-            <w:r>
-              <w:t>new</w:t>
-            </w:r>
-            <w:proofErr w:type="spellEnd"/>
-            <w:r>
-              <w:t xml:space="preserve"> </w:t>
-            </w:r>
-            <w:proofErr w:type="spellStart"/>
-            <w:r>
-              <w:t>User</w:t>
-            </w:r>
-            <w:proofErr w:type="spellEnd"/>
-            <w:r>
-              <w:t xml:space="preserve">();    // cukup nama </w:t>
-            </w:r>
-            <w:proofErr w:type="spellStart"/>
-            <w:r>
-              <w:t>class-nya</w:t>
-            </w:r>
-            <w:proofErr w:type="spellEnd"/>
-            <w:r>
-              <w:t xml:space="preserve"> </w:t>
-            </w:r>
-            <w:proofErr w:type="spellStart"/>
-            <w:r>
-              <w:t>aja</w:t>
-            </w:r>
-            <w:proofErr w:type="spellEnd"/>
-          </w:p>
-          <w:p>
-            <w:pPr>
-              <w:pStyle w:val="ListParagraph"/>
-              <w:tabs>
-                <w:tab w:val="left" w:pos="4560"/>
-              </w:tabs>
-            </w:pPr>
-            <w:r>
-              <w:t xml:space="preserve">    }</w:t>
-            </w:r>
-          </w:p>
-          <w:p>
-            <w:pPr>
-              <w:pStyle w:val="ListParagraph"/>
-              <w:tabs>
-                <w:tab w:val="left" w:pos="4560"/>
-              </w:tabs>
-              <w:ind w:left="0"/>
-            </w:pPr>
-            <w:r>
-              <w:t>}</w:t>
-            </w:r>
-          </w:p>
-        </w:tc>
-      </w:tr>
-    </w:tbl>
-    <w:p>
-      <w:pPr>
-        <w:pStyle w:val="ListParagraph"/>
-        <w:tabs>
-          <w:tab w:val="left" w:pos="4560"/>
-        </w:tabs>
-      </w:pPr>
-      <w:r>
-        <w:tab/>
+        <w:t xml:space="preserve"> yang pertama kali dijalankan pada saat pembuatan suatu obyek. </w:t>
       </w:r>
     </w:p>
     <w:p>
@@ -1350,15 +385,23 @@
         <w:pStyle w:val="ListParagraph"/>
         <w:numPr>
           <w:ilvl w:val="0"/>
-          <w:numId w:val="24"/>
+          <w:numId w:val="27"/>
         </w:numPr>
       </w:pPr>
       <w:r>
-        <w:t xml:space="preserve">Apakah kegunaan kata kunci </w:t>
+        <w:t xml:space="preserve">Apakah yang dimaksud dengan </w:t>
       </w:r>
       <w:proofErr w:type="spellStart"/>
       <w:r>
-        <w:t>this</w:t>
+        <w:t>overloading</w:t>
+      </w:r>
+      <w:proofErr w:type="spellEnd"/>
+      <w:r>
+        <w:t xml:space="preserve"> </w:t>
+      </w:r>
+      <w:proofErr w:type="spellStart"/>
+      <w:r>
+        <w:t>constructor</w:t>
       </w:r>
       <w:proofErr w:type="spellEnd"/>
       <w:r>
@@ -1368,737 +411,81 @@
     <w:p>
       <w:pPr>
         <w:pStyle w:val="ListParagraph"/>
-        <w:numPr>
-          <w:ilvl w:val="1"/>
-          <w:numId w:val="24"/>
-        </w:numPr>
-      </w:pPr>
-      <w:r>
-        <w:t xml:space="preserve">untuk menunjukkan suatu </w:t>
+      </w:pPr>
+      <w:r>
+        <w:t xml:space="preserve">Terdapat lebih dari satu </w:t>
       </w:r>
       <w:proofErr w:type="spellStart"/>
       <w:r>
-        <w:t>member</w:t>
+        <w:t>constructor</w:t>
       </w:r>
       <w:proofErr w:type="spellEnd"/>
       <w:r>
-        <w:t xml:space="preserve"> dalam </w:t>
+        <w:t xml:space="preserve"> dalam suatu </w:t>
       </w:r>
       <w:proofErr w:type="spellStart"/>
       <w:r>
-        <w:t>classnya</w:t>
+        <w:t>class</w:t>
       </w:r>
       <w:proofErr w:type="spellEnd"/>
       <w:r>
-        <w:t xml:space="preserve"> sendiri. </w:t>
-      </w:r>
-      <w:proofErr w:type="spellStart"/>
-      <w:r>
-        <w:t>This</w:t>
-      </w:r>
-      <w:proofErr w:type="spellEnd"/>
-      <w:r>
-        <w:t xml:space="preserve"> dapat digunakan baik untuk data </w:t>
-      </w:r>
-      <w:proofErr w:type="spellStart"/>
-      <w:r>
-        <w:t>member</w:t>
-      </w:r>
-      <w:proofErr w:type="spellEnd"/>
-      <w:r>
-        <w:t xml:space="preserve"> maupun untuk </w:t>
-      </w:r>
-      <w:proofErr w:type="spellStart"/>
-      <w:r>
-        <w:t>function</w:t>
-      </w:r>
-      <w:proofErr w:type="spellEnd"/>
-      <w:r>
-        <w:t xml:space="preserve"> </w:t>
-      </w:r>
-      <w:proofErr w:type="spellStart"/>
-      <w:r>
-        <w:t>member</w:t>
-      </w:r>
-      <w:proofErr w:type="spellEnd"/>
-      <w:r>
-        <w:t xml:space="preserve">, serta dapat juga digunakan untuk </w:t>
-      </w:r>
-      <w:proofErr w:type="spellStart"/>
-      <w:r>
-        <w:t>konstruktor</w:t>
-      </w:r>
-      <w:proofErr w:type="spellEnd"/>
-      <w:r>
         <w:t>.</w:t>
-      </w:r>
-    </w:p>
-    <w:tbl>
-      <w:tblPr>
-        <w:tblStyle w:val="TableGrid"/>
-        <w:tblW w:w="0" w:type="auto"/>
-        <w:tblInd w:w="1440" w:type="dxa"/>
-        <w:tblLook w:val="04A0" w:firstRow="1" w:lastRow="0" w:firstColumn="1" w:lastColumn="0" w:noHBand="0" w:noVBand="1"/>
-      </w:tblPr>
-      <w:tblGrid>
-        <w:gridCol w:w="7910"/>
-      </w:tblGrid>
-      <w:tr>
-        <w:tc>
-          <w:tcPr>
-            <w:tcW w:w="9350" w:type="dxa"/>
-          </w:tcPr>
-          <w:p>
-            <w:proofErr w:type="spellStart"/>
-            <w:r>
-              <w:t>public</w:t>
-            </w:r>
-            <w:proofErr w:type="spellEnd"/>
-            <w:r>
-              <w:t xml:space="preserve"> </w:t>
-            </w:r>
-            <w:proofErr w:type="spellStart"/>
-            <w:r>
-              <w:t>class</w:t>
-            </w:r>
-            <w:proofErr w:type="spellEnd"/>
-            <w:r>
-              <w:t xml:space="preserve"> </w:t>
-            </w:r>
-            <w:proofErr w:type="spellStart"/>
-            <w:r>
-              <w:t>User</w:t>
-            </w:r>
-            <w:proofErr w:type="spellEnd"/>
-            <w:r>
-              <w:t xml:space="preserve"> {</w:t>
-            </w:r>
-          </w:p>
-          <w:p>
-            <w:r>
-              <w:t xml:space="preserve">    </w:t>
-            </w:r>
-            <w:proofErr w:type="spellStart"/>
-            <w:r>
-              <w:t>private</w:t>
-            </w:r>
-            <w:proofErr w:type="spellEnd"/>
-            <w:r>
-              <w:t xml:space="preserve"> </w:t>
-            </w:r>
-            <w:proofErr w:type="spellStart"/>
-            <w:r>
-              <w:t>String</w:t>
-            </w:r>
-            <w:proofErr w:type="spellEnd"/>
-            <w:r>
-              <w:t xml:space="preserve"> </w:t>
-            </w:r>
-            <w:proofErr w:type="spellStart"/>
-            <w:r>
-              <w:t>name</w:t>
-            </w:r>
-            <w:proofErr w:type="spellEnd"/>
-            <w:r>
-              <w:t>;</w:t>
-            </w:r>
-          </w:p>
-          <w:p>
-            <w:r>
-              <w:t xml:space="preserve">    </w:t>
-            </w:r>
-            <w:proofErr w:type="spellStart"/>
-            <w:r>
-              <w:t>private</w:t>
-            </w:r>
-            <w:proofErr w:type="spellEnd"/>
-            <w:r>
-              <w:t xml:space="preserve"> </w:t>
-            </w:r>
-            <w:proofErr w:type="spellStart"/>
-            <w:r>
-              <w:t>String</w:t>
-            </w:r>
-            <w:proofErr w:type="spellEnd"/>
-            <w:r>
-              <w:t xml:space="preserve"> email;</w:t>
-            </w:r>
-          </w:p>
-          <w:p/>
-          <w:p>
-            <w:r>
-              <w:rPr>
-                <w:noProof/>
-              </w:rPr>
-              <w:lastRenderedPageBreak/>
-              <mc:AlternateContent>
-                <mc:Choice Requires="wps">
-                  <w:drawing>
-                    <wp:anchor distT="0" distB="0" distL="114300" distR="114300" simplePos="0" relativeHeight="251669504" behindDoc="0" locked="0" layoutInCell="1" allowOverlap="1" wp14:anchorId="7F5D4F41" wp14:editId="7F89A1A9">
-                      <wp:simplePos x="0" y="0"/>
-                      <wp:positionH relativeFrom="column">
-                        <wp:posOffset>1322705</wp:posOffset>
-                      </wp:positionH>
-                      <wp:positionV relativeFrom="paragraph">
-                        <wp:posOffset>-135890</wp:posOffset>
-                      </wp:positionV>
-                      <wp:extent cx="624840" cy="533400"/>
-                      <wp:effectExtent l="38100" t="0" r="22860" b="57150"/>
-                      <wp:wrapNone/>
-                      <wp:docPr id="1214891611" name="Straight Arrow Connector 5"/>
-                      <wp:cNvGraphicFramePr/>
-                      <a:graphic xmlns:a="http://schemas.openxmlformats.org/drawingml/2006/main">
-                        <a:graphicData uri="http://schemas.microsoft.com/office/word/2010/wordprocessingShape">
-                          <wps:wsp>
-                            <wps:cNvCnPr/>
-                            <wps:spPr>
-                              <a:xfrm flipH="1">
-                                <a:off x="0" y="0"/>
-                                <a:ext cx="624840" cy="533400"/>
-                              </a:xfrm>
-                              <a:prstGeom prst="straightConnector1">
-                                <a:avLst/>
-                              </a:prstGeom>
-                              <a:ln>
-                                <a:tailEnd type="triangle"/>
-                              </a:ln>
-                            </wps:spPr>
-                            <wps:style>
-                              <a:lnRef idx="2">
-                                <a:schemeClr val="accent1"/>
-                              </a:lnRef>
-                              <a:fillRef idx="0">
-                                <a:schemeClr val="accent1"/>
-                              </a:fillRef>
-                              <a:effectRef idx="1">
-                                <a:schemeClr val="accent1"/>
-                              </a:effectRef>
-                              <a:fontRef idx="minor">
-                                <a:schemeClr val="tx1"/>
-                              </a:fontRef>
-                            </wps:style>
-                            <wps:bodyPr/>
-                          </wps:wsp>
-                        </a:graphicData>
-                      </a:graphic>
-                      <wp14:sizeRelH relativeFrom="margin">
-                        <wp14:pctWidth>0</wp14:pctWidth>
-                      </wp14:sizeRelH>
-                      <wp14:sizeRelV relativeFrom="margin">
-                        <wp14:pctHeight>0</wp14:pctHeight>
-                      </wp14:sizeRelV>
-                    </wp:anchor>
-                  </w:drawing>
-                </mc:Choice>
-                <mc:Fallback>
-                  <w:pict>
-                    <v:shape w14:anchorId="437EDEC1" id="Straight Arrow Connector 5" o:spid="_x0000_s1026" type="#_x0000_t32" style="position:absolute;margin-left:104.15pt;margin-top:-10.7pt;width:49.2pt;height:42pt;flip:x;z-index:251669504;visibility:visible;mso-wrap-style:square;mso-width-percent:0;mso-height-percent:0;mso-wrap-distance-left:9pt;mso-wrap-distance-top:0;mso-wrap-distance-right:9pt;mso-wrap-distance-bottom:0;mso-position-horizontal:absolute;mso-position-horizontal-relative:text;mso-position-vertical:absolute;mso-position-vertical-relative:text;mso-width-percent:0;mso-height-percent:0;mso-width-relative:margin;mso-height-relative:margin" o:gfxdata="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" strokecolor="#156082 [3204]" strokeweight="1.5pt">
-                      <v:stroke endarrow="block" joinstyle="miter"/>
-                    </v:shape>
-                  </w:pict>
-                </mc:Fallback>
-              </mc:AlternateContent>
-            </w:r>
-            <w:r>
-              <w:rPr>
-                <w:noProof/>
-              </w:rPr>
-              <mc:AlternateContent>
-                <mc:Choice Requires="wps">
-                  <w:drawing>
-                    <wp:anchor distT="0" distB="0" distL="114300" distR="114300" simplePos="0" relativeHeight="251667456" behindDoc="0" locked="0" layoutInCell="1" allowOverlap="1" wp14:anchorId="6D6E2375" wp14:editId="54A31AF3">
-                      <wp:simplePos x="0" y="0"/>
-                      <wp:positionH relativeFrom="column">
-                        <wp:posOffset>1947545</wp:posOffset>
-                      </wp:positionH>
-                      <wp:positionV relativeFrom="paragraph">
-                        <wp:posOffset>-349250</wp:posOffset>
-                      </wp:positionV>
-                      <wp:extent cx="1181100" cy="411480"/>
-                      <wp:effectExtent l="0" t="0" r="19050" b="26670"/>
-                      <wp:wrapNone/>
-                      <wp:docPr id="1317498911" name="Rectangle 3"/>
-                      <wp:cNvGraphicFramePr/>
-                      <a:graphic xmlns:a="http://schemas.openxmlformats.org/drawingml/2006/main">
-                        <a:graphicData uri="http://schemas.microsoft.com/office/word/2010/wordprocessingShape">
-                          <wps:wsp>
-                            <wps:cNvSpPr/>
-                            <wps:spPr>
-                              <a:xfrm>
-                                <a:off x="0" y="0"/>
-                                <a:ext cx="1181100" cy="411480"/>
-                              </a:xfrm>
-                              <a:prstGeom prst="rect">
-                                <a:avLst/>
-                              </a:prstGeom>
-                            </wps:spPr>
-                            <wps:style>
-                              <a:lnRef idx="2">
-                                <a:schemeClr val="accent6"/>
-                              </a:lnRef>
-                              <a:fillRef idx="1">
-                                <a:schemeClr val="lt1"/>
-                              </a:fillRef>
-                              <a:effectRef idx="0">
-                                <a:schemeClr val="accent6"/>
-                              </a:effectRef>
-                              <a:fontRef idx="minor">
-                                <a:schemeClr val="dk1"/>
-                              </a:fontRef>
-                            </wps:style>
-                            <wps:txbx>
-                              <w:txbxContent>
-                                <w:p>
-                                  <w:pPr>
-                                    <w:jc w:val="center"/>
-                                  </w:pPr>
-                                  <w:r>
-                                    <w:t>Ini parameter</w:t>
-                                  </w:r>
-                                </w:p>
-                              </w:txbxContent>
-                            </wps:txbx>
-                            <wps:bodyPr rot="0" spcFirstLastPara="0" vertOverflow="overflow" horzOverflow="overflow" vert="horz" wrap="square" lIns="91440" tIns="45720" rIns="91440" bIns="45720" numCol="1" spcCol="0" rtlCol="0" fromWordArt="0" anchor="ctr" anchorCtr="0" forceAA="0" compatLnSpc="1">
-                              <a:prstTxWarp prst="textNoShape">
-                                <a:avLst/>
-                              </a:prstTxWarp>
-                              <a:noAutofit/>
-                            </wps:bodyPr>
-                          </wps:wsp>
-                        </a:graphicData>
-                      </a:graphic>
-                      <wp14:sizeRelH relativeFrom="margin">
-                        <wp14:pctWidth>0</wp14:pctWidth>
-                      </wp14:sizeRelH>
-                      <wp14:sizeRelV relativeFrom="margin">
-                        <wp14:pctHeight>0</wp14:pctHeight>
-                      </wp14:sizeRelV>
-                    </wp:anchor>
-                  </w:drawing>
-                </mc:Choice>
-                <mc:Fallback>
-                  <w:pict>
-                    <v:rect w14:anchorId="6D6E2375" id="Rectangle 3" o:spid="_x0000_s1028" style="position:absolute;margin-left:153.35pt;margin-top:-27.5pt;width:93pt;height:32.4pt;z-index:251667456;visibility:visible;mso-wrap-style:square;mso-width-percent:0;mso-height-percent:0;mso-wrap-distance-left:9pt;mso-wrap-distance-top:0;mso-wrap-distance-right:9pt;mso-wrap-distance-bottom:0;mso-position-horizontal:absolute;mso-position-horizontal-relative:text;mso-position-vertical:absolute;mso-position-vertical-relative:text;mso-width-percent:0;mso-height-percent:0;mso-width-relative:margin;mso-height-relative:margin;v-text-anchor:middle" o:gfxdata="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" fillcolor="white [3201]" strokecolor="#4ea72e [3209]" strokeweight="1.5pt">
-                      <v:textbox>
-                        <w:txbxContent>
-                          <w:p>
-                            <w:pPr>
-                              <w:jc w:val="center"/>
-                            </w:pPr>
-                            <w:r>
-                              <w:t>Ini parameter</w:t>
-                            </w:r>
-                          </w:p>
-                        </w:txbxContent>
-                      </v:textbox>
-                    </v:rect>
-                  </w:pict>
-                </mc:Fallback>
-              </mc:AlternateContent>
-            </w:r>
-            <w:r>
-              <w:t xml:space="preserve">    // </w:t>
-            </w:r>
-            <w:proofErr w:type="spellStart"/>
-            <w:r>
-              <w:t>constructor</w:t>
-            </w:r>
-            <w:proofErr w:type="spellEnd"/>
-          </w:p>
-          <w:p>
-            <w:r>
-              <w:t xml:space="preserve">    </w:t>
-            </w:r>
-            <w:proofErr w:type="spellStart"/>
-            <w:r>
-              <w:t>public</w:t>
-            </w:r>
-            <w:proofErr w:type="spellEnd"/>
-            <w:r>
-              <w:t xml:space="preserve"> </w:t>
-            </w:r>
-            <w:proofErr w:type="spellStart"/>
-            <w:r>
-              <w:t>User</w:t>
-            </w:r>
-            <w:proofErr w:type="spellEnd"/>
-            <w:r>
-              <w:t>(</w:t>
-            </w:r>
-            <w:proofErr w:type="spellStart"/>
-            <w:r>
-              <w:t>String</w:t>
-            </w:r>
-            <w:proofErr w:type="spellEnd"/>
-            <w:r>
-              <w:t xml:space="preserve"> </w:t>
-            </w:r>
-            <w:proofErr w:type="spellStart"/>
-            <w:r>
-              <w:t>name</w:t>
-            </w:r>
-            <w:proofErr w:type="spellEnd"/>
-            <w:r>
-              <w:t xml:space="preserve">, </w:t>
-            </w:r>
-            <w:proofErr w:type="spellStart"/>
-            <w:r>
-              <w:t>String</w:t>
-            </w:r>
-            <w:proofErr w:type="spellEnd"/>
-            <w:r>
-              <w:t xml:space="preserve"> email) {</w:t>
-            </w:r>
-          </w:p>
-          <w:p>
-            <w:r>
-              <w:t xml:space="preserve">        this.name = </w:t>
-            </w:r>
-            <w:proofErr w:type="spellStart"/>
-            <w:r>
-              <w:t>name</w:t>
-            </w:r>
-            <w:proofErr w:type="spellEnd"/>
-            <w:r>
-              <w:t xml:space="preserve">; </w:t>
-            </w:r>
-          </w:p>
-          <w:p>
-            <w:r>
-              <w:t xml:space="preserve">        </w:t>
-            </w:r>
-            <w:proofErr w:type="spellStart"/>
-            <w:r>
-              <w:t>this.email</w:t>
-            </w:r>
-            <w:proofErr w:type="spellEnd"/>
-            <w:r>
-              <w:t xml:space="preserve"> = email;</w:t>
-            </w:r>
-          </w:p>
-          <w:p>
-            <w:r>
-              <w:t xml:space="preserve">    }</w:t>
-            </w:r>
-          </w:p>
-          <w:p>
-            <w:r>
-              <w:t>}</w:t>
-            </w:r>
-          </w:p>
-        </w:tc>
-      </w:tr>
-    </w:tbl>
-    <w:p>
-      <w:pPr>
-        <w:pStyle w:val="ListParagraph"/>
-        <w:ind w:left="1440"/>
-      </w:pPr>
-      <w:r>
-        <w:rPr>
-          <w:noProof/>
-        </w:rPr>
-        <w:lastRenderedPageBreak/>
-        <mc:AlternateContent>
-          <mc:Choice Requires="wps">
-            <w:drawing>
-              <wp:anchor distT="0" distB="0" distL="114300" distR="114300" simplePos="0" relativeHeight="251665408" behindDoc="0" locked="0" layoutInCell="1" allowOverlap="1" wp14:anchorId="35F38589" wp14:editId="3F858142">
-                <wp:simplePos x="0" y="0"/>
-                <wp:positionH relativeFrom="column">
-                  <wp:posOffset>-236220</wp:posOffset>
-                </wp:positionH>
-                <wp:positionV relativeFrom="paragraph">
-                  <wp:posOffset>-1506220</wp:posOffset>
-                </wp:positionV>
-                <wp:extent cx="1005840" cy="411480"/>
-                <wp:effectExtent l="0" t="0" r="22860" b="26670"/>
-                <wp:wrapNone/>
-                <wp:docPr id="1278558781" name="Rectangle 3"/>
-                <wp:cNvGraphicFramePr/>
-                <a:graphic xmlns:a="http://schemas.openxmlformats.org/drawingml/2006/main">
-                  <a:graphicData uri="http://schemas.microsoft.com/office/word/2010/wordprocessingShape">
-                    <wps:wsp>
-                      <wps:cNvSpPr/>
-                      <wps:spPr>
-                        <a:xfrm>
-                          <a:off x="0" y="0"/>
-                          <a:ext cx="1005840" cy="411480"/>
-                        </a:xfrm>
-                        <a:prstGeom prst="rect">
-                          <a:avLst/>
-                        </a:prstGeom>
-                      </wps:spPr>
-                      <wps:style>
-                        <a:lnRef idx="2">
-                          <a:schemeClr val="accent6"/>
-                        </a:lnRef>
-                        <a:fillRef idx="1">
-                          <a:schemeClr val="lt1"/>
-                        </a:fillRef>
-                        <a:effectRef idx="0">
-                          <a:schemeClr val="accent6"/>
-                        </a:effectRef>
-                        <a:fontRef idx="minor">
-                          <a:schemeClr val="dk1"/>
-                        </a:fontRef>
-                      </wps:style>
-                      <wps:txbx>
-                        <w:txbxContent>
-                          <w:p>
-                            <w:pPr>
-                              <w:jc w:val="center"/>
-                            </w:pPr>
-                            <w:r>
-                              <w:t xml:space="preserve">Ini </w:t>
-                            </w:r>
-                            <w:r>
-                              <w:t>field</w:t>
-                            </w:r>
-                          </w:p>
-                        </w:txbxContent>
-                      </wps:txbx>
-                      <wps:bodyPr rot="0" spcFirstLastPara="0" vertOverflow="overflow" horzOverflow="overflow" vert="horz" wrap="square" lIns="91440" tIns="45720" rIns="91440" bIns="45720" numCol="1" spcCol="0" rtlCol="0" fromWordArt="0" anchor="ctr" anchorCtr="0" forceAA="0" compatLnSpc="1">
-                        <a:prstTxWarp prst="textNoShape">
-                          <a:avLst/>
-                        </a:prstTxWarp>
-                        <a:noAutofit/>
-                      </wps:bodyPr>
-                    </wps:wsp>
-                  </a:graphicData>
-                </a:graphic>
-                <wp14:sizeRelH relativeFrom="margin">
-                  <wp14:pctWidth>0</wp14:pctWidth>
-                </wp14:sizeRelH>
-                <wp14:sizeRelV relativeFrom="margin">
-                  <wp14:pctHeight>0</wp14:pctHeight>
-                </wp14:sizeRelV>
-              </wp:anchor>
-            </w:drawing>
-          </mc:Choice>
-          <mc:Fallback>
-            <w:pict>
-              <v:rect w14:anchorId="35F38589" id="_x0000_s1029" style="position:absolute;left:0;text-align:left;margin-left:-18.6pt;margin-top:-118.6pt;width:79.2pt;height:32.4pt;z-index:251665408;visibility:visible;mso-wrap-style:square;mso-width-percent:0;mso-height-percent:0;mso-wrap-distance-left:9pt;mso-wrap-distance-top:0;mso-wrap-distance-right:9pt;mso-wrap-distance-bottom:0;mso-position-horizontal:absolute;mso-position-horizontal-relative:text;mso-position-vertical:absolute;mso-position-vertical-relative:text;mso-width-percent:0;mso-height-percent:0;mso-width-relative:margin;mso-height-relative:margin;v-text-anchor:middle" o:gfxdata="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" fillcolor="white [3201]" strokecolor="#4ea72e [3209]" strokeweight="1.5pt">
-                <v:textbox>
-                  <w:txbxContent>
-                    <w:p>
-                      <w:pPr>
-                        <w:jc w:val="center"/>
-                      </w:pPr>
-                      <w:r>
-                        <w:t xml:space="preserve">Ini </w:t>
-                      </w:r>
-                      <w:r>
-                        <w:t>field</w:t>
-                      </w:r>
-                    </w:p>
-                  </w:txbxContent>
-                </v:textbox>
-              </v:rect>
-            </w:pict>
-          </mc:Fallback>
-        </mc:AlternateContent>
-      </w:r>
-      <w:r>
-        <w:rPr>
-          <w:noProof/>
-        </w:rPr>
-        <mc:AlternateContent>
-          <mc:Choice Requires="wps">
-            <w:drawing>
-              <wp:anchor distT="0" distB="0" distL="114300" distR="114300" simplePos="0" relativeHeight="251668480" behindDoc="0" locked="0" layoutInCell="1" allowOverlap="1" wp14:anchorId="1B43AA12" wp14:editId="7FBC9C89">
-                <wp:simplePos x="0" y="0"/>
-                <wp:positionH relativeFrom="column">
-                  <wp:posOffset>769620</wp:posOffset>
-                </wp:positionH>
-                <wp:positionV relativeFrom="paragraph">
-                  <wp:posOffset>-1300480</wp:posOffset>
-                </wp:positionV>
-                <wp:extent cx="716280" cy="640080"/>
-                <wp:effectExtent l="0" t="0" r="64770" b="64770"/>
-                <wp:wrapNone/>
-                <wp:docPr id="605078737" name="Straight Arrow Connector 4"/>
-                <wp:cNvGraphicFramePr/>
-                <a:graphic xmlns:a="http://schemas.openxmlformats.org/drawingml/2006/main">
-                  <a:graphicData uri="http://schemas.microsoft.com/office/word/2010/wordprocessingShape">
-                    <wps:wsp>
-                      <wps:cNvCnPr/>
-                      <wps:spPr>
-                        <a:xfrm>
-                          <a:off x="0" y="0"/>
-                          <a:ext cx="716280" cy="640080"/>
-                        </a:xfrm>
-                        <a:prstGeom prst="straightConnector1">
-                          <a:avLst/>
-                        </a:prstGeom>
-                        <a:ln>
-                          <a:tailEnd type="triangle"/>
-                        </a:ln>
-                      </wps:spPr>
-                      <wps:style>
-                        <a:lnRef idx="2">
-                          <a:schemeClr val="accent1"/>
-                        </a:lnRef>
-                        <a:fillRef idx="0">
-                          <a:schemeClr val="accent1"/>
-                        </a:fillRef>
-                        <a:effectRef idx="1">
-                          <a:schemeClr val="accent1"/>
-                        </a:effectRef>
-                        <a:fontRef idx="minor">
-                          <a:schemeClr val="tx1"/>
-                        </a:fontRef>
-                      </wps:style>
-                      <wps:bodyPr/>
-                    </wps:wsp>
-                  </a:graphicData>
-                </a:graphic>
-                <wp14:sizeRelH relativeFrom="margin">
-                  <wp14:pctWidth>0</wp14:pctWidth>
-                </wp14:sizeRelH>
-                <wp14:sizeRelV relativeFrom="margin">
-                  <wp14:pctHeight>0</wp14:pctHeight>
-                </wp14:sizeRelV>
-              </wp:anchor>
-            </w:drawing>
-          </mc:Choice>
-          <mc:Fallback>
-            <w:pict>
-              <v:shape w14:anchorId="60854F02" id="Straight Arrow Connector 4" o:spid="_x0000_s1026" type="#_x0000_t32" style="position:absolute;margin-left:60.6pt;margin-top:-102.4pt;width:56.4pt;height:50.4pt;z-index:251668480;visibility:visible;mso-wrap-style:square;mso-width-percent:0;mso-height-percent:0;mso-wrap-distance-left:9pt;mso-wrap-distance-top:0;mso-wrap-distance-right:9pt;mso-wrap-distance-bottom:0;mso-position-horizontal:absolute;mso-position-horizontal-relative:text;mso-position-vertical:absolute;mso-position-vertical-relative:text;mso-width-percent:0;mso-height-percent:0;mso-width-relative:margin;mso-height-relative:margin" o:gfxdata="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" strokecolor="#156082 [3204]" strokeweight="1.5pt">
-                <v:stroke endarrow="block" joinstyle="miter"/>
-              </v:shape>
-            </w:pict>
-          </mc:Fallback>
-        </mc:AlternateContent>
       </w:r>
     </w:p>
     <w:p>
       <w:pPr>
         <w:pStyle w:val="ListParagraph"/>
-        <w:ind w:left="1080"/>
-      </w:pPr>
-      <w:proofErr w:type="spellStart"/>
-      <w:r>
-        <w:t>this.data_member</w:t>
-      </w:r>
-      <w:proofErr w:type="spellEnd"/>
-      <w:r>
-        <w:t xml:space="preserve">  →  merujuk pada data </w:t>
-      </w:r>
-      <w:proofErr w:type="spellStart"/>
-      <w:r>
-        <w:t>member</w:t>
-      </w:r>
-      <w:proofErr w:type="spellEnd"/>
-      <w:r>
-        <w:t xml:space="preserve"> </w:t>
-      </w:r>
+      </w:pPr>
     </w:p>
     <w:p>
       <w:pPr>
-        <w:pStyle w:val="ListParagraph"/>
-        <w:ind w:left="1080"/>
-      </w:pPr>
-      <w:proofErr w:type="spellStart"/>
-      <w:r>
-        <w:t>this.function_member</w:t>
-      </w:r>
-      <w:proofErr w:type="spellEnd"/>
-      <w:r>
-        <w:t xml:space="preserve">() →  merujuk pada </w:t>
-      </w:r>
-      <w:proofErr w:type="spellStart"/>
-      <w:r>
-        <w:t>function</w:t>
-      </w:r>
-      <w:proofErr w:type="spellEnd"/>
-      <w:r>
-        <w:t xml:space="preserve"> </w:t>
-      </w:r>
-      <w:proofErr w:type="spellStart"/>
-      <w:r>
-        <w:t>member</w:t>
-      </w:r>
-      <w:proofErr w:type="spellEnd"/>
-      <w:r>
-        <w:t xml:space="preserve"> </w:t>
+        <w:rPr>
+          <w:b/>
+          <w:bCs/>
+          <w:sz w:val="28"/>
+          <w:szCs w:val="28"/>
+        </w:rPr>
+      </w:pPr>
+      <w:r>
+        <w:rPr>
+          <w:b/>
+          <w:bCs/>
+          <w:sz w:val="28"/>
+          <w:szCs w:val="28"/>
+        </w:rPr>
+        <w:t>P</w:t>
+      </w:r>
+      <w:r>
+        <w:rPr>
+          <w:b/>
+          <w:bCs/>
+          <w:sz w:val="28"/>
+          <w:szCs w:val="28"/>
+        </w:rPr>
+        <w:t>ERCOBAAN</w:t>
       </w:r>
     </w:p>
     <w:p>
       <w:pPr>
-        <w:pStyle w:val="ListParagraph"/>
-        <w:ind w:left="1080"/>
-      </w:pPr>
+        <w:rPr>
+          <w:b/>
+          <w:bCs/>
+        </w:rPr>
+      </w:pPr>
+      <w:r>
+        <w:rPr>
+          <w:b/>
+          <w:bCs/>
+        </w:rPr>
+        <w:t xml:space="preserve">Percobaan 1 : Melakukan enkapsulasi pada suatu </w:t>
+      </w:r>
       <w:proofErr w:type="spellStart"/>
       <w:r>
-        <w:t>this</w:t>
-      </w:r>
-      <w:proofErr w:type="spellEnd"/>
-      <w:r>
-        <w:t xml:space="preserve">() →  merujuk pada </w:t>
-      </w:r>
-      <w:proofErr w:type="spellStart"/>
-      <w:r>
-        <w:t>konstruktor</w:t>
-      </w:r>
-      <w:proofErr w:type="spellEnd"/>
-      <w:r>
-        <w:rPr>
-          <w:b/>
-          <w:bCs/>
-        </w:rPr>
-        <w:t xml:space="preserve"> </w:t>
-      </w:r>
-      <w:r>
-        <w:rPr>
-          <w:b/>
-          <w:bCs/>
-          <w:sz w:val="28"/>
-          <w:szCs w:val="28"/>
-        </w:rPr>
-        <w:br w:type="page"/>
-      </w:r>
-    </w:p>
-    <w:p>
-      <w:pPr>
-        <w:rPr>
-          <w:b/>
-          <w:bCs/>
-          <w:sz w:val="28"/>
-          <w:szCs w:val="28"/>
-        </w:rPr>
-      </w:pPr>
-      <w:r>
-        <w:rPr>
-          <w:b/>
-          <w:bCs/>
-          <w:sz w:val="28"/>
-          <w:szCs w:val="28"/>
-        </w:rPr>
-        <w:lastRenderedPageBreak/>
-        <w:t>Percobaan</w:t>
-      </w:r>
-    </w:p>
-    <w:p>
-      <w:pPr>
-        <w:rPr>
-          <w:b/>
-          <w:bCs/>
-        </w:rPr>
-      </w:pPr>
-      <w:r>
-        <w:rPr>
-          <w:b/>
-          <w:bCs/>
-        </w:rPr>
-        <w:t xml:space="preserve">Percobaan 1 : Menggunakan kata kunci </w:t>
-      </w:r>
-      <w:proofErr w:type="spellStart"/>
-      <w:r>
-        <w:rPr>
-          <w:b/>
-          <w:bCs/>
-        </w:rPr>
-        <w:t>this</w:t>
+        <w:rPr>
+          <w:b/>
+          <w:bCs/>
+        </w:rPr>
+        <w:t>class</w:t>
       </w:r>
       <w:proofErr w:type="spellEnd"/>
     </w:p>
@@ -2107,23 +494,18 @@
         <w:rPr>
           <w:b/>
           <w:bCs/>
-          <w:sz w:val="28"/>
-          <w:szCs w:val="28"/>
-        </w:rPr>
-      </w:pPr>
-      <w:r>
-        <w:rPr>
-          <w:b/>
-          <w:bCs/>
-          <w:noProof/>
-          <w:sz w:val="28"/>
-          <w:szCs w:val="28"/>
+        </w:rPr>
+      </w:pPr>
+      <w:r>
+        <w:rPr>
+          <w:b/>
+          <w:bCs/>
         </w:rPr>
         <w:drawing>
-          <wp:inline distT="0" distB="0" distL="0" distR="0" wp14:anchorId="632CDF50" wp14:editId="4B7FF031">
-            <wp:extent cx="3246401" cy="1539373"/>
-            <wp:effectExtent l="0" t="0" r="0" b="3810"/>
-            <wp:docPr id="1874005307" name="Picture 1"/>
+          <wp:inline distT="0" distB="0" distL="0" distR="0" wp14:anchorId="585D55CD" wp14:editId="0FB18E70">
+            <wp:extent cx="5227773" cy="4191363"/>
+            <wp:effectExtent l="0" t="0" r="0" b="0"/>
+            <wp:docPr id="247146884" name="Picture 1"/>
             <wp:cNvGraphicFramePr>
               <a:graphicFrameLocks xmlns:a="http://schemas.openxmlformats.org/drawingml/2006/main" noChangeAspect="1"/>
             </wp:cNvGraphicFramePr>
@@ -2131,7 +513,7 @@
               <a:graphicData uri="http://schemas.openxmlformats.org/drawingml/2006/picture">
                 <pic:pic xmlns:pic="http://schemas.openxmlformats.org/drawingml/2006/picture">
                   <pic:nvPicPr>
-                    <pic:cNvPr id="1874005307" name=""/>
+                    <pic:cNvPr id="247146884" name=""/>
                     <pic:cNvPicPr/>
                   </pic:nvPicPr>
                   <pic:blipFill>
@@ -2143,7 +525,7 @@
                   <pic:spPr>
                     <a:xfrm>
                       <a:off x="0" y="0"/>
-                      <a:ext cx="3246401" cy="1539373"/>
+                      <a:ext cx="5227773" cy="4191363"/>
                     </a:xfrm>
                     <a:prstGeom prst="rect">
                       <a:avLst/>
@@ -2157,21 +539,26 @@
       </w:r>
     </w:p>
     <w:p>
-      <w:r>
-        <w:t xml:space="preserve">Dari </w:t>
-      </w:r>
-      <w:proofErr w:type="spellStart"/>
-      <w:r>
-        <w:t>class</w:t>
-      </w:r>
-      <w:proofErr w:type="spellEnd"/>
-      <w:r>
-        <w:t xml:space="preserve"> diagram tersebut, dapat diimplementasikan ke dalam program sebagai </w:t>
-      </w:r>
+      <w:pPr>
+        <w:rPr>
+          <w:b/>
+          <w:bCs/>
+        </w:rPr>
+      </w:pPr>
     </w:p>
     <w:p>
-      <w:r>
-        <w:t>berikut:</w:t>
+      <w:pPr>
+        <w:rPr>
+          <w:b/>
+          <w:bCs/>
+        </w:rPr>
+      </w:pPr>
+      <w:r>
+        <w:rPr>
+          <w:b/>
+          <w:bCs/>
+        </w:rPr>
+        <w:br w:type="page"/>
       </w:r>
     </w:p>
     <w:p>
@@ -2185,13 +572,43 @@
         <w:rPr>
           <w:b/>
           <w:bCs/>
-          <w:noProof/>
+        </w:rPr>
+        <w:lastRenderedPageBreak/>
+        <w:t>SC:</w:t>
+      </w:r>
+    </w:p>
+    <w:p>
+      <w:pPr>
+        <w:rPr>
+          <w:b/>
+          <w:bCs/>
+        </w:rPr>
+      </w:pPr>
+      <w:r>
+        <w:rPr>
+          <w:b/>
+          <w:bCs/>
+        </w:rPr>
+        <w:t>Sebelum:</w:t>
+      </w:r>
+    </w:p>
+    <w:p>
+      <w:pPr>
+        <w:rPr>
+          <w:b/>
+          <w:bCs/>
+        </w:rPr>
+      </w:pPr>
+      <w:r>
+        <w:rPr>
+          <w:b/>
+          <w:bCs/>
         </w:rPr>
         <w:drawing>
-          <wp:inline distT="0" distB="0" distL="0" distR="0" wp14:anchorId="4EF9A57E" wp14:editId="5A4EC2A4">
-            <wp:extent cx="3901778" cy="1615580"/>
-            <wp:effectExtent l="0" t="0" r="3810" b="3810"/>
-            <wp:docPr id="1306610722" name="Picture 1"/>
+          <wp:inline distT="0" distB="0" distL="0" distR="0" wp14:anchorId="53806148" wp14:editId="7F20F17A">
+            <wp:extent cx="4511431" cy="3261643"/>
+            <wp:effectExtent l="0" t="0" r="3810" b="0"/>
+            <wp:docPr id="2134009271" name="Picture 1"/>
             <wp:cNvGraphicFramePr>
               <a:graphicFrameLocks xmlns:a="http://schemas.openxmlformats.org/drawingml/2006/main" noChangeAspect="1"/>
             </wp:cNvGraphicFramePr>
@@ -2199,7 +616,7 @@
               <a:graphicData uri="http://schemas.openxmlformats.org/drawingml/2006/picture">
                 <pic:pic xmlns:pic="http://schemas.openxmlformats.org/drawingml/2006/picture">
                   <pic:nvPicPr>
-                    <pic:cNvPr id="1306610722" name=""/>
+                    <pic:cNvPr id="2134009271" name=""/>
                     <pic:cNvPicPr/>
                   </pic:nvPicPr>
                   <pic:blipFill>
@@ -2211,7 +628,7 @@
                   <pic:spPr>
                     <a:xfrm>
                       <a:off x="0" y="0"/>
-                      <a:ext cx="3901778" cy="1615580"/>
+                      <a:ext cx="4511431" cy="3261643"/>
                     </a:xfrm>
                     <a:prstGeom prst="rect">
                       <a:avLst/>
@@ -2231,6 +648,13 @@
           <w:bCs/>
         </w:rPr>
       </w:pPr>
+      <w:r>
+        <w:rPr>
+          <w:b/>
+          <w:bCs/>
+        </w:rPr>
+        <w:br w:type="page"/>
+      </w:r>
     </w:p>
     <w:p>
       <w:pPr>
@@ -2244,49 +668,9 @@
           <w:b/>
           <w:bCs/>
         </w:rPr>
-        <w:t xml:space="preserve">Percobaan 2 : Memakai kata kunci </w:t>
-      </w:r>
-      <w:proofErr w:type="spellStart"/>
-      <w:r>
-        <w:rPr>
-          <w:b/>
-          <w:bCs/>
-        </w:rPr>
-        <w:t>this</w:t>
-      </w:r>
-      <w:proofErr w:type="spellEnd"/>
-      <w:r>
-        <w:rPr>
-          <w:b/>
-          <w:bCs/>
-        </w:rPr>
-        <w:t xml:space="preserve"> pada </w:t>
-      </w:r>
-      <w:proofErr w:type="spellStart"/>
-      <w:r>
-        <w:rPr>
-          <w:b/>
-          <w:bCs/>
-        </w:rPr>
-        <w:t>overloading</w:t>
-      </w:r>
-      <w:proofErr w:type="spellEnd"/>
-      <w:r>
-        <w:rPr>
-          <w:b/>
-          <w:bCs/>
-        </w:rPr>
-        <w:t xml:space="preserve"> </w:t>
-      </w:r>
-      <w:proofErr w:type="spellStart"/>
-      <w:r>
-        <w:rPr>
-          <w:b/>
-          <w:bCs/>
-        </w:rPr>
-        <w:t>constructor</w:t>
-      </w:r>
-      <w:proofErr w:type="spellEnd"/>
+        <w:lastRenderedPageBreak/>
+        <w:t>Sesudah:</w:t>
+      </w:r>
     </w:p>
     <w:p>
       <w:pPr>
@@ -2299,13 +683,12 @@
         <w:rPr>
           <w:b/>
           <w:bCs/>
-          <w:noProof/>
         </w:rPr>
         <w:drawing>
-          <wp:inline distT="0" distB="0" distL="0" distR="0" wp14:anchorId="05347CBC" wp14:editId="49A1F836">
-            <wp:extent cx="2895851" cy="1653683"/>
-            <wp:effectExtent l="0" t="0" r="0" b="3810"/>
-            <wp:docPr id="2000023101" name="Picture 1"/>
+          <wp:inline distT="0" distB="0" distL="0" distR="0" wp14:anchorId="657B9AB4" wp14:editId="51EADB2F">
+            <wp:extent cx="4740051" cy="6569009"/>
+            <wp:effectExtent l="0" t="0" r="3810" b="3810"/>
+            <wp:docPr id="1548152053" name="Picture 1"/>
             <wp:cNvGraphicFramePr>
               <a:graphicFrameLocks xmlns:a="http://schemas.openxmlformats.org/drawingml/2006/main" noChangeAspect="1"/>
             </wp:cNvGraphicFramePr>
@@ -2313,7 +696,7 @@
               <a:graphicData uri="http://schemas.openxmlformats.org/drawingml/2006/picture">
                 <pic:pic xmlns:pic="http://schemas.openxmlformats.org/drawingml/2006/picture">
                   <pic:nvPicPr>
-                    <pic:cNvPr id="2000023101" name=""/>
+                    <pic:cNvPr id="1548152053" name=""/>
                     <pic:cNvPicPr/>
                   </pic:nvPicPr>
                   <pic:blipFill>
@@ -2325,7 +708,7 @@
                   <pic:spPr>
                     <a:xfrm>
                       <a:off x="0" y="0"/>
-                      <a:ext cx="2895851" cy="1653683"/>
+                      <a:ext cx="4740051" cy="6569009"/>
                     </a:xfrm>
                     <a:prstGeom prst="rect">
                       <a:avLst/>
@@ -2339,34 +722,78 @@
       </w:r>
     </w:p>
     <w:p>
-      <w:r>
-        <w:t xml:space="preserve">Dari </w:t>
-      </w:r>
-      <w:proofErr w:type="spellStart"/>
-      <w:r>
-        <w:t>class</w:t>
-      </w:r>
-      <w:proofErr w:type="spellEnd"/>
-      <w:r>
-        <w:t xml:space="preserve"> diagram tersebut, dapat diimplementasikan ke dalam program sebagai </w:t>
+      <w:pPr>
+        <w:rPr>
+          <w:b/>
+          <w:bCs/>
+        </w:rPr>
+      </w:pPr>
+      <w:r>
+        <w:rPr>
+          <w:b/>
+          <w:bCs/>
+        </w:rPr>
+        <w:br w:type="page"/>
       </w:r>
     </w:p>
     <w:p>
-      <w:r>
-        <w:t>berikut:</w:t>
-      </w:r>
+      <w:pPr>
+        <w:rPr>
+          <w:b/>
+          <w:bCs/>
+        </w:rPr>
+      </w:pPr>
+      <w:r>
+        <w:rPr>
+          <w:b/>
+          <w:bCs/>
+        </w:rPr>
+        <w:lastRenderedPageBreak/>
+        <w:t xml:space="preserve">Percobaan 2 : Melakukan </w:t>
+      </w:r>
+      <w:proofErr w:type="spellStart"/>
+      <w:r>
+        <w:rPr>
+          <w:b/>
+          <w:bCs/>
+        </w:rPr>
+        <w:t>overloading</w:t>
+      </w:r>
+      <w:proofErr w:type="spellEnd"/>
+      <w:r>
+        <w:rPr>
+          <w:b/>
+          <w:bCs/>
+        </w:rPr>
+        <w:t xml:space="preserve"> </w:t>
+      </w:r>
+      <w:proofErr w:type="spellStart"/>
+      <w:r>
+        <w:rPr>
+          <w:b/>
+          <w:bCs/>
+        </w:rPr>
+        <w:t>constructor</w:t>
+      </w:r>
+      <w:proofErr w:type="spellEnd"/>
     </w:p>
     <w:p>
-      <w:r>
-        <w:rPr>
-          <w:noProof/>
-        </w:rPr>
-        <w:lastRenderedPageBreak/>
+      <w:pPr>
+        <w:rPr>
+          <w:b/>
+          <w:bCs/>
+        </w:rPr>
+      </w:pPr>
+      <w:r>
+        <w:rPr>
+          <w:b/>
+          <w:bCs/>
+        </w:rPr>
         <w:drawing>
-          <wp:inline distT="0" distB="0" distL="0" distR="0" wp14:anchorId="400E1AF2" wp14:editId="782C83B0">
-            <wp:extent cx="3482642" cy="2400508"/>
-            <wp:effectExtent l="0" t="0" r="3810" b="0"/>
-            <wp:docPr id="753536578" name="Picture 1"/>
+          <wp:inline distT="0" distB="0" distL="0" distR="0" wp14:anchorId="2F3BE10F" wp14:editId="2735C595">
+            <wp:extent cx="2949196" cy="1653683"/>
+            <wp:effectExtent l="0" t="0" r="3810" b="3810"/>
+            <wp:docPr id="680931853" name="Picture 1"/>
             <wp:cNvGraphicFramePr>
               <a:graphicFrameLocks xmlns:a="http://schemas.openxmlformats.org/drawingml/2006/main" noChangeAspect="1"/>
             </wp:cNvGraphicFramePr>
@@ -2374,7 +801,7 @@
               <a:graphicData uri="http://schemas.openxmlformats.org/drawingml/2006/picture">
                 <pic:pic xmlns:pic="http://schemas.openxmlformats.org/drawingml/2006/picture">
                   <pic:nvPicPr>
-                    <pic:cNvPr id="753536578" name=""/>
+                    <pic:cNvPr id="680931853" name=""/>
                     <pic:cNvPicPr/>
                   </pic:nvPicPr>
                   <pic:blipFill>
@@ -2386,7 +813,7 @@
                   <pic:spPr>
                     <a:xfrm>
                       <a:off x="0" y="0"/>
-                      <a:ext cx="3482642" cy="2400508"/>
+                      <a:ext cx="2949196" cy="1653683"/>
                     </a:xfrm>
                     <a:prstGeom prst="rect">
                       <a:avLst/>
@@ -2400,445 +827,21 @@
       </w:r>
     </w:p>
     <w:p>
-      <w:pPr>
-        <w:rPr>
-          <w:b/>
-          <w:bCs/>
-        </w:rPr>
-      </w:pPr>
+      <w:r>
+        <w:t xml:space="preserve">Dari </w:t>
+      </w:r>
+      <w:proofErr w:type="spellStart"/>
+      <w:r>
+        <w:t>class</w:t>
+      </w:r>
+      <w:proofErr w:type="spellEnd"/>
+      <w:r>
+        <w:t xml:space="preserve"> diagram tersebut, dapat diimplementasikan ke dalam program sebagai </w:t>
+      </w:r>
     </w:p>
     <w:p>
-      <w:pPr>
-        <w:rPr>
-          <w:b/>
-          <w:bCs/>
-        </w:rPr>
-      </w:pPr>
-      <w:r>
-        <w:rPr>
-          <w:b/>
-          <w:bCs/>
-        </w:rPr>
-        <w:t xml:space="preserve">Percobaan 3 : Menggunakan </w:t>
-      </w:r>
-      <w:proofErr w:type="spellStart"/>
-      <w:r>
-        <w:rPr>
-          <w:b/>
-          <w:bCs/>
-        </w:rPr>
-        <w:t>package</w:t>
-      </w:r>
-      <w:proofErr w:type="spellEnd"/>
-      <w:r>
-        <w:rPr>
-          <w:b/>
-          <w:bCs/>
-        </w:rPr>
-        <w:t xml:space="preserve"> dan </w:t>
-      </w:r>
-      <w:proofErr w:type="spellStart"/>
-      <w:r>
-        <w:rPr>
-          <w:b/>
-          <w:bCs/>
-        </w:rPr>
-        <w:t>import</w:t>
-      </w:r>
-      <w:proofErr w:type="spellEnd"/>
-    </w:p>
-    <w:p>
-      <w:pPr>
-        <w:rPr>
-          <w:b/>
-          <w:bCs/>
-        </w:rPr>
-      </w:pPr>
-      <w:r>
-        <w:rPr>
-          <w:b/>
-          <w:bCs/>
-          <w:noProof/>
-        </w:rPr>
-        <w:drawing>
-          <wp:inline distT="0" distB="0" distL="0" distR="0" wp14:anchorId="25655775" wp14:editId="3BD8F327">
-            <wp:extent cx="5151566" cy="2248095"/>
-            <wp:effectExtent l="0" t="0" r="0" b="0"/>
-            <wp:docPr id="26143910" name="Picture 1"/>
-            <wp:cNvGraphicFramePr>
-              <a:graphicFrameLocks xmlns:a="http://schemas.openxmlformats.org/drawingml/2006/main" noChangeAspect="1"/>
-            </wp:cNvGraphicFramePr>
-            <a:graphic xmlns:a="http://schemas.openxmlformats.org/drawingml/2006/main">
-              <a:graphicData uri="http://schemas.openxmlformats.org/drawingml/2006/picture">
-                <pic:pic xmlns:pic="http://schemas.openxmlformats.org/drawingml/2006/picture">
-                  <pic:nvPicPr>
-                    <pic:cNvPr id="26143910" name=""/>
-                    <pic:cNvPicPr/>
-                  </pic:nvPicPr>
-                  <pic:blipFill>
-                    <a:blip r:embed="rId12"/>
-                    <a:stretch>
-                      <a:fillRect/>
-                    </a:stretch>
-                  </pic:blipFill>
-                  <pic:spPr>
-                    <a:xfrm>
-                      <a:off x="0" y="0"/>
-                      <a:ext cx="5151566" cy="2248095"/>
-                    </a:xfrm>
-                    <a:prstGeom prst="rect">
-                      <a:avLst/>
-                    </a:prstGeom>
-                  </pic:spPr>
-                </pic:pic>
-              </a:graphicData>
-            </a:graphic>
-          </wp:inline>
-        </w:drawing>
-      </w:r>
-    </w:p>
-    <w:p>
-      <w:r>
-        <w:t xml:space="preserve">Dari </w:t>
-      </w:r>
-      <w:proofErr w:type="spellStart"/>
-      <w:r>
-        <w:t>class</w:t>
-      </w:r>
-      <w:proofErr w:type="spellEnd"/>
-      <w:r>
-        <w:t xml:space="preserve"> diagram tersebut, dapat diimplementasikan ke dalam program </w:t>
-      </w:r>
-      <w:proofErr w:type="spellStart"/>
-      <w:r>
-        <w:t>dibawah</w:t>
-      </w:r>
-      <w:proofErr w:type="spellEnd"/>
-      <w:r>
-        <w:t xml:space="preserve"> ini. </w:t>
-      </w:r>
-    </w:p>
-    <w:p>
-      <w:r>
-        <w:t xml:space="preserve">Sebelum melakukan kompilasi, daftarkan </w:t>
-      </w:r>
-      <w:proofErr w:type="spellStart"/>
-      <w:r>
-        <w:t>direktori</w:t>
-      </w:r>
-      <w:proofErr w:type="spellEnd"/>
-      <w:r>
-        <w:t xml:space="preserve"> tempat </w:t>
-      </w:r>
-      <w:proofErr w:type="spellStart"/>
-      <w:r>
-        <w:t>package</w:t>
-      </w:r>
-      <w:proofErr w:type="spellEnd"/>
-      <w:r>
-        <w:t xml:space="preserve"> </w:t>
-      </w:r>
-      <w:proofErr w:type="spellStart"/>
-      <w:r>
-        <w:t>diatas</w:t>
-      </w:r>
-      <w:proofErr w:type="spellEnd"/>
-      <w:r>
-        <w:t xml:space="preserve"> disimpan.</w:t>
-      </w:r>
-    </w:p>
-    <w:p>
-      <w:pPr>
-        <w:rPr>
-          <w:b/>
-          <w:bCs/>
-        </w:rPr>
-      </w:pPr>
-      <w:r>
-        <w:rPr>
-          <w:noProof/>
-        </w:rPr>
-        <w:drawing>
-          <wp:inline distT="0" distB="0" distL="0" distR="0" wp14:anchorId="75AF6E89" wp14:editId="3944B2BE">
-            <wp:extent cx="2415540" cy="1887776"/>
-            <wp:effectExtent l="0" t="0" r="3810" b="0"/>
-            <wp:docPr id="706263318" name="Picture 1"/>
-            <wp:cNvGraphicFramePr>
-              <a:graphicFrameLocks xmlns:a="http://schemas.openxmlformats.org/drawingml/2006/main" noChangeAspect="1"/>
-            </wp:cNvGraphicFramePr>
-            <a:graphic xmlns:a="http://schemas.openxmlformats.org/drawingml/2006/main">
-              <a:graphicData uri="http://schemas.openxmlformats.org/drawingml/2006/picture">
-                <pic:pic xmlns:pic="http://schemas.openxmlformats.org/drawingml/2006/picture">
-                  <pic:nvPicPr>
-                    <pic:cNvPr id="706263318" name=""/>
-                    <pic:cNvPicPr/>
-                  </pic:nvPicPr>
-                  <pic:blipFill>
-                    <a:blip r:embed="rId13"/>
-                    <a:stretch>
-                      <a:fillRect/>
-                    </a:stretch>
-                  </pic:blipFill>
-                  <pic:spPr>
-                    <a:xfrm>
-                      <a:off x="0" y="0"/>
-                      <a:ext cx="2432764" cy="1901237"/>
-                    </a:xfrm>
-                    <a:prstGeom prst="rect">
-                      <a:avLst/>
-                    </a:prstGeom>
-                  </pic:spPr>
-                </pic:pic>
-              </a:graphicData>
-            </a:graphic>
-          </wp:inline>
-        </w:drawing>
-      </w:r>
-      <w:r>
-        <w:rPr>
-          <w:noProof/>
-        </w:rPr>
-        <w:drawing>
-          <wp:inline distT="0" distB="0" distL="0" distR="0" wp14:anchorId="6650FDD5" wp14:editId="78ECB625">
-            <wp:extent cx="3352949" cy="1886493"/>
-            <wp:effectExtent l="0" t="0" r="0" b="0"/>
-            <wp:docPr id="1912486715" name="Picture 1"/>
-            <wp:cNvGraphicFramePr>
-              <a:graphicFrameLocks xmlns:a="http://schemas.openxmlformats.org/drawingml/2006/main" noChangeAspect="1"/>
-            </wp:cNvGraphicFramePr>
-            <a:graphic xmlns:a="http://schemas.openxmlformats.org/drawingml/2006/main">
-              <a:graphicData uri="http://schemas.openxmlformats.org/drawingml/2006/picture">
-                <pic:pic xmlns:pic="http://schemas.openxmlformats.org/drawingml/2006/picture">
-                  <pic:nvPicPr>
-                    <pic:cNvPr id="1912486715" name=""/>
-                    <pic:cNvPicPr/>
-                  </pic:nvPicPr>
-                  <pic:blipFill>
-                    <a:blip r:embed="rId14"/>
-                    <a:stretch>
-                      <a:fillRect/>
-                    </a:stretch>
-                  </pic:blipFill>
-                  <pic:spPr>
-                    <a:xfrm>
-                      <a:off x="0" y="0"/>
-                      <a:ext cx="3384513" cy="1904252"/>
-                    </a:xfrm>
-                    <a:prstGeom prst="rect">
-                      <a:avLst/>
-                    </a:prstGeom>
-                  </pic:spPr>
-                </pic:pic>
-              </a:graphicData>
-            </a:graphic>
-          </wp:inline>
-        </w:drawing>
-      </w:r>
-    </w:p>
-    <w:p>
-      <w:pPr>
-        <w:rPr>
-          <w:b/>
-          <w:bCs/>
-          <w:sz w:val="28"/>
-          <w:szCs w:val="28"/>
-        </w:rPr>
-      </w:pPr>
-      <w:r>
-        <w:rPr>
-          <w:b/>
-          <w:bCs/>
-          <w:sz w:val="28"/>
-          <w:szCs w:val="28"/>
-        </w:rPr>
-        <w:lastRenderedPageBreak/>
-        <w:t>Latihan</w:t>
-      </w:r>
-    </w:p>
-    <w:p>
-      <w:pPr>
-        <w:rPr>
-          <w:b/>
-          <w:bCs/>
-        </w:rPr>
-      </w:pPr>
-      <w:r>
-        <w:rPr>
-          <w:b/>
-          <w:bCs/>
-        </w:rPr>
-        <w:t xml:space="preserve">Latihan 1: Mengimplementasikan UML </w:t>
-      </w:r>
-      <w:proofErr w:type="spellStart"/>
-      <w:r>
-        <w:rPr>
-          <w:b/>
-          <w:bCs/>
-        </w:rPr>
-        <w:t>class</w:t>
-      </w:r>
-      <w:proofErr w:type="spellEnd"/>
-      <w:r>
-        <w:rPr>
-          <w:b/>
-          <w:bCs/>
-        </w:rPr>
-        <w:t xml:space="preserve"> diagram dalam program untuk </w:t>
-      </w:r>
-      <w:proofErr w:type="spellStart"/>
-      <w:r>
-        <w:rPr>
-          <w:b/>
-          <w:bCs/>
-        </w:rPr>
-        <w:t>package</w:t>
-      </w:r>
-      <w:proofErr w:type="spellEnd"/>
-      <w:r>
-        <w:rPr>
-          <w:b/>
-          <w:bCs/>
-        </w:rPr>
-        <w:t xml:space="preserve"> perbankan</w:t>
-      </w:r>
-    </w:p>
-    <w:p>
-      <w:r>
-        <w:rPr>
-          <w:noProof/>
-        </w:rPr>
-        <w:drawing>
-          <wp:inline distT="0" distB="0" distL="0" distR="0" wp14:anchorId="1073F861" wp14:editId="4C0C510B">
-            <wp:extent cx="5448772" cy="3101609"/>
-            <wp:effectExtent l="0" t="0" r="0" b="3810"/>
-            <wp:docPr id="175535244" name="Picture 1"/>
-            <wp:cNvGraphicFramePr>
-              <a:graphicFrameLocks xmlns:a="http://schemas.openxmlformats.org/drawingml/2006/main" noChangeAspect="1"/>
-            </wp:cNvGraphicFramePr>
-            <a:graphic xmlns:a="http://schemas.openxmlformats.org/drawingml/2006/main">
-              <a:graphicData uri="http://schemas.openxmlformats.org/drawingml/2006/picture">
-                <pic:pic xmlns:pic="http://schemas.openxmlformats.org/drawingml/2006/picture">
-                  <pic:nvPicPr>
-                    <pic:cNvPr id="175535244" name=""/>
-                    <pic:cNvPicPr/>
-                  </pic:nvPicPr>
-                  <pic:blipFill>
-                    <a:blip r:embed="rId15"/>
-                    <a:stretch>
-                      <a:fillRect/>
-                    </a:stretch>
-                  </pic:blipFill>
-                  <pic:spPr>
-                    <a:xfrm>
-                      <a:off x="0" y="0"/>
-                      <a:ext cx="5448772" cy="3101609"/>
-                    </a:xfrm>
-                    <a:prstGeom prst="rect">
-                      <a:avLst/>
-                    </a:prstGeom>
-                  </pic:spPr>
-                </pic:pic>
-              </a:graphicData>
-            </a:graphic>
-          </wp:inline>
-        </w:drawing>
-      </w:r>
-    </w:p>
-    <w:p>
-      <w:pPr>
-        <w:rPr>
-          <w:b/>
-          <w:bCs/>
-        </w:rPr>
-      </w:pPr>
-      <w:r>
-        <w:rPr>
-          <w:b/>
-          <w:bCs/>
-        </w:rPr>
-        <w:t>SC:</w:t>
-      </w:r>
-    </w:p>
-    <w:p>
-      <w:r>
-        <w:rPr>
-          <w:noProof/>
-        </w:rPr>
-        <w:drawing>
-          <wp:inline distT="0" distB="0" distL="0" distR="0" wp14:anchorId="0A1FC53D" wp14:editId="1DC572B3">
-            <wp:extent cx="3192780" cy="3635742"/>
-            <wp:effectExtent l="0" t="0" r="7620" b="3175"/>
-            <wp:docPr id="970379018" name="Picture 1"/>
-            <wp:cNvGraphicFramePr>
-              <a:graphicFrameLocks xmlns:a="http://schemas.openxmlformats.org/drawingml/2006/main" noChangeAspect="1"/>
-            </wp:cNvGraphicFramePr>
-            <a:graphic xmlns:a="http://schemas.openxmlformats.org/drawingml/2006/main">
-              <a:graphicData uri="http://schemas.openxmlformats.org/drawingml/2006/picture">
-                <pic:pic xmlns:pic="http://schemas.openxmlformats.org/drawingml/2006/picture">
-                  <pic:nvPicPr>
-                    <pic:cNvPr id="970379018" name=""/>
-                    <pic:cNvPicPr/>
-                  </pic:nvPicPr>
-                  <pic:blipFill>
-                    <a:blip r:embed="rId16"/>
-                    <a:stretch>
-                      <a:fillRect/>
-                    </a:stretch>
-                  </pic:blipFill>
-                  <pic:spPr>
-                    <a:xfrm>
-                      <a:off x="0" y="0"/>
-                      <a:ext cx="3201187" cy="3645315"/>
-                    </a:xfrm>
-                    <a:prstGeom prst="rect">
-                      <a:avLst/>
-                    </a:prstGeom>
-                  </pic:spPr>
-                </pic:pic>
-              </a:graphicData>
-            </a:graphic>
-          </wp:inline>
-        </w:drawing>
-      </w:r>
-      <w:r>
-        <w:rPr>
-          <w:noProof/>
-        </w:rPr>
-        <w:drawing>
-          <wp:inline distT="0" distB="0" distL="0" distR="0" wp14:anchorId="15684727" wp14:editId="5D0309F0">
-            <wp:extent cx="2655311" cy="3645535"/>
-            <wp:effectExtent l="0" t="0" r="0" b="0"/>
-            <wp:docPr id="440272581" name="Picture 1"/>
-            <wp:cNvGraphicFramePr>
-              <a:graphicFrameLocks xmlns:a="http://schemas.openxmlformats.org/drawingml/2006/main" noChangeAspect="1"/>
-            </wp:cNvGraphicFramePr>
-            <a:graphic xmlns:a="http://schemas.openxmlformats.org/drawingml/2006/main">
-              <a:graphicData uri="http://schemas.openxmlformats.org/drawingml/2006/picture">
-                <pic:pic xmlns:pic="http://schemas.openxmlformats.org/drawingml/2006/picture">
-                  <pic:nvPicPr>
-                    <pic:cNvPr id="440272581" name=""/>
-                    <pic:cNvPicPr/>
-                  </pic:nvPicPr>
-                  <pic:blipFill>
-                    <a:blip r:embed="rId17"/>
-                    <a:stretch>
-                      <a:fillRect/>
-                    </a:stretch>
-                  </pic:blipFill>
-                  <pic:spPr>
-                    <a:xfrm>
-                      <a:off x="0" y="0"/>
-                      <a:ext cx="2669349" cy="3664808"/>
-                    </a:xfrm>
-                    <a:prstGeom prst="rect">
-                      <a:avLst/>
-                    </a:prstGeom>
-                  </pic:spPr>
-                </pic:pic>
-              </a:graphicData>
-            </a:graphic>
-          </wp:inline>
-        </w:drawing>
+      <w:r>
+        <w:t>berikut:</w:t>
       </w:r>
     </w:p>
     <w:tbl>
@@ -2858,44 +861,156 @@
           <w:p>
             <w:proofErr w:type="spellStart"/>
             <w:r>
-              <w:lastRenderedPageBreak/>
-              <w:t>import</w:t>
-            </w:r>
-            <w:proofErr w:type="spellEnd"/>
-            <w:r>
-              <w:t xml:space="preserve"> W7.perbankan.*;</w:t>
+              <w:t>public</w:t>
+            </w:r>
+            <w:proofErr w:type="spellEnd"/>
+            <w:r>
+              <w:t xml:space="preserve"> </w:t>
+            </w:r>
+            <w:proofErr w:type="spellStart"/>
+            <w:r>
+              <w:t>class</w:t>
+            </w:r>
+            <w:proofErr w:type="spellEnd"/>
+            <w:r>
+              <w:t xml:space="preserve"> Mahasiswa { </w:t>
+            </w:r>
+          </w:p>
+          <w:p>
+            <w:r>
+              <w:t xml:space="preserve">    </w:t>
+            </w:r>
+            <w:proofErr w:type="spellStart"/>
+            <w:r>
+              <w:t>private</w:t>
+            </w:r>
+            <w:proofErr w:type="spellEnd"/>
+            <w:r>
+              <w:t xml:space="preserve"> int </w:t>
+            </w:r>
+            <w:proofErr w:type="spellStart"/>
+            <w:r>
+              <w:t>nrp</w:t>
+            </w:r>
+            <w:proofErr w:type="spellEnd"/>
+            <w:r>
+              <w:t xml:space="preserve">; </w:t>
+            </w:r>
+          </w:p>
+          <w:p>
+            <w:r>
+              <w:t xml:space="preserve">    </w:t>
+            </w:r>
+            <w:proofErr w:type="spellStart"/>
+            <w:r>
+              <w:t>private</w:t>
+            </w:r>
+            <w:proofErr w:type="spellEnd"/>
+            <w:r>
+              <w:t xml:space="preserve"> </w:t>
+            </w:r>
+            <w:proofErr w:type="spellStart"/>
+            <w:r>
+              <w:t>String</w:t>
+            </w:r>
+            <w:proofErr w:type="spellEnd"/>
+            <w:r>
+              <w:t xml:space="preserve"> nama; </w:t>
+            </w:r>
+          </w:p>
+          <w:p>
+            <w:r>
+              <w:t xml:space="preserve">    </w:t>
+            </w:r>
+            <w:proofErr w:type="spellStart"/>
+            <w:r>
+              <w:t>public</w:t>
+            </w:r>
+            <w:proofErr w:type="spellEnd"/>
+            <w:r>
+              <w:t xml:space="preserve"> Mahasiswa() { </w:t>
+            </w:r>
+          </w:p>
+          <w:p>
+            <w:r>
+              <w:t xml:space="preserve">        </w:t>
+            </w:r>
+            <w:proofErr w:type="spellStart"/>
+            <w:r>
+              <w:t>nrp</w:t>
+            </w:r>
+            <w:proofErr w:type="spellEnd"/>
+            <w:r>
+              <w:t xml:space="preserve">=0; </w:t>
+            </w:r>
+          </w:p>
+          <w:p>
+            <w:r>
+              <w:t xml:space="preserve">        nama=""; </w:t>
+            </w:r>
+          </w:p>
+          <w:p>
+            <w:r>
+              <w:t xml:space="preserve">        } </w:t>
             </w:r>
           </w:p>
           <w:p/>
           <w:p>
+            <w:r>
+              <w:t xml:space="preserve">        </w:t>
+            </w:r>
             <w:proofErr w:type="spellStart"/>
             <w:r>
               <w:t>public</w:t>
             </w:r>
             <w:proofErr w:type="spellEnd"/>
             <w:r>
-              <w:t xml:space="preserve"> </w:t>
-            </w:r>
-            <w:proofErr w:type="spellStart"/>
-            <w:r>
-              <w:t>class</w:t>
-            </w:r>
-            <w:proofErr w:type="spellEnd"/>
-            <w:r>
-              <w:t xml:space="preserve"> </w:t>
-            </w:r>
-            <w:proofErr w:type="spellStart"/>
-            <w:r>
-              <w:t>TesLatihan</w:t>
-            </w:r>
-            <w:proofErr w:type="spellEnd"/>
-            <w:r>
-              <w:t xml:space="preserve"> { </w:t>
-            </w:r>
-          </w:p>
-          <w:p>
-            <w:r>
-              <w:t xml:space="preserve">    </w:t>
+              <w:t xml:space="preserve"> Mahasiswa(</w:t>
+            </w:r>
+            <w:proofErr w:type="spellStart"/>
+            <w:r>
+              <w:t>String</w:t>
+            </w:r>
+            <w:proofErr w:type="spellEnd"/>
+            <w:r>
+              <w:t xml:space="preserve"> nama) { </w:t>
+            </w:r>
+          </w:p>
+          <w:p>
+            <w:r>
+              <w:t xml:space="preserve">            </w:t>
+            </w:r>
+            <w:proofErr w:type="spellStart"/>
+            <w:r>
+              <w:t>nrp</w:t>
+            </w:r>
+            <w:proofErr w:type="spellEnd"/>
+            <w:r>
+              <w:t xml:space="preserve">=0; </w:t>
+            </w:r>
+          </w:p>
+          <w:p>
+            <w:r>
+              <w:t xml:space="preserve">            </w:t>
+            </w:r>
+            <w:proofErr w:type="spellStart"/>
+            <w:r>
+              <w:t>this.nama</w:t>
+            </w:r>
+            <w:proofErr w:type="spellEnd"/>
+            <w:r>
+              <w:t xml:space="preserve">=nama; </w:t>
+            </w:r>
+          </w:p>
+          <w:p>
+            <w:r>
+              <w:t xml:space="preserve">            } </w:t>
+            </w:r>
+          </w:p>
+          <w:p/>
+          <w:p>
+            <w:r>
+              <w:t xml:space="preserve">            </w:t>
             </w:r>
             <w:proofErr w:type="spellStart"/>
             <w:r>
@@ -2903,23 +1018,15 @@
             </w:r>
             <w:proofErr w:type="spellEnd"/>
             <w:r>
-              <w:t xml:space="preserve"> </w:t>
-            </w:r>
-            <w:proofErr w:type="spellStart"/>
-            <w:r>
-              <w:t>static</w:t>
-            </w:r>
-            <w:proofErr w:type="spellEnd"/>
-            <w:r>
-              <w:t xml:space="preserve"> </w:t>
-            </w:r>
-            <w:proofErr w:type="spellStart"/>
-            <w:r>
-              <w:t>void</w:t>
-            </w:r>
-            <w:proofErr w:type="spellEnd"/>
-            <w:r>
-              <w:t xml:space="preserve"> main(</w:t>
+              <w:t xml:space="preserve"> Mahasiswa(int </w:t>
+            </w:r>
+            <w:proofErr w:type="spellStart"/>
+            <w:r>
+              <w:t>nrp</w:t>
+            </w:r>
+            <w:proofErr w:type="spellEnd"/>
+            <w:r>
+              <w:t xml:space="preserve">, </w:t>
             </w:r>
             <w:proofErr w:type="spellStart"/>
             <w:r>
@@ -2927,24 +1034,24 @@
             </w:r>
             <w:proofErr w:type="spellEnd"/>
             <w:r>
-              <w:t xml:space="preserve">[] </w:t>
-            </w:r>
-            <w:proofErr w:type="spellStart"/>
-            <w:r>
-              <w:t>args</w:t>
-            </w:r>
-            <w:proofErr w:type="spellEnd"/>
-            <w:r>
-              <w:t xml:space="preserve">) { </w:t>
-            </w:r>
-          </w:p>
-          <w:p>
-            <w:r>
-              <w:t xml:space="preserve">        int </w:t>
-            </w:r>
-            <w:proofErr w:type="spellStart"/>
-            <w:r>
-              <w:t>tmp</w:t>
+              <w:t xml:space="preserve"> nama) { </w:t>
+            </w:r>
+          </w:p>
+          <w:p>
+            <w:r>
+              <w:t xml:space="preserve">            </w:t>
+            </w:r>
+            <w:proofErr w:type="spellStart"/>
+            <w:r>
+              <w:t>this.nrp</w:t>
+            </w:r>
+            <w:proofErr w:type="spellEnd"/>
+            <w:r>
+              <w:t>=</w:t>
+            </w:r>
+            <w:proofErr w:type="spellStart"/>
+            <w:r>
+              <w:t>nrp</w:t>
             </w:r>
             <w:proofErr w:type="spellEnd"/>
             <w:r>
@@ -2953,581 +1060,20 @@
           </w:p>
           <w:p>
             <w:r>
-              <w:t xml:space="preserve">        </w:t>
-            </w:r>
-            <w:proofErr w:type="spellStart"/>
-            <w:r>
-              <w:t>boolean</w:t>
-            </w:r>
-            <w:proofErr w:type="spellEnd"/>
-            <w:r>
-              <w:t xml:space="preserve"> status; </w:t>
-            </w:r>
-          </w:p>
-          <w:p/>
-          <w:p>
-            <w:r>
-              <w:t xml:space="preserve">        Nasabah </w:t>
-            </w:r>
-            <w:proofErr w:type="spellStart"/>
-            <w:r>
-              <w:t>nasabah</w:t>
-            </w:r>
-            <w:proofErr w:type="spellEnd"/>
-            <w:r>
-              <w:t xml:space="preserve"> = </w:t>
-            </w:r>
-            <w:proofErr w:type="spellStart"/>
-            <w:r>
-              <w:t>new</w:t>
-            </w:r>
-            <w:proofErr w:type="spellEnd"/>
-            <w:r>
-              <w:t xml:space="preserve"> Nasabah("</w:t>
-            </w:r>
-            <w:proofErr w:type="spellStart"/>
-            <w:r>
-              <w:t>Agus","Daryanto</w:t>
-            </w:r>
-            <w:proofErr w:type="spellEnd"/>
-            <w:r>
-              <w:t xml:space="preserve">"); </w:t>
-            </w:r>
-          </w:p>
-          <w:p>
-            <w:r>
-              <w:t xml:space="preserve">        </w:t>
-            </w:r>
-            <w:proofErr w:type="spellStart"/>
-            <w:r>
-              <w:t>System.out.println</w:t>
-            </w:r>
-            <w:proofErr w:type="spellEnd"/>
-            <w:r>
-              <w:t>("Nasabah atas nama : "+</w:t>
-            </w:r>
-            <w:proofErr w:type="spellStart"/>
-            <w:r>
-              <w:t>nasabah.getNamaAwal</w:t>
-            </w:r>
-            <w:proofErr w:type="spellEnd"/>
-            <w:r>
-              <w:t xml:space="preserve">() + " " + </w:t>
-            </w:r>
-            <w:proofErr w:type="spellStart"/>
-            <w:r>
-              <w:t>nasabah.getNamaAkhir</w:t>
-            </w:r>
-            <w:proofErr w:type="spellEnd"/>
-            <w:r>
-              <w:t xml:space="preserve">()); </w:t>
-            </w:r>
-          </w:p>
-          <w:p>
-            <w:r>
-              <w:t xml:space="preserve">        </w:t>
-            </w:r>
-          </w:p>
-          <w:p>
-            <w:r>
-              <w:t xml:space="preserve">        </w:t>
-            </w:r>
-            <w:proofErr w:type="spellStart"/>
-            <w:r>
-              <w:t>nasabah.setTabungan</w:t>
-            </w:r>
-            <w:proofErr w:type="spellEnd"/>
-            <w:r>
-              <w:t>(</w:t>
-            </w:r>
-            <w:proofErr w:type="spellStart"/>
-            <w:r>
-              <w:t>new</w:t>
-            </w:r>
-            <w:proofErr w:type="spellEnd"/>
-            <w:r>
-              <w:t xml:space="preserve"> Tabungan (5000)); </w:t>
-            </w:r>
-          </w:p>
-          <w:p>
-            <w:r>
-              <w:t xml:space="preserve">        </w:t>
-            </w:r>
-            <w:proofErr w:type="spellStart"/>
-            <w:r>
-              <w:t>tmp</w:t>
-            </w:r>
-            <w:proofErr w:type="spellEnd"/>
-            <w:r>
-              <w:t xml:space="preserve"> = </w:t>
-            </w:r>
-            <w:proofErr w:type="spellStart"/>
-            <w:r>
-              <w:t>nasabah.getTabungan</w:t>
-            </w:r>
-            <w:proofErr w:type="spellEnd"/>
-            <w:r>
-              <w:t>().</w:t>
-            </w:r>
-            <w:proofErr w:type="spellStart"/>
-            <w:r>
-              <w:t>getSaldo</w:t>
-            </w:r>
-            <w:proofErr w:type="spellEnd"/>
-            <w:r>
-              <w:t xml:space="preserve">(); </w:t>
-            </w:r>
-          </w:p>
-          <w:p>
-            <w:r>
-              <w:t xml:space="preserve">        </w:t>
-            </w:r>
-            <w:proofErr w:type="spellStart"/>
-            <w:r>
-              <w:t>System.out.println</w:t>
-            </w:r>
-            <w:proofErr w:type="spellEnd"/>
-            <w:r>
-              <w:t>("Saldo awal : "+</w:t>
-            </w:r>
-            <w:proofErr w:type="spellStart"/>
-            <w:r>
-              <w:t>tmp</w:t>
-            </w:r>
-            <w:proofErr w:type="spellEnd"/>
-            <w:r>
-              <w:t>);</w:t>
-            </w:r>
-          </w:p>
-          <w:p>
-            <w:r>
-              <w:t xml:space="preserve">        </w:t>
-            </w:r>
-            <w:proofErr w:type="spellStart"/>
-            <w:r>
-              <w:t>nasabah.getTabungan</w:t>
-            </w:r>
-            <w:proofErr w:type="spellEnd"/>
-            <w:r>
-              <w:t>().</w:t>
-            </w:r>
-            <w:proofErr w:type="spellStart"/>
-            <w:r>
-              <w:t>simpanUang</w:t>
-            </w:r>
-            <w:proofErr w:type="spellEnd"/>
-            <w:r>
-              <w:t xml:space="preserve">(3000); </w:t>
-            </w:r>
-          </w:p>
-          <w:p>
-            <w:r>
-              <w:t xml:space="preserve">        </w:t>
-            </w:r>
-            <w:proofErr w:type="spellStart"/>
-            <w:r>
-              <w:t>System.out.println</w:t>
-            </w:r>
-            <w:proofErr w:type="spellEnd"/>
-            <w:r>
-              <w:t xml:space="preserve">("Jumlah uang yang disimpan 3000"); </w:t>
-            </w:r>
-          </w:p>
-          <w:p>
-            <w:r>
-              <w:t xml:space="preserve">        status=</w:t>
-            </w:r>
-            <w:proofErr w:type="spellStart"/>
-            <w:r>
-              <w:t>nasabah.getTabungan</w:t>
-            </w:r>
-            <w:proofErr w:type="spellEnd"/>
-            <w:r>
-              <w:t>().</w:t>
-            </w:r>
-            <w:proofErr w:type="spellStart"/>
-            <w:r>
-              <w:t>ambilUang</w:t>
-            </w:r>
-            <w:proofErr w:type="spellEnd"/>
-            <w:r>
-              <w:t xml:space="preserve">(6000); </w:t>
-            </w:r>
-          </w:p>
-          <w:p>
-            <w:r>
-              <w:t xml:space="preserve">        </w:t>
-            </w:r>
-            <w:proofErr w:type="spellStart"/>
-            <w:r>
-              <w:t>System.out.print</w:t>
-            </w:r>
-            <w:proofErr w:type="spellEnd"/>
-            <w:r>
-              <w:t xml:space="preserve">("Jumlah uang yang diambil 6000"); </w:t>
-            </w:r>
-          </w:p>
-          <w:p>
-            <w:r>
-              <w:t xml:space="preserve">        </w:t>
-            </w:r>
-            <w:proofErr w:type="spellStart"/>
-            <w:r>
-              <w:t>if</w:t>
-            </w:r>
-            <w:proofErr w:type="spellEnd"/>
-            <w:r>
-              <w:t xml:space="preserve">(status) </w:t>
-            </w:r>
-          </w:p>
-          <w:p>
-            <w:r>
               <w:t xml:space="preserve">            </w:t>
             </w:r>
             <w:proofErr w:type="spellStart"/>
             <w:r>
-              <w:t>System.out.println</w:t>
-            </w:r>
-            <w:proofErr w:type="spellEnd"/>
-            <w:r>
-              <w:t xml:space="preserve">("  OK"); </w:t>
-            </w:r>
-          </w:p>
-          <w:p>
-            <w:r>
-              <w:t xml:space="preserve">        </w:t>
-            </w:r>
-            <w:proofErr w:type="spellStart"/>
-            <w:r>
-              <w:t>else</w:t>
-            </w:r>
-            <w:proofErr w:type="spellEnd"/>
-            <w:r>
-              <w:t xml:space="preserve"> </w:t>
-            </w:r>
-          </w:p>
-          <w:p>
-            <w:r>
-              <w:t xml:space="preserve">            </w:t>
-            </w:r>
-            <w:proofErr w:type="spellStart"/>
-            <w:r>
-              <w:t>System.out.println</w:t>
-            </w:r>
-            <w:proofErr w:type="spellEnd"/>
-            <w:r>
-              <w:t xml:space="preserve">("  Gagal"); </w:t>
-            </w:r>
-          </w:p>
-          <w:p>
-            <w:r>
-              <w:t xml:space="preserve">        </w:t>
-            </w:r>
-          </w:p>
-          <w:p>
-            <w:r>
-              <w:t xml:space="preserve">        </w:t>
-            </w:r>
-            <w:proofErr w:type="spellStart"/>
-            <w:r>
-              <w:t>nasabah.getTabungan</w:t>
-            </w:r>
-            <w:proofErr w:type="spellEnd"/>
-            <w:r>
-              <w:t>().</w:t>
-            </w:r>
-            <w:proofErr w:type="spellStart"/>
-            <w:r>
-              <w:t>simpanUang</w:t>
-            </w:r>
-            <w:proofErr w:type="spellEnd"/>
-            <w:r>
-              <w:t xml:space="preserve">(3500); </w:t>
-            </w:r>
-          </w:p>
-          <w:p>
-            <w:r>
-              <w:t xml:space="preserve">        </w:t>
-            </w:r>
-            <w:proofErr w:type="spellStart"/>
-            <w:r>
-              <w:t>System.out.println</w:t>
-            </w:r>
-            <w:proofErr w:type="spellEnd"/>
-            <w:r>
-              <w:t xml:space="preserve">("Jumlah uang yang disimpan 3500"); </w:t>
-            </w:r>
-          </w:p>
-          <w:p>
-            <w:r>
-              <w:t xml:space="preserve">        status=</w:t>
-            </w:r>
-            <w:proofErr w:type="spellStart"/>
-            <w:r>
-              <w:t>nasabah.getTabungan</w:t>
-            </w:r>
-            <w:proofErr w:type="spellEnd"/>
-            <w:r>
-              <w:t>().</w:t>
-            </w:r>
-            <w:proofErr w:type="spellStart"/>
-            <w:r>
-              <w:t>ambilUang</w:t>
-            </w:r>
-            <w:proofErr w:type="spellEnd"/>
-            <w:r>
-              <w:t xml:space="preserve">(4000); </w:t>
-            </w:r>
-          </w:p>
-          <w:p>
-            <w:r>
-              <w:t xml:space="preserve">        </w:t>
-            </w:r>
-            <w:proofErr w:type="spellStart"/>
-            <w:r>
-              <w:t>System.out.print</w:t>
-            </w:r>
-            <w:proofErr w:type="spellEnd"/>
-            <w:r>
-              <w:t xml:space="preserve">("Jumlah uang yang diambil 4000"); </w:t>
-            </w:r>
-          </w:p>
-          <w:p>
-            <w:r>
-              <w:t xml:space="preserve">        </w:t>
-            </w:r>
-            <w:proofErr w:type="spellStart"/>
-            <w:r>
-              <w:t>if</w:t>
-            </w:r>
-            <w:proofErr w:type="spellEnd"/>
-            <w:r>
-              <w:t xml:space="preserve">(status) </w:t>
-            </w:r>
-          </w:p>
-          <w:p>
-            <w:r>
-              <w:t xml:space="preserve">            </w:t>
-            </w:r>
-            <w:proofErr w:type="spellStart"/>
-            <w:r>
-              <w:t>System.out.println</w:t>
-            </w:r>
-            <w:proofErr w:type="spellEnd"/>
-            <w:r>
-              <w:t xml:space="preserve">("  OK"); </w:t>
-            </w:r>
-          </w:p>
-          <w:p>
-            <w:r>
-              <w:t xml:space="preserve">        </w:t>
-            </w:r>
-            <w:proofErr w:type="spellStart"/>
-            <w:r>
-              <w:t>else</w:t>
-            </w:r>
-            <w:proofErr w:type="spellEnd"/>
-            <w:r>
-              <w:t xml:space="preserve"> </w:t>
-            </w:r>
-          </w:p>
-          <w:p>
-            <w:r>
-              <w:t xml:space="preserve">            </w:t>
-            </w:r>
-            <w:proofErr w:type="spellStart"/>
-            <w:r>
-              <w:t>System.out.println</w:t>
-            </w:r>
-            <w:proofErr w:type="spellEnd"/>
-            <w:r>
-              <w:t xml:space="preserve">(" Gagal"); </w:t>
-            </w:r>
-          </w:p>
-          <w:p/>
-          <w:p>
-            <w:r>
-              <w:t xml:space="preserve">        status=</w:t>
-            </w:r>
-            <w:proofErr w:type="spellStart"/>
-            <w:r>
-              <w:t>nasabah.getTabungan</w:t>
-            </w:r>
-            <w:proofErr w:type="spellEnd"/>
-            <w:r>
-              <w:t>().</w:t>
-            </w:r>
-            <w:proofErr w:type="spellStart"/>
-            <w:r>
-              <w:t>ambilUang</w:t>
-            </w:r>
-            <w:proofErr w:type="spellEnd"/>
-            <w:r>
-              <w:t xml:space="preserve">(1600); </w:t>
-            </w:r>
-          </w:p>
-          <w:p>
-            <w:r>
-              <w:t xml:space="preserve">        </w:t>
-            </w:r>
-            <w:proofErr w:type="spellStart"/>
-            <w:r>
-              <w:t>System.out.print</w:t>
-            </w:r>
-            <w:proofErr w:type="spellEnd"/>
-            <w:r>
-              <w:t xml:space="preserve">("Jumlah uang yang diambil 1600"); </w:t>
-            </w:r>
-          </w:p>
-          <w:p>
-            <w:r>
-              <w:t xml:space="preserve">        </w:t>
-            </w:r>
-            <w:proofErr w:type="spellStart"/>
-            <w:r>
-              <w:t>if</w:t>
-            </w:r>
-            <w:proofErr w:type="spellEnd"/>
-            <w:r>
-              <w:t xml:space="preserve">(status) </w:t>
-            </w:r>
-          </w:p>
-          <w:p>
-            <w:r>
-              <w:t xml:space="preserve">            </w:t>
-            </w:r>
-            <w:proofErr w:type="spellStart"/>
-            <w:r>
-              <w:t>System.out.println</w:t>
-            </w:r>
-            <w:proofErr w:type="spellEnd"/>
-            <w:r>
-              <w:t xml:space="preserve">("  OK"); </w:t>
-            </w:r>
-          </w:p>
-          <w:p>
-            <w:r>
-              <w:t xml:space="preserve">        </w:t>
-            </w:r>
-            <w:proofErr w:type="spellStart"/>
-            <w:r>
-              <w:t>else</w:t>
-            </w:r>
-            <w:proofErr w:type="spellEnd"/>
-            <w:r>
-              <w:t xml:space="preserve"> </w:t>
-            </w:r>
-          </w:p>
-          <w:p>
-            <w:r>
-              <w:t xml:space="preserve">            </w:t>
-            </w:r>
-            <w:proofErr w:type="spellStart"/>
-            <w:r>
-              <w:t>System.out.println</w:t>
-            </w:r>
-            <w:proofErr w:type="spellEnd"/>
-            <w:r>
-              <w:t xml:space="preserve">(" Gagal"); </w:t>
-            </w:r>
-          </w:p>
-          <w:p>
-            <w:r>
-              <w:t xml:space="preserve">        </w:t>
-            </w:r>
-          </w:p>
-          <w:p>
-            <w:r>
-              <w:t xml:space="preserve">        </w:t>
-            </w:r>
-            <w:proofErr w:type="spellStart"/>
-            <w:r>
-              <w:t>nasabah.getTabungan</w:t>
-            </w:r>
-            <w:proofErr w:type="spellEnd"/>
-            <w:r>
-              <w:t>().</w:t>
-            </w:r>
-            <w:proofErr w:type="spellStart"/>
-            <w:r>
-              <w:t>simpanUang</w:t>
-            </w:r>
-            <w:proofErr w:type="spellEnd"/>
-            <w:r>
-              <w:t xml:space="preserve">(2000); </w:t>
-            </w:r>
-          </w:p>
-          <w:p>
-            <w:r>
-              <w:t xml:space="preserve">        </w:t>
-            </w:r>
-            <w:proofErr w:type="spellStart"/>
-            <w:r>
-              <w:t>System.out.println</w:t>
-            </w:r>
-            <w:proofErr w:type="spellEnd"/>
-            <w:r>
-              <w:t xml:space="preserve">("Jumlah uang yang disimpan 2000"); </w:t>
-            </w:r>
-          </w:p>
-          <w:p>
-            <w:r>
-              <w:t xml:space="preserve">        </w:t>
-            </w:r>
-            <w:proofErr w:type="spellStart"/>
-            <w:r>
-              <w:t>tmp</w:t>
-            </w:r>
-            <w:proofErr w:type="spellEnd"/>
-            <w:r>
-              <w:t>=</w:t>
-            </w:r>
-            <w:proofErr w:type="spellStart"/>
-            <w:r>
-              <w:t>nasabah.getTabungan</w:t>
-            </w:r>
-            <w:proofErr w:type="spellEnd"/>
-            <w:r>
-              <w:t>().</w:t>
-            </w:r>
-            <w:proofErr w:type="spellStart"/>
-            <w:r>
-              <w:t>getSaldo</w:t>
-            </w:r>
-            <w:proofErr w:type="spellEnd"/>
-            <w:r>
-              <w:t xml:space="preserve">(); </w:t>
-            </w:r>
-          </w:p>
-          <w:p>
-            <w:r>
-              <w:t xml:space="preserve">        </w:t>
-            </w:r>
-            <w:proofErr w:type="spellStart"/>
-            <w:r>
-              <w:t>System.out.println</w:t>
-            </w:r>
-            <w:proofErr w:type="spellEnd"/>
-            <w:r>
-              <w:t>("Saldo sekarang = "+</w:t>
-            </w:r>
-            <w:proofErr w:type="spellStart"/>
-            <w:r>
-              <w:t>tmp</w:t>
-            </w:r>
-            <w:proofErr w:type="spellEnd"/>
-            <w:r>
-              <w:t>);</w:t>
-            </w:r>
-          </w:p>
-          <w:p>
-            <w:r>
-              <w:t xml:space="preserve">         </w:t>
-            </w:r>
-          </w:p>
-          <w:p>
-            <w:r>
-              <w:t xml:space="preserve">    } </w:t>
+              <w:t>this.nama</w:t>
+            </w:r>
+            <w:proofErr w:type="spellEnd"/>
+            <w:r>
+              <w:t xml:space="preserve">=nama; </w:t>
+            </w:r>
+          </w:p>
+          <w:p>
+            <w:r>
+              <w:t xml:space="preserve">            } </w:t>
             </w:r>
           </w:p>
           <w:p>
@@ -3538,106 +1084,117 @@
         </w:tc>
       </w:tr>
     </w:tbl>
+    <w:p/>
     <w:p>
-      <w:r>
-        <w:rPr>
-          <w:b/>
-          <w:bCs/>
-        </w:rPr>
-        <w:lastRenderedPageBreak/>
-        <w:t xml:space="preserve">Project </w:t>
-      </w:r>
-      <w:proofErr w:type="spellStart"/>
-      <w:r>
-        <w:rPr>
-          <w:b/>
-          <w:bCs/>
-        </w:rPr>
-        <w:t>Structure</w:t>
-      </w:r>
-      <w:proofErr w:type="spellEnd"/>
-      <w:r>
-        <w:rPr>
-          <w:b/>
-          <w:bCs/>
-        </w:rPr>
-        <w:t>:</w:t>
-      </w:r>
-      <w:r>
-        <w:rPr>
-          <w:b/>
-          <w:bCs/>
-        </w:rPr>
-        <w:br/>
-      </w:r>
-      <w:r>
-        <w:t>OOP\</w:t>
+      <w:pPr>
+        <w:rPr>
+          <w:b/>
+          <w:bCs/>
+          <w:sz w:val="28"/>
+          <w:szCs w:val="28"/>
+        </w:rPr>
+      </w:pPr>
+      <w:r>
+        <w:rPr>
+          <w:b/>
+          <w:bCs/>
+          <w:sz w:val="28"/>
+          <w:szCs w:val="28"/>
+        </w:rPr>
+        <w:br w:type="page"/>
       </w:r>
     </w:p>
     <w:p>
-      <w:r>
-        <w:t>├── TesLatihan.java</w:t>
+      <w:pPr>
+        <w:rPr>
+          <w:b/>
+          <w:bCs/>
+          <w:sz w:val="28"/>
+          <w:szCs w:val="28"/>
+        </w:rPr>
+      </w:pPr>
+      <w:r>
+        <w:rPr>
+          <w:b/>
+          <w:bCs/>
+          <w:sz w:val="28"/>
+          <w:szCs w:val="28"/>
+        </w:rPr>
+        <w:lastRenderedPageBreak/>
+        <w:t>LATIHAN</w:t>
       </w:r>
     </w:p>
     <w:p>
-      <w:r>
-        <w:t>└── W7\</w:t>
+      <w:pPr>
+        <w:rPr>
+          <w:b/>
+          <w:bCs/>
+        </w:rPr>
+      </w:pPr>
+      <w:r>
+        <w:rPr>
+          <w:b/>
+          <w:bCs/>
+        </w:rPr>
+        <w:t xml:space="preserve">Latihan 1: Mengimplementasikan UML </w:t>
+      </w:r>
+      <w:proofErr w:type="spellStart"/>
+      <w:r>
+        <w:rPr>
+          <w:b/>
+          <w:bCs/>
+        </w:rPr>
+        <w:t>class</w:t>
+      </w:r>
+      <w:proofErr w:type="spellEnd"/>
+      <w:r>
+        <w:rPr>
+          <w:b/>
+          <w:bCs/>
+        </w:rPr>
+        <w:t xml:space="preserve"> diagram dalam program untuk </w:t>
+      </w:r>
+      <w:proofErr w:type="spellStart"/>
+      <w:r>
+        <w:rPr>
+          <w:b/>
+          <w:bCs/>
+        </w:rPr>
+        <w:t>class</w:t>
+      </w:r>
+      <w:proofErr w:type="spellEnd"/>
+      <w:r>
+        <w:rPr>
+          <w:b/>
+          <w:bCs/>
+        </w:rPr>
+        <w:t xml:space="preserve"> </w:t>
+      </w:r>
+      <w:r>
+        <w:rPr>
+          <w:b/>
+          <w:bCs/>
+        </w:rPr>
+        <w:t>Kalender</w:t>
       </w:r>
     </w:p>
     <w:p>
-      <w:r>
-        <w:t xml:space="preserve">    └── perbankan\</w:t>
-      </w:r>
-    </w:p>
-    <w:p>
-      <w:r>
-        <w:t xml:space="preserve">        ├── Nasabah.java</w:t>
-      </w:r>
-    </w:p>
-    <w:p>
-      <w:r>
-        <w:t xml:space="preserve">        └── Tabungan.java</w:t>
-      </w:r>
-    </w:p>
-    <w:p>
-      <w:pPr>
-        <w:rPr>
-          <w:b/>
-          <w:bCs/>
-        </w:rPr>
-      </w:pPr>
-      <w:proofErr w:type="spellStart"/>
-      <w:r>
-        <w:rPr>
-          <w:b/>
-          <w:bCs/>
-        </w:rPr>
-        <w:t>Output</w:t>
-      </w:r>
-      <w:proofErr w:type="spellEnd"/>
-      <w:r>
-        <w:rPr>
-          <w:b/>
-          <w:bCs/>
-        </w:rPr>
-        <w:t>:</w:t>
-      </w:r>
-      <w:r>
-        <w:rPr>
-          <w:b/>
-          <w:bCs/>
-        </w:rPr>
-        <w:br/>
-      </w:r>
-      <w:r>
-        <w:rPr>
-          <w:noProof/>
+      <w:pPr>
+        <w:rPr>
+          <w:b/>
+          <w:bCs/>
+        </w:rPr>
+      </w:pPr>
+      <w:r>
+        <w:rPr>
+          <w:b/>
+          <w:bCs/>
         </w:rPr>
         <w:drawing>
-          <wp:inline distT="0" distB="0" distL="0" distR="0" wp14:anchorId="7BFC364E" wp14:editId="15BC5A28">
-            <wp:extent cx="3261643" cy="1569856"/>
+          <wp:inline distT="0" distB="0" distL="0" distR="0" wp14:anchorId="08EE8657" wp14:editId="41A47BCA">
+            <wp:extent cx="3657917" cy="1828958"/>
             <wp:effectExtent l="0" t="0" r="0" b="0"/>
-            <wp:docPr id="20620085" name="Picture 1"/>
+            <wp:docPr id="820589645" name="Picture 1"/>
             <wp:cNvGraphicFramePr>
               <a:graphicFrameLocks xmlns:a="http://schemas.openxmlformats.org/drawingml/2006/main" noChangeAspect="1"/>
             </wp:cNvGraphicFramePr>
@@ -3645,11 +1202,11 @@
               <a:graphicData uri="http://schemas.openxmlformats.org/drawingml/2006/picture">
                 <pic:pic xmlns:pic="http://schemas.openxmlformats.org/drawingml/2006/picture">
                   <pic:nvPicPr>
-                    <pic:cNvPr id="20620085" name=""/>
+                    <pic:cNvPr id="820589645" name=""/>
                     <pic:cNvPicPr/>
                   </pic:nvPicPr>
                   <pic:blipFill>
-                    <a:blip r:embed="rId18"/>
+                    <a:blip r:embed="rId12"/>
                     <a:stretch>
                       <a:fillRect/>
                     </a:stretch>
@@ -3657,7 +1214,7 @@
                   <pic:spPr>
                     <a:xfrm>
                       <a:off x="0" y="0"/>
-                      <a:ext cx="3261643" cy="1569856"/>
+                      <a:ext cx="3657917" cy="1828958"/>
                     </a:xfrm>
                     <a:prstGeom prst="rect">
                       <a:avLst/>
@@ -3671,18 +1228,56 @@
       </w:r>
     </w:p>
     <w:p>
-      <w:pPr>
-        <w:rPr>
-          <w:b/>
-          <w:bCs/>
-        </w:rPr>
-      </w:pPr>
-      <w:r>
-        <w:rPr>
-          <w:b/>
-          <w:bCs/>
-        </w:rPr>
-        <w:br w:type="page"/>
+      <w:r>
+        <w:t xml:space="preserve">Dari </w:t>
+      </w:r>
+      <w:proofErr w:type="spellStart"/>
+      <w:r>
+        <w:t>class</w:t>
+      </w:r>
+      <w:proofErr w:type="spellEnd"/>
+      <w:r>
+        <w:t xml:space="preserve"> diagram </w:t>
+      </w:r>
+      <w:proofErr w:type="spellStart"/>
+      <w:r>
+        <w:t>diatas</w:t>
+      </w:r>
+      <w:proofErr w:type="spellEnd"/>
+      <w:r>
+        <w:t xml:space="preserve">, desainlah suatu </w:t>
+      </w:r>
+      <w:proofErr w:type="spellStart"/>
+      <w:r>
+        <w:t>class</w:t>
+      </w:r>
+      <w:proofErr w:type="spellEnd"/>
+      <w:r>
+        <w:t xml:space="preserve"> yang memenuhi konsep enkapsulasi. Untuk nilai </w:t>
+      </w:r>
+      <w:proofErr w:type="spellStart"/>
+      <w:r>
+        <w:t>inisialisasi</w:t>
+      </w:r>
+      <w:proofErr w:type="spellEnd"/>
+      <w:r>
+        <w:t xml:space="preserve">, dipakai 1-1-2000. Pakailah kata kunci </w:t>
+      </w:r>
+      <w:proofErr w:type="spellStart"/>
+      <w:r>
+        <w:t>this</w:t>
+      </w:r>
+      <w:proofErr w:type="spellEnd"/>
+      <w:r>
+        <w:t xml:space="preserve"> untuk mempersingkat </w:t>
+      </w:r>
+      <w:proofErr w:type="spellStart"/>
+      <w:r>
+        <w:t>pengkodean</w:t>
+      </w:r>
+      <w:proofErr w:type="spellEnd"/>
+      <w:r>
+        <w:t>.</w:t>
       </w:r>
     </w:p>
     <w:p>
@@ -3690,82 +1285,14 @@
         <w:rPr>
           <w:b/>
           <w:bCs/>
-          <w:sz w:val="28"/>
-          <w:szCs w:val="28"/>
-        </w:rPr>
-      </w:pPr>
-      <w:r>
-        <w:rPr>
-          <w:b/>
-          <w:bCs/>
-          <w:sz w:val="28"/>
-          <w:szCs w:val="28"/>
-        </w:rPr>
-        <w:lastRenderedPageBreak/>
-        <w:t xml:space="preserve">TUGAS </w:t>
-      </w:r>
-    </w:p>
-    <w:p>
-      <w:pPr>
-        <w:rPr>
-          <w:b/>
-          <w:bCs/>
-        </w:rPr>
-      </w:pPr>
-      <w:r>
-        <w:rPr>
-          <w:b/>
-          <w:bCs/>
-        </w:rPr>
-        <w:t xml:space="preserve">Tugas 1 : Perhatikan program </w:t>
-      </w:r>
-      <w:proofErr w:type="spellStart"/>
-      <w:r>
-        <w:rPr>
-          <w:b/>
-          <w:bCs/>
-        </w:rPr>
-        <w:t>dibawah</w:t>
-      </w:r>
-      <w:proofErr w:type="spellEnd"/>
-      <w:r>
-        <w:rPr>
-          <w:b/>
-          <w:bCs/>
-        </w:rPr>
-        <w:t xml:space="preserve"> ini. Apa yang terjadi bila </w:t>
-      </w:r>
-      <w:proofErr w:type="spellStart"/>
-      <w:r>
-        <w:rPr>
-          <w:b/>
-          <w:bCs/>
-        </w:rPr>
-        <w:t>dikompile</w:t>
-      </w:r>
-      <w:proofErr w:type="spellEnd"/>
-      <w:r>
-        <w:rPr>
-          <w:b/>
-          <w:bCs/>
-        </w:rPr>
-        <w:t xml:space="preserve"> dan dijalankan? Jelaskan jawaban </w:t>
-      </w:r>
-      <w:proofErr w:type="spellStart"/>
-      <w:r>
-        <w:rPr>
-          <w:b/>
-          <w:bCs/>
-        </w:rPr>
-        <w:t>anda</w:t>
-      </w:r>
-      <w:proofErr w:type="spellEnd"/>
-      <w:r>
-        <w:rPr>
-          <w:b/>
-          <w:bCs/>
-        </w:rPr>
-        <w:t>!</w:t>
+        </w:rPr>
+      </w:pPr>
+      <w:r>
+        <w:rPr>
+          <w:b/>
+          <w:bCs/>
+        </w:rPr>
+        <w:t>SC:</w:t>
       </w:r>
     </w:p>
     <w:tbl>
@@ -3797,16 +1324,696 @@
             </w:r>
             <w:proofErr w:type="spellEnd"/>
             <w:r>
-              <w:t xml:space="preserve"> Pegawai{ </w:t>
-            </w:r>
-          </w:p>
-          <w:p>
-            <w:r>
-              <w:t xml:space="preserve">    int </w:t>
-            </w:r>
-            <w:proofErr w:type="spellStart"/>
-            <w:r>
-              <w:t>nip</w:t>
+              <w:t xml:space="preserve"> Kalender {</w:t>
+            </w:r>
+          </w:p>
+          <w:p>
+            <w:r>
+              <w:t xml:space="preserve">    </w:t>
+            </w:r>
+            <w:proofErr w:type="spellStart"/>
+            <w:r>
+              <w:t>private</w:t>
+            </w:r>
+            <w:proofErr w:type="spellEnd"/>
+            <w:r>
+              <w:t xml:space="preserve"> int tanggal;</w:t>
+            </w:r>
+          </w:p>
+          <w:p>
+            <w:r>
+              <w:t xml:space="preserve">    </w:t>
+            </w:r>
+            <w:proofErr w:type="spellStart"/>
+            <w:r>
+              <w:t>private</w:t>
+            </w:r>
+            <w:proofErr w:type="spellEnd"/>
+            <w:r>
+              <w:t xml:space="preserve"> int bulan;</w:t>
+            </w:r>
+          </w:p>
+          <w:p>
+            <w:r>
+              <w:t xml:space="preserve">    </w:t>
+            </w:r>
+            <w:proofErr w:type="spellStart"/>
+            <w:r>
+              <w:t>private</w:t>
+            </w:r>
+            <w:proofErr w:type="spellEnd"/>
+            <w:r>
+              <w:t xml:space="preserve"> int tahun;</w:t>
+            </w:r>
+          </w:p>
+          <w:p/>
+          <w:p>
+            <w:r>
+              <w:t xml:space="preserve">    </w:t>
+            </w:r>
+            <w:proofErr w:type="spellStart"/>
+            <w:r>
+              <w:t>public</w:t>
+            </w:r>
+            <w:proofErr w:type="spellEnd"/>
+            <w:r>
+              <w:t xml:space="preserve"> Kalender(int tanggal, int bulan, int tahun) {</w:t>
+            </w:r>
+          </w:p>
+          <w:p>
+            <w:r>
+              <w:t xml:space="preserve">        </w:t>
+            </w:r>
+            <w:proofErr w:type="spellStart"/>
+            <w:r>
+              <w:t>this.tanggal</w:t>
+            </w:r>
+            <w:proofErr w:type="spellEnd"/>
+            <w:r>
+              <w:t xml:space="preserve"> = tanggal;</w:t>
+            </w:r>
+          </w:p>
+          <w:p>
+            <w:r>
+              <w:t xml:space="preserve">        </w:t>
+            </w:r>
+            <w:proofErr w:type="spellStart"/>
+            <w:r>
+              <w:t>this.bulan</w:t>
+            </w:r>
+            <w:proofErr w:type="spellEnd"/>
+            <w:r>
+              <w:t xml:space="preserve"> = bulan;</w:t>
+            </w:r>
+          </w:p>
+          <w:p>
+            <w:r>
+              <w:t xml:space="preserve">        </w:t>
+            </w:r>
+            <w:proofErr w:type="spellStart"/>
+            <w:r>
+              <w:t>this.tahun</w:t>
+            </w:r>
+            <w:proofErr w:type="spellEnd"/>
+            <w:r>
+              <w:t xml:space="preserve"> = tahun;</w:t>
+            </w:r>
+          </w:p>
+          <w:p>
+            <w:r>
+              <w:t xml:space="preserve">    }</w:t>
+            </w:r>
+          </w:p>
+          <w:p/>
+          <w:p>
+            <w:r>
+              <w:t xml:space="preserve">    </w:t>
+            </w:r>
+            <w:proofErr w:type="spellStart"/>
+            <w:r>
+              <w:t>public</w:t>
+            </w:r>
+            <w:proofErr w:type="spellEnd"/>
+            <w:r>
+              <w:t xml:space="preserve"> Kalender(int tanggal) {</w:t>
+            </w:r>
+          </w:p>
+          <w:p>
+            <w:r>
+              <w:t xml:space="preserve">        </w:t>
+            </w:r>
+            <w:proofErr w:type="spellStart"/>
+            <w:r>
+              <w:t>this</w:t>
+            </w:r>
+            <w:proofErr w:type="spellEnd"/>
+            <w:r>
+              <w:t>(tanggal, 1, 2000);</w:t>
+            </w:r>
+          </w:p>
+          <w:p>
+            <w:r>
+              <w:t xml:space="preserve">    }</w:t>
+            </w:r>
+          </w:p>
+          <w:p/>
+          <w:p>
+            <w:r>
+              <w:t xml:space="preserve">    </w:t>
+            </w:r>
+            <w:proofErr w:type="spellStart"/>
+            <w:r>
+              <w:t>public</w:t>
+            </w:r>
+            <w:proofErr w:type="spellEnd"/>
+            <w:r>
+              <w:t xml:space="preserve"> Kalender(int bulan, int tahun) {</w:t>
+            </w:r>
+          </w:p>
+          <w:p>
+            <w:r>
+              <w:t xml:space="preserve">        </w:t>
+            </w:r>
+            <w:proofErr w:type="spellStart"/>
+            <w:r>
+              <w:t>this</w:t>
+            </w:r>
+            <w:proofErr w:type="spellEnd"/>
+            <w:r>
+              <w:t>(1, bulan, tahun);</w:t>
+            </w:r>
+          </w:p>
+          <w:p>
+            <w:r>
+              <w:t xml:space="preserve">    }</w:t>
+            </w:r>
+          </w:p>
+          <w:p/>
+          <w:p>
+            <w:r>
+              <w:t xml:space="preserve">    </w:t>
+            </w:r>
+            <w:proofErr w:type="spellStart"/>
+            <w:r>
+              <w:t>public</w:t>
+            </w:r>
+            <w:proofErr w:type="spellEnd"/>
+            <w:r>
+              <w:t xml:space="preserve"> int </w:t>
+            </w:r>
+            <w:proofErr w:type="spellStart"/>
+            <w:r>
+              <w:t>getTanggal</w:t>
+            </w:r>
+            <w:proofErr w:type="spellEnd"/>
+            <w:r>
+              <w:t>() {</w:t>
+            </w:r>
+          </w:p>
+          <w:p>
+            <w:r>
+              <w:t xml:space="preserve">        </w:t>
+            </w:r>
+            <w:proofErr w:type="spellStart"/>
+            <w:r>
+              <w:t>return</w:t>
+            </w:r>
+            <w:proofErr w:type="spellEnd"/>
+            <w:r>
+              <w:t xml:space="preserve"> tanggal;</w:t>
+            </w:r>
+          </w:p>
+          <w:p>
+            <w:r>
+              <w:t xml:space="preserve">    }</w:t>
+            </w:r>
+          </w:p>
+          <w:p/>
+          <w:p>
+            <w:r>
+              <w:t xml:space="preserve">    </w:t>
+            </w:r>
+            <w:proofErr w:type="spellStart"/>
+            <w:r>
+              <w:t>public</w:t>
+            </w:r>
+            <w:proofErr w:type="spellEnd"/>
+            <w:r>
+              <w:t xml:space="preserve"> int </w:t>
+            </w:r>
+            <w:proofErr w:type="spellStart"/>
+            <w:r>
+              <w:t>getBulan</w:t>
+            </w:r>
+            <w:proofErr w:type="spellEnd"/>
+            <w:r>
+              <w:t>() {</w:t>
+            </w:r>
+          </w:p>
+          <w:p>
+            <w:r>
+              <w:t xml:space="preserve">        </w:t>
+            </w:r>
+            <w:proofErr w:type="spellStart"/>
+            <w:r>
+              <w:t>return</w:t>
+            </w:r>
+            <w:proofErr w:type="spellEnd"/>
+            <w:r>
+              <w:t xml:space="preserve"> bulan;</w:t>
+            </w:r>
+          </w:p>
+          <w:p>
+            <w:r>
+              <w:t xml:space="preserve">    }</w:t>
+            </w:r>
+          </w:p>
+          <w:p/>
+          <w:p>
+            <w:r>
+              <w:t xml:space="preserve">    </w:t>
+            </w:r>
+            <w:proofErr w:type="spellStart"/>
+            <w:r>
+              <w:t>public</w:t>
+            </w:r>
+            <w:proofErr w:type="spellEnd"/>
+            <w:r>
+              <w:t xml:space="preserve"> int </w:t>
+            </w:r>
+            <w:proofErr w:type="spellStart"/>
+            <w:r>
+              <w:t>getTahun</w:t>
+            </w:r>
+            <w:proofErr w:type="spellEnd"/>
+            <w:r>
+              <w:t>() {</w:t>
+            </w:r>
+          </w:p>
+          <w:p>
+            <w:r>
+              <w:t xml:space="preserve">        </w:t>
+            </w:r>
+            <w:proofErr w:type="spellStart"/>
+            <w:r>
+              <w:t>return</w:t>
+            </w:r>
+            <w:proofErr w:type="spellEnd"/>
+            <w:r>
+              <w:t xml:space="preserve"> tahun;</w:t>
+            </w:r>
+          </w:p>
+          <w:p>
+            <w:r>
+              <w:t xml:space="preserve">    }</w:t>
+            </w:r>
+          </w:p>
+          <w:p/>
+          <w:p>
+            <w:r>
+              <w:t xml:space="preserve">    </w:t>
+            </w:r>
+            <w:proofErr w:type="spellStart"/>
+            <w:r>
+              <w:t>public</w:t>
+            </w:r>
+            <w:proofErr w:type="spellEnd"/>
+            <w:r>
+              <w:t xml:space="preserve"> </w:t>
+            </w:r>
+            <w:proofErr w:type="spellStart"/>
+            <w:r>
+              <w:t>void</w:t>
+            </w:r>
+            <w:proofErr w:type="spellEnd"/>
+            <w:r>
+              <w:t xml:space="preserve"> </w:t>
+            </w:r>
+            <w:proofErr w:type="spellStart"/>
+            <w:r>
+              <w:t>setTanggal</w:t>
+            </w:r>
+            <w:proofErr w:type="spellEnd"/>
+            <w:r>
+              <w:t>(int tanggal) {</w:t>
+            </w:r>
+          </w:p>
+          <w:p>
+            <w:r>
+              <w:t xml:space="preserve">        </w:t>
+            </w:r>
+            <w:proofErr w:type="spellStart"/>
+            <w:r>
+              <w:t>this.tanggal</w:t>
+            </w:r>
+            <w:proofErr w:type="spellEnd"/>
+            <w:r>
+              <w:t xml:space="preserve"> = tanggal;</w:t>
+            </w:r>
+          </w:p>
+          <w:p>
+            <w:r>
+              <w:t xml:space="preserve">    }</w:t>
+            </w:r>
+          </w:p>
+          <w:p/>
+          <w:p>
+            <w:r>
+              <w:t xml:space="preserve">    </w:t>
+            </w:r>
+            <w:proofErr w:type="spellStart"/>
+            <w:r>
+              <w:t>public</w:t>
+            </w:r>
+            <w:proofErr w:type="spellEnd"/>
+            <w:r>
+              <w:t xml:space="preserve"> </w:t>
+            </w:r>
+            <w:proofErr w:type="spellStart"/>
+            <w:r>
+              <w:t>void</w:t>
+            </w:r>
+            <w:proofErr w:type="spellEnd"/>
+            <w:r>
+              <w:t xml:space="preserve"> </w:t>
+            </w:r>
+            <w:proofErr w:type="spellStart"/>
+            <w:r>
+              <w:t>setBulan</w:t>
+            </w:r>
+            <w:proofErr w:type="spellEnd"/>
+            <w:r>
+              <w:t>(int bulan) {</w:t>
+            </w:r>
+          </w:p>
+          <w:p>
+            <w:r>
+              <w:t xml:space="preserve">        </w:t>
+            </w:r>
+            <w:proofErr w:type="spellStart"/>
+            <w:r>
+              <w:t>this.bulan</w:t>
+            </w:r>
+            <w:proofErr w:type="spellEnd"/>
+            <w:r>
+              <w:t xml:space="preserve"> = bulan;</w:t>
+            </w:r>
+          </w:p>
+          <w:p>
+            <w:r>
+              <w:t xml:space="preserve">    }</w:t>
+            </w:r>
+          </w:p>
+          <w:p/>
+          <w:p>
+            <w:r>
+              <w:t xml:space="preserve">    </w:t>
+            </w:r>
+            <w:proofErr w:type="spellStart"/>
+            <w:r>
+              <w:t>public</w:t>
+            </w:r>
+            <w:proofErr w:type="spellEnd"/>
+            <w:r>
+              <w:t xml:space="preserve"> </w:t>
+            </w:r>
+            <w:proofErr w:type="spellStart"/>
+            <w:r>
+              <w:t>void</w:t>
+            </w:r>
+            <w:proofErr w:type="spellEnd"/>
+            <w:r>
+              <w:t xml:space="preserve"> </w:t>
+            </w:r>
+            <w:proofErr w:type="spellStart"/>
+            <w:r>
+              <w:t>setTahun</w:t>
+            </w:r>
+            <w:proofErr w:type="spellEnd"/>
+            <w:r>
+              <w:t>(int tahun) {</w:t>
+            </w:r>
+          </w:p>
+          <w:p>
+            <w:r>
+              <w:t xml:space="preserve">        </w:t>
+            </w:r>
+            <w:proofErr w:type="spellStart"/>
+            <w:r>
+              <w:t>this.tahun</w:t>
+            </w:r>
+            <w:proofErr w:type="spellEnd"/>
+            <w:r>
+              <w:t xml:space="preserve"> = tahun;</w:t>
+            </w:r>
+          </w:p>
+          <w:p>
+            <w:r>
+              <w:t xml:space="preserve">    }</w:t>
+            </w:r>
+          </w:p>
+          <w:p/>
+          <w:p>
+            <w:r>
+              <w:t xml:space="preserve">    </w:t>
+            </w:r>
+            <w:proofErr w:type="spellStart"/>
+            <w:r>
+              <w:t>public</w:t>
+            </w:r>
+            <w:proofErr w:type="spellEnd"/>
+            <w:r>
+              <w:t xml:space="preserve"> </w:t>
+            </w:r>
+            <w:proofErr w:type="spellStart"/>
+            <w:r>
+              <w:t>void</w:t>
+            </w:r>
+            <w:proofErr w:type="spellEnd"/>
+            <w:r>
+              <w:t xml:space="preserve"> tampil() {</w:t>
+            </w:r>
+          </w:p>
+          <w:p>
+            <w:r>
+              <w:t xml:space="preserve">        </w:t>
+            </w:r>
+            <w:proofErr w:type="spellStart"/>
+            <w:r>
+              <w:t>System.out.println</w:t>
+            </w:r>
+            <w:proofErr w:type="spellEnd"/>
+            <w:r>
+              <w:t>(tanggal + "-" + bulan + "-" + tahun);</w:t>
+            </w:r>
+          </w:p>
+          <w:p>
+            <w:r>
+              <w:t xml:space="preserve">    }</w:t>
+            </w:r>
+          </w:p>
+          <w:p/>
+          <w:p>
+            <w:r>
+              <w:t xml:space="preserve">    </w:t>
+            </w:r>
+            <w:proofErr w:type="spellStart"/>
+            <w:r>
+              <w:t>public</w:t>
+            </w:r>
+            <w:proofErr w:type="spellEnd"/>
+            <w:r>
+              <w:t xml:space="preserve"> </w:t>
+            </w:r>
+            <w:proofErr w:type="spellStart"/>
+            <w:r>
+              <w:t>static</w:t>
+            </w:r>
+            <w:proofErr w:type="spellEnd"/>
+            <w:r>
+              <w:t xml:space="preserve"> </w:t>
+            </w:r>
+            <w:proofErr w:type="spellStart"/>
+            <w:r>
+              <w:t>void</w:t>
+            </w:r>
+            <w:proofErr w:type="spellEnd"/>
+            <w:r>
+              <w:t xml:space="preserve"> main(</w:t>
+            </w:r>
+            <w:proofErr w:type="spellStart"/>
+            <w:r>
+              <w:t>String</w:t>
+            </w:r>
+            <w:proofErr w:type="spellEnd"/>
+            <w:r>
+              <w:t xml:space="preserve">[] </w:t>
+            </w:r>
+            <w:proofErr w:type="spellStart"/>
+            <w:r>
+              <w:t>args</w:t>
+            </w:r>
+            <w:proofErr w:type="spellEnd"/>
+            <w:r>
+              <w:t>) {</w:t>
+            </w:r>
+          </w:p>
+          <w:p>
+            <w:r>
+              <w:t xml:space="preserve">        </w:t>
+            </w:r>
+            <w:proofErr w:type="spellStart"/>
+            <w:r>
+              <w:t>new</w:t>
+            </w:r>
+            <w:proofErr w:type="spellEnd"/>
+            <w:r>
+              <w:t xml:space="preserve"> Kalender(17).tampil();            </w:t>
+            </w:r>
+          </w:p>
+          <w:p>
+            <w:r>
+              <w:t xml:space="preserve">        </w:t>
+            </w:r>
+            <w:proofErr w:type="spellStart"/>
+            <w:r>
+              <w:t>new</w:t>
+            </w:r>
+            <w:proofErr w:type="spellEnd"/>
+            <w:r>
+              <w:t xml:space="preserve"> Kalender(8, 2015).tampil();       </w:t>
+            </w:r>
+          </w:p>
+          <w:p>
+            <w:r>
+              <w:t xml:space="preserve">        </w:t>
+            </w:r>
+            <w:proofErr w:type="spellStart"/>
+            <w:r>
+              <w:t>new</w:t>
+            </w:r>
+            <w:proofErr w:type="spellEnd"/>
+            <w:r>
+              <w:t xml:space="preserve"> Kalender(17, 8, 1945).tampil();</w:t>
+            </w:r>
+          </w:p>
+          <w:p>
+            <w:r>
+              <w:t xml:space="preserve">    }</w:t>
+            </w:r>
+          </w:p>
+          <w:p>
+            <w:r>
+              <w:t>}</w:t>
+            </w:r>
+          </w:p>
+        </w:tc>
+      </w:tr>
+    </w:tbl>
+    <w:p/>
+    <w:p>
+      <w:pPr>
+        <w:rPr>
+          <w:b/>
+          <w:bCs/>
+        </w:rPr>
+      </w:pPr>
+      <w:r>
+        <w:rPr>
+          <w:b/>
+          <w:bCs/>
+        </w:rPr>
+        <w:t xml:space="preserve">Tulislah </w:t>
+      </w:r>
+      <w:proofErr w:type="spellStart"/>
+      <w:r>
+        <w:rPr>
+          <w:b/>
+          <w:bCs/>
+        </w:rPr>
+        <w:t>listing</w:t>
+      </w:r>
+      <w:proofErr w:type="spellEnd"/>
+      <w:r>
+        <w:rPr>
+          <w:b/>
+          <w:bCs/>
+        </w:rPr>
+        <w:t xml:space="preserve"> program berikut ini sebagai pengetesan</w:t>
+      </w:r>
+    </w:p>
+    <w:tbl>
+      <w:tblPr>
+        <w:tblStyle w:val="TableGrid"/>
+        <w:tblW w:w="0" w:type="auto"/>
+        <w:tblLook w:val="04A0" w:firstRow="1" w:lastRow="0" w:firstColumn="1" w:lastColumn="0" w:noHBand="0" w:noVBand="1"/>
+      </w:tblPr>
+      <w:tblGrid>
+        <w:gridCol w:w="9350"/>
+      </w:tblGrid>
+      <w:tr>
+        <w:tc>
+          <w:tcPr>
+            <w:tcW w:w="9350" w:type="dxa"/>
+          </w:tcPr>
+          <w:p>
+            <w:proofErr w:type="spellStart"/>
+            <w:r>
+              <w:t>public</w:t>
+            </w:r>
+            <w:proofErr w:type="spellEnd"/>
+            <w:r>
+              <w:t xml:space="preserve"> </w:t>
+            </w:r>
+            <w:proofErr w:type="spellStart"/>
+            <w:r>
+              <w:t>class</w:t>
+            </w:r>
+            <w:proofErr w:type="spellEnd"/>
+            <w:r>
+              <w:t xml:space="preserve"> </w:t>
+            </w:r>
+            <w:proofErr w:type="spellStart"/>
+            <w:r>
+              <w:t>TesKalender</w:t>
+            </w:r>
+            <w:proofErr w:type="spellEnd"/>
+            <w:r>
+              <w:t xml:space="preserve"> { </w:t>
+            </w:r>
+          </w:p>
+          <w:p>
+            <w:r>
+              <w:t xml:space="preserve">    </w:t>
+            </w:r>
+            <w:proofErr w:type="spellStart"/>
+            <w:r>
+              <w:t>public</w:t>
+            </w:r>
+            <w:proofErr w:type="spellEnd"/>
+            <w:r>
+              <w:t xml:space="preserve"> </w:t>
+            </w:r>
+            <w:proofErr w:type="spellStart"/>
+            <w:r>
+              <w:t>static</w:t>
+            </w:r>
+            <w:proofErr w:type="spellEnd"/>
+            <w:r>
+              <w:t xml:space="preserve"> </w:t>
+            </w:r>
+            <w:proofErr w:type="spellStart"/>
+            <w:r>
+              <w:t>String</w:t>
+            </w:r>
+            <w:proofErr w:type="spellEnd"/>
+            <w:r>
+              <w:t xml:space="preserve"> </w:t>
+            </w:r>
+            <w:proofErr w:type="spellStart"/>
+            <w:r>
+              <w:t>getTime</w:t>
+            </w:r>
+            <w:proofErr w:type="spellEnd"/>
+            <w:r>
+              <w:t xml:space="preserve">(Kalender kal) { </w:t>
+            </w:r>
+          </w:p>
+          <w:p>
+            <w:r>
+              <w:t xml:space="preserve">        </w:t>
+            </w:r>
+            <w:proofErr w:type="spellStart"/>
+            <w:r>
+              <w:t>String</w:t>
+            </w:r>
+            <w:proofErr w:type="spellEnd"/>
+            <w:r>
+              <w:t xml:space="preserve"> </w:t>
+            </w:r>
+            <w:proofErr w:type="spellStart"/>
+            <w:r>
+              <w:t>tmp</w:t>
             </w:r>
             <w:proofErr w:type="spellEnd"/>
             <w:r>
@@ -3815,36 +2022,133 @@
           </w:p>
           <w:p>
             <w:r>
+              <w:t xml:space="preserve">        </w:t>
+            </w:r>
+            <w:proofErr w:type="spellStart"/>
+            <w:r>
+              <w:t>tmp</w:t>
+            </w:r>
+            <w:proofErr w:type="spellEnd"/>
+            <w:r>
+              <w:t xml:space="preserve"> = </w:t>
+            </w:r>
+            <w:proofErr w:type="spellStart"/>
+            <w:r>
+              <w:t>kal.getTanggal</w:t>
+            </w:r>
+            <w:proofErr w:type="spellEnd"/>
+            <w:r>
+              <w:t xml:space="preserve">() + "-" + </w:t>
+            </w:r>
+          </w:p>
+          <w:p>
+            <w:r>
+              <w:t xml:space="preserve">        </w:t>
+            </w:r>
+            <w:proofErr w:type="spellStart"/>
+            <w:r>
+              <w:t>kal.getBulan</w:t>
+            </w:r>
+            <w:proofErr w:type="spellEnd"/>
+            <w:r>
+              <w:t xml:space="preserve">() + "-" + </w:t>
+            </w:r>
+          </w:p>
+          <w:p>
+            <w:r>
+              <w:t xml:space="preserve">        </w:t>
+            </w:r>
+            <w:proofErr w:type="spellStart"/>
+            <w:r>
+              <w:t>kal.getTahun</w:t>
+            </w:r>
+            <w:proofErr w:type="spellEnd"/>
+            <w:r>
+              <w:t xml:space="preserve">(); </w:t>
+            </w:r>
+          </w:p>
+          <w:p>
+            <w:r>
+              <w:t xml:space="preserve">        </w:t>
+            </w:r>
+            <w:proofErr w:type="spellStart"/>
+            <w:r>
+              <w:t>return</w:t>
+            </w:r>
+            <w:proofErr w:type="spellEnd"/>
+            <w:r>
+              <w:t xml:space="preserve"> </w:t>
+            </w:r>
+            <w:proofErr w:type="spellStart"/>
+            <w:r>
+              <w:t>tmp</w:t>
+            </w:r>
+            <w:proofErr w:type="spellEnd"/>
+            <w:r>
+              <w:t xml:space="preserve">; </w:t>
+            </w:r>
+          </w:p>
+          <w:p>
+            <w:r>
+              <w:t xml:space="preserve">    }</w:t>
+            </w:r>
+          </w:p>
+          <w:p>
+            <w:r>
               <w:t xml:space="preserve">    </w:t>
             </w:r>
             <w:proofErr w:type="spellStart"/>
             <w:r>
+              <w:t>public</w:t>
+            </w:r>
+            <w:proofErr w:type="spellEnd"/>
+            <w:r>
+              <w:t xml:space="preserve"> </w:t>
+            </w:r>
+            <w:proofErr w:type="spellStart"/>
+            <w:r>
+              <w:t>static</w:t>
+            </w:r>
+            <w:proofErr w:type="spellEnd"/>
+            <w:r>
+              <w:t xml:space="preserve"> </w:t>
+            </w:r>
+            <w:proofErr w:type="spellStart"/>
+            <w:r>
+              <w:t>void</w:t>
+            </w:r>
+            <w:proofErr w:type="spellEnd"/>
+            <w:r>
+              <w:t xml:space="preserve"> main(</w:t>
+            </w:r>
+            <w:proofErr w:type="spellStart"/>
+            <w:r>
               <w:t>String</w:t>
             </w:r>
             <w:proofErr w:type="spellEnd"/>
             <w:r>
-              <w:t xml:space="preserve"> nama; </w:t>
-            </w:r>
-          </w:p>
-          <w:p>
-            <w:r>
-              <w:t xml:space="preserve">    </w:t>
-            </w:r>
-            <w:proofErr w:type="spellStart"/>
-            <w:r>
-              <w:t>public</w:t>
-            </w:r>
-            <w:proofErr w:type="spellEnd"/>
-            <w:r>
-              <w:t xml:space="preserve"> Pegawai(int </w:t>
-            </w:r>
-            <w:proofErr w:type="spellStart"/>
-            <w:r>
-              <w:t>nip_pegawai</w:t>
-            </w:r>
-            <w:proofErr w:type="spellEnd"/>
-            <w:r>
-              <w:t xml:space="preserve">){ </w:t>
+              <w:t xml:space="preserve"> </w:t>
+            </w:r>
+            <w:proofErr w:type="spellStart"/>
+            <w:r>
+              <w:t>args</w:t>
+            </w:r>
+            <w:proofErr w:type="spellEnd"/>
+            <w:r>
+              <w:t xml:space="preserve">[]) { </w:t>
+            </w:r>
+          </w:p>
+          <w:p>
+            <w:r>
+              <w:t xml:space="preserve">        Kalender kal = </w:t>
+            </w:r>
+            <w:proofErr w:type="spellStart"/>
+            <w:r>
+              <w:t>new</w:t>
+            </w:r>
+            <w:proofErr w:type="spellEnd"/>
+            <w:r>
+              <w:t xml:space="preserve"> Kalender(8); </w:t>
             </w:r>
           </w:p>
           <w:p>
@@ -3853,62 +2157,19 @@
             </w:r>
             <w:proofErr w:type="spellStart"/>
             <w:r>
-              <w:t>this</w:t>
-            </w:r>
-            <w:proofErr w:type="spellEnd"/>
-            <w:r>
-              <w:t>(nip_pegawai,"</w:t>
-            </w:r>
-            <w:proofErr w:type="spellStart"/>
-            <w:r>
-              <w:t>NoName</w:t>
-            </w:r>
-            <w:proofErr w:type="spellEnd"/>
-            <w:r>
-              <w:t xml:space="preserve">"); </w:t>
-            </w:r>
-          </w:p>
-          <w:p>
-            <w:r>
-              <w:t xml:space="preserve">    }  </w:t>
-            </w:r>
-          </w:p>
-          <w:p/>
-          <w:p>
-            <w:r>
-              <w:t xml:space="preserve">    </w:t>
-            </w:r>
-            <w:proofErr w:type="spellStart"/>
-            <w:r>
-              <w:t>public</w:t>
-            </w:r>
-            <w:proofErr w:type="spellEnd"/>
-            <w:r>
-              <w:t xml:space="preserve"> Pegawai(int </w:t>
-            </w:r>
-            <w:proofErr w:type="spellStart"/>
-            <w:r>
-              <w:t>nip_pegawai</w:t>
-            </w:r>
-            <w:proofErr w:type="spellEnd"/>
-            <w:r>
-              <w:t xml:space="preserve">, </w:t>
-            </w:r>
-            <w:proofErr w:type="spellStart"/>
-            <w:r>
-              <w:t>String</w:t>
-            </w:r>
-            <w:proofErr w:type="spellEnd"/>
-            <w:r>
-              <w:t xml:space="preserve"> </w:t>
-            </w:r>
-            <w:proofErr w:type="spellStart"/>
-            <w:r>
-              <w:t>nama_pegawai</w:t>
-            </w:r>
-            <w:proofErr w:type="spellEnd"/>
-            <w:r>
-              <w:t xml:space="preserve">){ </w:t>
+              <w:t>System.out.println</w:t>
+            </w:r>
+            <w:proofErr w:type="spellEnd"/>
+            <w:r>
+              <w:t xml:space="preserve">("Waktu awal : " + </w:t>
+            </w:r>
+            <w:proofErr w:type="spellStart"/>
+            <w:r>
+              <w:t>getTime</w:t>
+            </w:r>
+            <w:proofErr w:type="spellEnd"/>
+            <w:r>
+              <w:t xml:space="preserve">(kal)); </w:t>
             </w:r>
           </w:p>
           <w:p>
@@ -3917,19 +2178,11 @@
             </w:r>
             <w:proofErr w:type="spellStart"/>
             <w:r>
-              <w:t>this.nip</w:t>
-            </w:r>
-            <w:proofErr w:type="spellEnd"/>
-            <w:r>
-              <w:t xml:space="preserve"> = </w:t>
-            </w:r>
-            <w:proofErr w:type="spellStart"/>
-            <w:r>
-              <w:t>nip_pegawai</w:t>
-            </w:r>
-            <w:proofErr w:type="spellEnd"/>
-            <w:r>
-              <w:t xml:space="preserve">; </w:t>
+              <w:t>kal.setTanggal</w:t>
+            </w:r>
+            <w:proofErr w:type="spellEnd"/>
+            <w:r>
+              <w:t xml:space="preserve">(9); </w:t>
             </w:r>
           </w:p>
           <w:p>
@@ -3938,24 +2191,161 @@
             </w:r>
             <w:proofErr w:type="spellStart"/>
             <w:r>
-              <w:t>this.nama</w:t>
-            </w:r>
-            <w:proofErr w:type="spellEnd"/>
-            <w:r>
-              <w:t xml:space="preserve"> = </w:t>
-            </w:r>
-            <w:proofErr w:type="spellStart"/>
-            <w:r>
-              <w:t>nama_pegawai</w:t>
-            </w:r>
-            <w:proofErr w:type="spellEnd"/>
-            <w:r>
-              <w:t xml:space="preserve">; </w:t>
-            </w:r>
-          </w:p>
-          <w:p>
-            <w:r>
-              <w:t xml:space="preserve">    }  </w:t>
+              <w:t>System.out.println</w:t>
+            </w:r>
+            <w:proofErr w:type="spellEnd"/>
+            <w:r>
+              <w:t>("1 hari setelah waktu awal : "+</w:t>
+            </w:r>
+            <w:proofErr w:type="spellStart"/>
+            <w:r>
+              <w:t>getTime</w:t>
+            </w:r>
+            <w:proofErr w:type="spellEnd"/>
+            <w:r>
+              <w:t xml:space="preserve">(kal)); </w:t>
+            </w:r>
+          </w:p>
+          <w:p>
+            <w:r>
+              <w:t xml:space="preserve">        kal = </w:t>
+            </w:r>
+            <w:proofErr w:type="spellStart"/>
+            <w:r>
+              <w:t>new</w:t>
+            </w:r>
+            <w:proofErr w:type="spellEnd"/>
+            <w:r>
+              <w:t xml:space="preserve"> Kalender(6, 2003); </w:t>
+            </w:r>
+          </w:p>
+          <w:p>
+            <w:r>
+              <w:t xml:space="preserve">        </w:t>
+            </w:r>
+            <w:proofErr w:type="spellStart"/>
+            <w:r>
+              <w:t>System.out.println</w:t>
+            </w:r>
+            <w:proofErr w:type="spellEnd"/>
+            <w:r>
+              <w:t xml:space="preserve">("Waktu berubah : " + </w:t>
+            </w:r>
+            <w:proofErr w:type="spellStart"/>
+            <w:r>
+              <w:t>getTime</w:t>
+            </w:r>
+            <w:proofErr w:type="spellEnd"/>
+            <w:r>
+              <w:t xml:space="preserve">(kal)); </w:t>
+            </w:r>
+          </w:p>
+          <w:p>
+            <w:r>
+              <w:t xml:space="preserve">        </w:t>
+            </w:r>
+            <w:proofErr w:type="spellStart"/>
+            <w:r>
+              <w:t>kal.setBulan</w:t>
+            </w:r>
+            <w:proofErr w:type="spellEnd"/>
+            <w:r>
+              <w:t xml:space="preserve">(7); </w:t>
+            </w:r>
+          </w:p>
+          <w:p>
+            <w:r>
+              <w:lastRenderedPageBreak/>
+              <w:t xml:space="preserve">        </w:t>
+            </w:r>
+            <w:proofErr w:type="spellStart"/>
+            <w:r>
+              <w:t>System.out.println</w:t>
+            </w:r>
+            <w:proofErr w:type="spellEnd"/>
+            <w:r>
+              <w:t xml:space="preserve">("1 bulan setelah itu : " + </w:t>
+            </w:r>
+            <w:proofErr w:type="spellStart"/>
+            <w:r>
+              <w:t>getTime</w:t>
+            </w:r>
+            <w:proofErr w:type="spellEnd"/>
+            <w:r>
+              <w:t xml:space="preserve">(kal)); </w:t>
+            </w:r>
+          </w:p>
+          <w:p>
+            <w:r>
+              <w:t xml:space="preserve">        kal = </w:t>
+            </w:r>
+            <w:proofErr w:type="spellStart"/>
+            <w:r>
+              <w:t>new</w:t>
+            </w:r>
+            <w:proofErr w:type="spellEnd"/>
+            <w:r>
+              <w:t xml:space="preserve"> Kalender(20, 10, 2004); </w:t>
+            </w:r>
+          </w:p>
+          <w:p>
+            <w:r>
+              <w:t xml:space="preserve">        </w:t>
+            </w:r>
+            <w:proofErr w:type="spellStart"/>
+            <w:r>
+              <w:t>System.out.println</w:t>
+            </w:r>
+            <w:proofErr w:type="spellEnd"/>
+            <w:r>
+              <w:t xml:space="preserve">("Waktu berubah : " + </w:t>
+            </w:r>
+            <w:proofErr w:type="spellStart"/>
+            <w:r>
+              <w:t>getTime</w:t>
+            </w:r>
+            <w:proofErr w:type="spellEnd"/>
+            <w:r>
+              <w:t xml:space="preserve">(kal)); </w:t>
+            </w:r>
+          </w:p>
+          <w:p>
+            <w:r>
+              <w:t xml:space="preserve">        </w:t>
+            </w:r>
+            <w:proofErr w:type="spellStart"/>
+            <w:r>
+              <w:t>kal.setTahun</w:t>
+            </w:r>
+            <w:proofErr w:type="spellEnd"/>
+            <w:r>
+              <w:t xml:space="preserve">(2005); </w:t>
+            </w:r>
+          </w:p>
+          <w:p>
+            <w:r>
+              <w:t xml:space="preserve">        </w:t>
+            </w:r>
+            <w:proofErr w:type="spellStart"/>
+            <w:r>
+              <w:t>System.out.println</w:t>
+            </w:r>
+            <w:proofErr w:type="spellEnd"/>
+            <w:r>
+              <w:t xml:space="preserve">("1 tahun setelah itu : " + </w:t>
+            </w:r>
+            <w:proofErr w:type="spellStart"/>
+            <w:r>
+              <w:t>getTime</w:t>
+            </w:r>
+            <w:proofErr w:type="spellEnd"/>
+            <w:r>
+              <w:t xml:space="preserve">(kal)); </w:t>
+            </w:r>
+          </w:p>
+          <w:p>
+            <w:r>
+              <w:t xml:space="preserve">    } </w:t>
             </w:r>
           </w:p>
           <w:p>
@@ -3979,9 +2369,17 @@
           <w:b/>
           <w:bCs/>
         </w:rPr>
+        <w:lastRenderedPageBreak/>
         <w:t>Output</w:t>
       </w:r>
       <w:proofErr w:type="spellEnd"/>
+      <w:r>
+        <w:rPr>
+          <w:b/>
+          <w:bCs/>
+        </w:rPr>
+        <w:t xml:space="preserve"> yang diinginkan</w:t>
+      </w:r>
       <w:r>
         <w:rPr>
           <w:b/>
@@ -4003,10 +2401,10 @@
           <w:bCs/>
         </w:rPr>
         <w:drawing>
-          <wp:inline distT="0" distB="0" distL="0" distR="0" wp14:anchorId="61EA8279" wp14:editId="0A4F2292">
-            <wp:extent cx="5943600" cy="448945"/>
-            <wp:effectExtent l="0" t="0" r="0" b="8255"/>
-            <wp:docPr id="76879761" name="Picture 1"/>
+          <wp:inline distT="0" distB="0" distL="0" distR="0" wp14:anchorId="6D833A6D" wp14:editId="5E655837">
+            <wp:extent cx="3779848" cy="1082134"/>
+            <wp:effectExtent l="0" t="0" r="0" b="3810"/>
+            <wp:docPr id="1306570972" name="Picture 1"/>
             <wp:cNvGraphicFramePr>
               <a:graphicFrameLocks xmlns:a="http://schemas.openxmlformats.org/drawingml/2006/main" noChangeAspect="1"/>
             </wp:cNvGraphicFramePr>
@@ -4014,7 +2412,3117 @@
               <a:graphicData uri="http://schemas.openxmlformats.org/drawingml/2006/picture">
                 <pic:pic xmlns:pic="http://schemas.openxmlformats.org/drawingml/2006/picture">
                   <pic:nvPicPr>
-                    <pic:cNvPr id="76879761" name=""/>
+                    <pic:cNvPr id="1306570972" name=""/>
+                    <pic:cNvPicPr/>
+                  </pic:nvPicPr>
+                  <pic:blipFill>
+                    <a:blip r:embed="rId13"/>
+                    <a:stretch>
+                      <a:fillRect/>
+                    </a:stretch>
+                  </pic:blipFill>
+                  <pic:spPr>
+                    <a:xfrm>
+                      <a:off x="0" y="0"/>
+                      <a:ext cx="3779848" cy="1082134"/>
+                    </a:xfrm>
+                    <a:prstGeom prst="rect">
+                      <a:avLst/>
+                    </a:prstGeom>
+                  </pic:spPr>
+                </pic:pic>
+              </a:graphicData>
+            </a:graphic>
+          </wp:inline>
+        </w:drawing>
+      </w:r>
+    </w:p>
+    <w:p>
+      <w:pPr>
+        <w:rPr>
+          <w:b/>
+          <w:bCs/>
+        </w:rPr>
+      </w:pPr>
+      <w:proofErr w:type="spellStart"/>
+      <w:r>
+        <w:rPr>
+          <w:b/>
+          <w:bCs/>
+        </w:rPr>
+        <w:t>Output</w:t>
+      </w:r>
+      <w:proofErr w:type="spellEnd"/>
+      <w:r>
+        <w:rPr>
+          <w:b/>
+          <w:bCs/>
+        </w:rPr>
+        <w:t>:</w:t>
+      </w:r>
+    </w:p>
+    <w:p>
+      <w:pPr>
+        <w:rPr>
+          <w:b/>
+          <w:bCs/>
+        </w:rPr>
+      </w:pPr>
+      <w:r>
+        <w:rPr>
+          <w:b/>
+          <w:bCs/>
+        </w:rPr>
+        <w:drawing>
+          <wp:inline distT="0" distB="0" distL="0" distR="0" wp14:anchorId="6A2CEA12" wp14:editId="581C9CD7">
+            <wp:extent cx="3406435" cy="1082134"/>
+            <wp:effectExtent l="0" t="0" r="3810" b="3810"/>
+            <wp:docPr id="1492960811" name="Picture 1"/>
+            <wp:cNvGraphicFramePr>
+              <a:graphicFrameLocks xmlns:a="http://schemas.openxmlformats.org/drawingml/2006/main" noChangeAspect="1"/>
+            </wp:cNvGraphicFramePr>
+            <a:graphic xmlns:a="http://schemas.openxmlformats.org/drawingml/2006/main">
+              <a:graphicData uri="http://schemas.openxmlformats.org/drawingml/2006/picture">
+                <pic:pic xmlns:pic="http://schemas.openxmlformats.org/drawingml/2006/picture">
+                  <pic:nvPicPr>
+                    <pic:cNvPr id="1492960811" name=""/>
+                    <pic:cNvPicPr/>
+                  </pic:nvPicPr>
+                  <pic:blipFill>
+                    <a:blip r:embed="rId14"/>
+                    <a:stretch>
+                      <a:fillRect/>
+                    </a:stretch>
+                  </pic:blipFill>
+                  <pic:spPr>
+                    <a:xfrm>
+                      <a:off x="0" y="0"/>
+                      <a:ext cx="3406435" cy="1082134"/>
+                    </a:xfrm>
+                    <a:prstGeom prst="rect">
+                      <a:avLst/>
+                    </a:prstGeom>
+                  </pic:spPr>
+                </pic:pic>
+              </a:graphicData>
+            </a:graphic>
+          </wp:inline>
+        </w:drawing>
+      </w:r>
+    </w:p>
+    <w:p>
+      <w:pPr>
+        <w:rPr>
+          <w:b/>
+          <w:bCs/>
+        </w:rPr>
+      </w:pPr>
+      <w:r>
+        <w:rPr>
+          <w:b/>
+          <w:bCs/>
+        </w:rPr>
+        <w:t xml:space="preserve">Latihan 2 : Mengimplementasikan UML </w:t>
+      </w:r>
+      <w:proofErr w:type="spellStart"/>
+      <w:r>
+        <w:rPr>
+          <w:b/>
+          <w:bCs/>
+        </w:rPr>
+        <w:t>class</w:t>
+      </w:r>
+      <w:proofErr w:type="spellEnd"/>
+      <w:r>
+        <w:rPr>
+          <w:b/>
+          <w:bCs/>
+        </w:rPr>
+        <w:t xml:space="preserve"> diagram dalam program untuk </w:t>
+      </w:r>
+      <w:proofErr w:type="spellStart"/>
+      <w:r>
+        <w:rPr>
+          <w:b/>
+          <w:bCs/>
+        </w:rPr>
+        <w:t>class</w:t>
+      </w:r>
+      <w:proofErr w:type="spellEnd"/>
+      <w:r>
+        <w:rPr>
+          <w:b/>
+          <w:bCs/>
+        </w:rPr>
+        <w:t xml:space="preserve"> Truk</w:t>
+      </w:r>
+    </w:p>
+    <w:p>
+      <w:r>
+        <w:drawing>
+          <wp:inline distT="0" distB="0" distL="0" distR="0" wp14:anchorId="487E3416" wp14:editId="2CA11320">
+            <wp:extent cx="5166808" cy="2537680"/>
+            <wp:effectExtent l="0" t="0" r="0" b="0"/>
+            <wp:docPr id="1073535015" name="Picture 1"/>
+            <wp:cNvGraphicFramePr>
+              <a:graphicFrameLocks xmlns:a="http://schemas.openxmlformats.org/drawingml/2006/main" noChangeAspect="1"/>
+            </wp:cNvGraphicFramePr>
+            <a:graphic xmlns:a="http://schemas.openxmlformats.org/drawingml/2006/main">
+              <a:graphicData uri="http://schemas.openxmlformats.org/drawingml/2006/picture">
+                <pic:pic xmlns:pic="http://schemas.openxmlformats.org/drawingml/2006/picture">
+                  <pic:nvPicPr>
+                    <pic:cNvPr id="1073535015" name=""/>
+                    <pic:cNvPicPr/>
+                  </pic:nvPicPr>
+                  <pic:blipFill>
+                    <a:blip r:embed="rId15"/>
+                    <a:stretch>
+                      <a:fillRect/>
+                    </a:stretch>
+                  </pic:blipFill>
+                  <pic:spPr>
+                    <a:xfrm>
+                      <a:off x="0" y="0"/>
+                      <a:ext cx="5166808" cy="2537680"/>
+                    </a:xfrm>
+                    <a:prstGeom prst="rect">
+                      <a:avLst/>
+                    </a:prstGeom>
+                  </pic:spPr>
+                </pic:pic>
+              </a:graphicData>
+            </a:graphic>
+          </wp:inline>
+        </w:drawing>
+      </w:r>
+    </w:p>
+    <w:p>
+      <w:r>
+        <w:t xml:space="preserve">Transformasikan </w:t>
+      </w:r>
+      <w:proofErr w:type="spellStart"/>
+      <w:r>
+        <w:t>class</w:t>
+      </w:r>
+      <w:proofErr w:type="spellEnd"/>
+      <w:r>
+        <w:t xml:space="preserve"> diagram </w:t>
+      </w:r>
+      <w:proofErr w:type="spellStart"/>
+      <w:r>
+        <w:t>diatas</w:t>
+      </w:r>
+      <w:proofErr w:type="spellEnd"/>
+      <w:r>
+        <w:t xml:space="preserve"> ke dalam bentuk program! </w:t>
+      </w:r>
+    </w:p>
+    <w:p>
+      <w:pPr>
+        <w:rPr>
+          <w:b/>
+          <w:bCs/>
+        </w:rPr>
+      </w:pPr>
+      <w:r>
+        <w:rPr>
+          <w:b/>
+          <w:bCs/>
+        </w:rPr>
+        <w:t>SC:</w:t>
+      </w:r>
+    </w:p>
+    <w:tbl>
+      <w:tblPr>
+        <w:tblStyle w:val="TableGrid"/>
+        <w:tblW w:w="0" w:type="auto"/>
+        <w:tblLook w:val="04A0" w:firstRow="1" w:lastRow="0" w:firstColumn="1" w:lastColumn="0" w:noHBand="0" w:noVBand="1"/>
+      </w:tblPr>
+      <w:tblGrid>
+        <w:gridCol w:w="9350"/>
+      </w:tblGrid>
+      <w:tr>
+        <w:tc>
+          <w:tcPr>
+            <w:tcW w:w="9350" w:type="dxa"/>
+          </w:tcPr>
+          <w:p>
+            <w:proofErr w:type="spellStart"/>
+            <w:r>
+              <w:t>public</w:t>
+            </w:r>
+            <w:proofErr w:type="spellEnd"/>
+            <w:r>
+              <w:t xml:space="preserve"> </w:t>
+            </w:r>
+            <w:proofErr w:type="spellStart"/>
+            <w:r>
+              <w:t>class</w:t>
+            </w:r>
+            <w:proofErr w:type="spellEnd"/>
+            <w:r>
+              <w:t xml:space="preserve"> Truk {</w:t>
+            </w:r>
+          </w:p>
+          <w:p>
+            <w:r>
+              <w:t xml:space="preserve">    </w:t>
+            </w:r>
+            <w:proofErr w:type="spellStart"/>
+            <w:r>
+              <w:t>private</w:t>
+            </w:r>
+            <w:proofErr w:type="spellEnd"/>
+            <w:r>
+              <w:t xml:space="preserve"> </w:t>
+            </w:r>
+            <w:proofErr w:type="spellStart"/>
+            <w:r>
+              <w:t>double</w:t>
+            </w:r>
+            <w:proofErr w:type="spellEnd"/>
+            <w:r>
+              <w:t xml:space="preserve"> muatan;</w:t>
+            </w:r>
+          </w:p>
+          <w:p>
+            <w:r>
+              <w:lastRenderedPageBreak/>
+              <w:t xml:space="preserve">    </w:t>
+            </w:r>
+            <w:proofErr w:type="spellStart"/>
+            <w:r>
+              <w:t>private</w:t>
+            </w:r>
+            <w:proofErr w:type="spellEnd"/>
+            <w:r>
+              <w:t xml:space="preserve"> </w:t>
+            </w:r>
+            <w:proofErr w:type="spellStart"/>
+            <w:r>
+              <w:t>double</w:t>
+            </w:r>
+            <w:proofErr w:type="spellEnd"/>
+            <w:r>
+              <w:t xml:space="preserve"> </w:t>
+            </w:r>
+            <w:proofErr w:type="spellStart"/>
+            <w:r>
+              <w:t>muatanmaks</w:t>
+            </w:r>
+            <w:proofErr w:type="spellEnd"/>
+            <w:r>
+              <w:t>;</w:t>
+            </w:r>
+          </w:p>
+          <w:p/>
+          <w:p>
+            <w:r>
+              <w:t xml:space="preserve">    </w:t>
+            </w:r>
+            <w:proofErr w:type="spellStart"/>
+            <w:r>
+              <w:t>public</w:t>
+            </w:r>
+            <w:proofErr w:type="spellEnd"/>
+            <w:r>
+              <w:t xml:space="preserve"> Truk(</w:t>
+            </w:r>
+            <w:proofErr w:type="spellStart"/>
+            <w:r>
+              <w:t>double</w:t>
+            </w:r>
+            <w:proofErr w:type="spellEnd"/>
+            <w:r>
+              <w:t xml:space="preserve"> </w:t>
+            </w:r>
+            <w:proofErr w:type="spellStart"/>
+            <w:r>
+              <w:t>beratmaks</w:t>
+            </w:r>
+            <w:proofErr w:type="spellEnd"/>
+            <w:r>
+              <w:t>) {</w:t>
+            </w:r>
+          </w:p>
+          <w:p>
+            <w:r>
+              <w:t xml:space="preserve">        </w:t>
+            </w:r>
+            <w:proofErr w:type="spellStart"/>
+            <w:r>
+              <w:t>this.muatan</w:t>
+            </w:r>
+            <w:proofErr w:type="spellEnd"/>
+            <w:r>
+              <w:t xml:space="preserve"> = 0;</w:t>
+            </w:r>
+          </w:p>
+          <w:p>
+            <w:r>
+              <w:t xml:space="preserve">        </w:t>
+            </w:r>
+            <w:proofErr w:type="spellStart"/>
+            <w:r>
+              <w:t>this.muatanmaks</w:t>
+            </w:r>
+            <w:proofErr w:type="spellEnd"/>
+            <w:r>
+              <w:t xml:space="preserve"> = </w:t>
+            </w:r>
+            <w:proofErr w:type="spellStart"/>
+            <w:r>
+              <w:t>kiloToNewts</w:t>
+            </w:r>
+            <w:proofErr w:type="spellEnd"/>
+            <w:r>
+              <w:t>(</w:t>
+            </w:r>
+            <w:proofErr w:type="spellStart"/>
+            <w:r>
+              <w:t>beratmaks</w:t>
+            </w:r>
+            <w:proofErr w:type="spellEnd"/>
+            <w:r>
+              <w:t>);</w:t>
+            </w:r>
+          </w:p>
+          <w:p>
+            <w:r>
+              <w:t xml:space="preserve">    }</w:t>
+            </w:r>
+          </w:p>
+          <w:p/>
+          <w:p>
+            <w:r>
+              <w:t xml:space="preserve">    </w:t>
+            </w:r>
+            <w:proofErr w:type="spellStart"/>
+            <w:r>
+              <w:t>public</w:t>
+            </w:r>
+            <w:proofErr w:type="spellEnd"/>
+            <w:r>
+              <w:t xml:space="preserve"> </w:t>
+            </w:r>
+            <w:proofErr w:type="spellStart"/>
+            <w:r>
+              <w:t>double</w:t>
+            </w:r>
+            <w:proofErr w:type="spellEnd"/>
+            <w:r>
+              <w:t xml:space="preserve"> </w:t>
+            </w:r>
+            <w:proofErr w:type="spellStart"/>
+            <w:r>
+              <w:t>getMuatan</w:t>
+            </w:r>
+            <w:proofErr w:type="spellEnd"/>
+            <w:r>
+              <w:t>() {</w:t>
+            </w:r>
+          </w:p>
+          <w:p>
+            <w:r>
+              <w:t xml:space="preserve">        </w:t>
+            </w:r>
+            <w:proofErr w:type="spellStart"/>
+            <w:r>
+              <w:t>return</w:t>
+            </w:r>
+            <w:proofErr w:type="spellEnd"/>
+            <w:r>
+              <w:t xml:space="preserve"> </w:t>
+            </w:r>
+            <w:proofErr w:type="spellStart"/>
+            <w:r>
+              <w:t>newtsToKilo</w:t>
+            </w:r>
+            <w:proofErr w:type="spellEnd"/>
+            <w:r>
+              <w:t>(muatan);</w:t>
+            </w:r>
+          </w:p>
+          <w:p>
+            <w:r>
+              <w:t xml:space="preserve">    }</w:t>
+            </w:r>
+          </w:p>
+          <w:p/>
+          <w:p>
+            <w:r>
+              <w:t xml:space="preserve">    </w:t>
+            </w:r>
+            <w:proofErr w:type="spellStart"/>
+            <w:r>
+              <w:t>public</w:t>
+            </w:r>
+            <w:proofErr w:type="spellEnd"/>
+            <w:r>
+              <w:t xml:space="preserve"> </w:t>
+            </w:r>
+            <w:proofErr w:type="spellStart"/>
+            <w:r>
+              <w:t>double</w:t>
+            </w:r>
+            <w:proofErr w:type="spellEnd"/>
+            <w:r>
+              <w:t xml:space="preserve"> </w:t>
+            </w:r>
+            <w:proofErr w:type="spellStart"/>
+            <w:r>
+              <w:t>getMuatanMaks</w:t>
+            </w:r>
+            <w:proofErr w:type="spellEnd"/>
+            <w:r>
+              <w:t>() {</w:t>
+            </w:r>
+          </w:p>
+          <w:p>
+            <w:r>
+              <w:t xml:space="preserve">        </w:t>
+            </w:r>
+            <w:proofErr w:type="spellStart"/>
+            <w:r>
+              <w:t>return</w:t>
+            </w:r>
+            <w:proofErr w:type="spellEnd"/>
+            <w:r>
+              <w:t xml:space="preserve"> </w:t>
+            </w:r>
+            <w:proofErr w:type="spellStart"/>
+            <w:r>
+              <w:t>Math.round</w:t>
+            </w:r>
+            <w:proofErr w:type="spellEnd"/>
+            <w:r>
+              <w:t>(</w:t>
+            </w:r>
+            <w:proofErr w:type="spellStart"/>
+            <w:r>
+              <w:t>newtsToKilo</w:t>
+            </w:r>
+            <w:proofErr w:type="spellEnd"/>
+            <w:r>
+              <w:t>(</w:t>
+            </w:r>
+            <w:proofErr w:type="spellStart"/>
+            <w:r>
+              <w:t>muatanmaks</w:t>
+            </w:r>
+            <w:proofErr w:type="spellEnd"/>
+            <w:r>
+              <w:t>) * 1000) / 1000.0;</w:t>
+            </w:r>
+          </w:p>
+          <w:p>
+            <w:r>
+              <w:t xml:space="preserve">    }</w:t>
+            </w:r>
+          </w:p>
+          <w:p>
+            <w:r>
+              <w:t xml:space="preserve">    </w:t>
+            </w:r>
+          </w:p>
+          <w:p>
+            <w:r>
+              <w:t xml:space="preserve">    </w:t>
+            </w:r>
+            <w:proofErr w:type="spellStart"/>
+            <w:r>
+              <w:t>public</w:t>
+            </w:r>
+            <w:proofErr w:type="spellEnd"/>
+            <w:r>
+              <w:t xml:space="preserve"> </w:t>
+            </w:r>
+            <w:proofErr w:type="spellStart"/>
+            <w:r>
+              <w:t>boolean</w:t>
+            </w:r>
+            <w:proofErr w:type="spellEnd"/>
+            <w:r>
+              <w:t xml:space="preserve"> </w:t>
+            </w:r>
+            <w:proofErr w:type="spellStart"/>
+            <w:r>
+              <w:t>tambahMuatan</w:t>
+            </w:r>
+            <w:proofErr w:type="spellEnd"/>
+            <w:r>
+              <w:t>(</w:t>
+            </w:r>
+            <w:proofErr w:type="spellStart"/>
+            <w:r>
+              <w:t>double</w:t>
+            </w:r>
+            <w:proofErr w:type="spellEnd"/>
+            <w:r>
+              <w:t xml:space="preserve"> berat) {</w:t>
+            </w:r>
+          </w:p>
+          <w:p>
+            <w:r>
+              <w:t xml:space="preserve">        </w:t>
+            </w:r>
+            <w:proofErr w:type="spellStart"/>
+            <w:r>
+              <w:t>double</w:t>
+            </w:r>
+            <w:proofErr w:type="spellEnd"/>
+            <w:r>
+              <w:t xml:space="preserve"> </w:t>
+            </w:r>
+            <w:proofErr w:type="spellStart"/>
+            <w:r>
+              <w:t>beratNewtons</w:t>
+            </w:r>
+            <w:proofErr w:type="spellEnd"/>
+            <w:r>
+              <w:t xml:space="preserve"> = </w:t>
+            </w:r>
+            <w:proofErr w:type="spellStart"/>
+            <w:r>
+              <w:t>kiloToNewts</w:t>
+            </w:r>
+            <w:proofErr w:type="spellEnd"/>
+            <w:r>
+              <w:t>(berat);</w:t>
+            </w:r>
+          </w:p>
+          <w:p>
+            <w:r>
+              <w:t xml:space="preserve">        </w:t>
+            </w:r>
+            <w:proofErr w:type="spellStart"/>
+            <w:r>
+              <w:t>if</w:t>
+            </w:r>
+            <w:proofErr w:type="spellEnd"/>
+            <w:r>
+              <w:t xml:space="preserve"> (muatan + </w:t>
+            </w:r>
+            <w:proofErr w:type="spellStart"/>
+            <w:r>
+              <w:t>beratNewtons</w:t>
+            </w:r>
+            <w:proofErr w:type="spellEnd"/>
+            <w:r>
+              <w:t xml:space="preserve"> &lt;= </w:t>
+            </w:r>
+            <w:proofErr w:type="spellStart"/>
+            <w:r>
+              <w:t>muatanmaks</w:t>
+            </w:r>
+            <w:proofErr w:type="spellEnd"/>
+            <w:r>
+              <w:t>) {</w:t>
+            </w:r>
+          </w:p>
+          <w:p>
+            <w:r>
+              <w:t xml:space="preserve">            muatan += </w:t>
+            </w:r>
+            <w:proofErr w:type="spellStart"/>
+            <w:r>
+              <w:t>beratNewtons</w:t>
+            </w:r>
+            <w:proofErr w:type="spellEnd"/>
+            <w:r>
+              <w:t>;</w:t>
+            </w:r>
+          </w:p>
+          <w:p>
+            <w:r>
+              <w:t xml:space="preserve">            </w:t>
+            </w:r>
+            <w:proofErr w:type="spellStart"/>
+            <w:r>
+              <w:t>return</w:t>
+            </w:r>
+            <w:proofErr w:type="spellEnd"/>
+            <w:r>
+              <w:t xml:space="preserve"> </w:t>
+            </w:r>
+            <w:proofErr w:type="spellStart"/>
+            <w:r>
+              <w:t>true</w:t>
+            </w:r>
+            <w:proofErr w:type="spellEnd"/>
+            <w:r>
+              <w:t>;</w:t>
+            </w:r>
+          </w:p>
+          <w:p>
+            <w:r>
+              <w:t xml:space="preserve">        }</w:t>
+            </w:r>
+          </w:p>
+          <w:p>
+            <w:r>
+              <w:t xml:space="preserve">        </w:t>
+            </w:r>
+            <w:proofErr w:type="spellStart"/>
+            <w:r>
+              <w:t>return</w:t>
+            </w:r>
+            <w:proofErr w:type="spellEnd"/>
+            <w:r>
+              <w:t xml:space="preserve"> </w:t>
+            </w:r>
+            <w:proofErr w:type="spellStart"/>
+            <w:r>
+              <w:t>false</w:t>
+            </w:r>
+            <w:proofErr w:type="spellEnd"/>
+            <w:r>
+              <w:t>;</w:t>
+            </w:r>
+          </w:p>
+          <w:p>
+            <w:r>
+              <w:t xml:space="preserve">    }</w:t>
+            </w:r>
+          </w:p>
+          <w:p/>
+          <w:p>
+            <w:r>
+              <w:t xml:space="preserve">    </w:t>
+            </w:r>
+            <w:proofErr w:type="spellStart"/>
+            <w:r>
+              <w:t>public</w:t>
+            </w:r>
+            <w:proofErr w:type="spellEnd"/>
+            <w:r>
+              <w:t xml:space="preserve"> </w:t>
+            </w:r>
+            <w:proofErr w:type="spellStart"/>
+            <w:r>
+              <w:t>double</w:t>
+            </w:r>
+            <w:proofErr w:type="spellEnd"/>
+            <w:r>
+              <w:t xml:space="preserve"> </w:t>
+            </w:r>
+            <w:proofErr w:type="spellStart"/>
+            <w:r>
+              <w:t>newtsToKilo</w:t>
+            </w:r>
+            <w:proofErr w:type="spellEnd"/>
+            <w:r>
+              <w:t>(</w:t>
+            </w:r>
+            <w:proofErr w:type="spellStart"/>
+            <w:r>
+              <w:t>double</w:t>
+            </w:r>
+            <w:proofErr w:type="spellEnd"/>
+            <w:r>
+              <w:t xml:space="preserve"> berat) {</w:t>
+            </w:r>
+          </w:p>
+          <w:p>
+            <w:r>
+              <w:t xml:space="preserve">        </w:t>
+            </w:r>
+            <w:proofErr w:type="spellStart"/>
+            <w:r>
+              <w:t>return</w:t>
+            </w:r>
+            <w:proofErr w:type="spellEnd"/>
+            <w:r>
+              <w:t xml:space="preserve"> berat / 9.8;</w:t>
+            </w:r>
+          </w:p>
+          <w:p>
+            <w:r>
+              <w:t xml:space="preserve">    }</w:t>
+            </w:r>
+          </w:p>
+          <w:p/>
+          <w:p>
+            <w:r>
+              <w:t xml:space="preserve">    </w:t>
+            </w:r>
+            <w:proofErr w:type="spellStart"/>
+            <w:r>
+              <w:t>public</w:t>
+            </w:r>
+            <w:proofErr w:type="spellEnd"/>
+            <w:r>
+              <w:t xml:space="preserve"> </w:t>
+            </w:r>
+            <w:proofErr w:type="spellStart"/>
+            <w:r>
+              <w:t>double</w:t>
+            </w:r>
+            <w:proofErr w:type="spellEnd"/>
+            <w:r>
+              <w:t xml:space="preserve"> </w:t>
+            </w:r>
+            <w:proofErr w:type="spellStart"/>
+            <w:r>
+              <w:t>kiloToNewts</w:t>
+            </w:r>
+            <w:proofErr w:type="spellEnd"/>
+            <w:r>
+              <w:t>(</w:t>
+            </w:r>
+            <w:proofErr w:type="spellStart"/>
+            <w:r>
+              <w:t>double</w:t>
+            </w:r>
+            <w:proofErr w:type="spellEnd"/>
+            <w:r>
+              <w:t xml:space="preserve"> berat) {</w:t>
+            </w:r>
+          </w:p>
+          <w:p>
+            <w:r>
+              <w:t xml:space="preserve">        </w:t>
+            </w:r>
+            <w:proofErr w:type="spellStart"/>
+            <w:r>
+              <w:t>return</w:t>
+            </w:r>
+            <w:proofErr w:type="spellEnd"/>
+            <w:r>
+              <w:t xml:space="preserve"> berat * 9.8;</w:t>
+            </w:r>
+          </w:p>
+          <w:p>
+            <w:r>
+              <w:t xml:space="preserve">    }</w:t>
+            </w:r>
+          </w:p>
+          <w:p/>
+          <w:p>
+            <w:r>
+              <w:t xml:space="preserve">    </w:t>
+            </w:r>
+            <w:proofErr w:type="spellStart"/>
+            <w:r>
+              <w:t>public</w:t>
+            </w:r>
+            <w:proofErr w:type="spellEnd"/>
+            <w:r>
+              <w:t xml:space="preserve"> </w:t>
+            </w:r>
+            <w:proofErr w:type="spellStart"/>
+            <w:r>
+              <w:t>static</w:t>
+            </w:r>
+            <w:proofErr w:type="spellEnd"/>
+            <w:r>
+              <w:t xml:space="preserve"> </w:t>
+            </w:r>
+            <w:proofErr w:type="spellStart"/>
+            <w:r>
+              <w:t>void</w:t>
+            </w:r>
+            <w:proofErr w:type="spellEnd"/>
+            <w:r>
+              <w:t xml:space="preserve"> main(</w:t>
+            </w:r>
+            <w:proofErr w:type="spellStart"/>
+            <w:r>
+              <w:t>String</w:t>
+            </w:r>
+            <w:proofErr w:type="spellEnd"/>
+            <w:r>
+              <w:t xml:space="preserve">[] </w:t>
+            </w:r>
+            <w:proofErr w:type="spellStart"/>
+            <w:r>
+              <w:t>args</w:t>
+            </w:r>
+            <w:proofErr w:type="spellEnd"/>
+            <w:r>
+              <w:t>) {</w:t>
+            </w:r>
+          </w:p>
+          <w:p>
+            <w:r>
+              <w:t xml:space="preserve">        Truk </w:t>
+            </w:r>
+            <w:proofErr w:type="spellStart"/>
+            <w:r>
+              <w:t>truk</w:t>
+            </w:r>
+            <w:proofErr w:type="spellEnd"/>
+            <w:r>
+              <w:t xml:space="preserve"> = </w:t>
+            </w:r>
+            <w:proofErr w:type="spellStart"/>
+            <w:r>
+              <w:t>new</w:t>
+            </w:r>
+            <w:proofErr w:type="spellEnd"/>
+            <w:r>
+              <w:t xml:space="preserve"> Truk(1000);</w:t>
+            </w:r>
+          </w:p>
+          <w:p/>
+          <w:p>
+            <w:r>
+              <w:t xml:space="preserve">        </w:t>
+            </w:r>
+            <w:proofErr w:type="spellStart"/>
+            <w:r>
+              <w:t>System.out.println</w:t>
+            </w:r>
+            <w:proofErr w:type="spellEnd"/>
+            <w:r>
+              <w:t xml:space="preserve">("Muatan </w:t>
+            </w:r>
+            <w:proofErr w:type="spellStart"/>
+            <w:r>
+              <w:t>maks</w:t>
+            </w:r>
+            <w:proofErr w:type="spellEnd"/>
+            <w:r>
+              <w:t xml:space="preserve"> : " + </w:t>
+            </w:r>
+            <w:proofErr w:type="spellStart"/>
+            <w:r>
+              <w:t>truk.getMuatanMaks</w:t>
+            </w:r>
+            <w:proofErr w:type="spellEnd"/>
+            <w:r>
+              <w:t>() + " kg");</w:t>
+            </w:r>
+          </w:p>
+          <w:p>
+            <w:r>
+              <w:t xml:space="preserve">        </w:t>
+            </w:r>
+            <w:proofErr w:type="spellStart"/>
+            <w:r>
+              <w:t>System.out.println</w:t>
+            </w:r>
+            <w:proofErr w:type="spellEnd"/>
+            <w:r>
+              <w:t xml:space="preserve">("Tambah 600 kg : " + </w:t>
+            </w:r>
+            <w:proofErr w:type="spellStart"/>
+            <w:r>
+              <w:t>truk.tambahMuatan</w:t>
+            </w:r>
+            <w:proofErr w:type="spellEnd"/>
+            <w:r>
+              <w:t>(600));</w:t>
+            </w:r>
+          </w:p>
+          <w:p>
+            <w:r>
+              <w:t xml:space="preserve">        </w:t>
+            </w:r>
+            <w:proofErr w:type="spellStart"/>
+            <w:r>
+              <w:t>System.out.println</w:t>
+            </w:r>
+            <w:proofErr w:type="spellEnd"/>
+            <w:r>
+              <w:t xml:space="preserve">("Tambah 300 kg : " + </w:t>
+            </w:r>
+            <w:proofErr w:type="spellStart"/>
+            <w:r>
+              <w:t>truk.tambahMuatan</w:t>
+            </w:r>
+            <w:proofErr w:type="spellEnd"/>
+            <w:r>
+              <w:t>(300));</w:t>
+            </w:r>
+          </w:p>
+          <w:p>
+            <w:r>
+              <w:t xml:space="preserve">        </w:t>
+            </w:r>
+            <w:proofErr w:type="spellStart"/>
+            <w:r>
+              <w:t>System.out.println</w:t>
+            </w:r>
+            <w:proofErr w:type="spellEnd"/>
+            <w:r>
+              <w:t xml:space="preserve">("Tambah 200 kg : " + </w:t>
+            </w:r>
+            <w:proofErr w:type="spellStart"/>
+            <w:r>
+              <w:t>truk.tambahMuatan</w:t>
+            </w:r>
+            <w:proofErr w:type="spellEnd"/>
+            <w:r>
+              <w:t>(200));</w:t>
+            </w:r>
+          </w:p>
+          <w:p>
+            <w:r>
+              <w:t xml:space="preserve">        </w:t>
+            </w:r>
+            <w:proofErr w:type="spellStart"/>
+            <w:r>
+              <w:t>System.out.println</w:t>
+            </w:r>
+            <w:proofErr w:type="spellEnd"/>
+            <w:r>
+              <w:t xml:space="preserve">("Muatan sekarang : " + </w:t>
+            </w:r>
+            <w:proofErr w:type="spellStart"/>
+            <w:r>
+              <w:t>truk.getMuatan</w:t>
+            </w:r>
+            <w:proofErr w:type="spellEnd"/>
+            <w:r>
+              <w:t>() + " kg");</w:t>
+            </w:r>
+          </w:p>
+          <w:p>
+            <w:r>
+              <w:t xml:space="preserve">    }</w:t>
+            </w:r>
+          </w:p>
+          <w:p>
+            <w:r>
+              <w:t>}</w:t>
+            </w:r>
+          </w:p>
+        </w:tc>
+      </w:tr>
+    </w:tbl>
+    <w:p/>
+    <w:p>
+      <w:r>
+        <w:br w:type="page"/>
+      </w:r>
+    </w:p>
+    <w:p>
+      <w:r>
+        <w:lastRenderedPageBreak/>
+        <w:t xml:space="preserve">Tulislah </w:t>
+      </w:r>
+      <w:proofErr w:type="spellStart"/>
+      <w:r>
+        <w:t>listing</w:t>
+      </w:r>
+      <w:proofErr w:type="spellEnd"/>
+      <w:r>
+        <w:t xml:space="preserve"> program berikut ini sebagai pengetesan.</w:t>
+      </w:r>
+    </w:p>
+    <w:tbl>
+      <w:tblPr>
+        <w:tblStyle w:val="TableGrid"/>
+        <w:tblW w:w="0" w:type="auto"/>
+        <w:tblLook w:val="04A0" w:firstRow="1" w:lastRow="0" w:firstColumn="1" w:lastColumn="0" w:noHBand="0" w:noVBand="1"/>
+      </w:tblPr>
+      <w:tblGrid>
+        <w:gridCol w:w="9350"/>
+      </w:tblGrid>
+      <w:tr>
+        <w:tc>
+          <w:tcPr>
+            <w:tcW w:w="9350" w:type="dxa"/>
+          </w:tcPr>
+          <w:p>
+            <w:proofErr w:type="spellStart"/>
+            <w:r>
+              <w:t>public</w:t>
+            </w:r>
+            <w:proofErr w:type="spellEnd"/>
+            <w:r>
+              <w:t xml:space="preserve"> </w:t>
+            </w:r>
+            <w:proofErr w:type="spellStart"/>
+            <w:r>
+              <w:t>class</w:t>
+            </w:r>
+            <w:proofErr w:type="spellEnd"/>
+            <w:r>
+              <w:t xml:space="preserve"> TesTugas2{ </w:t>
+            </w:r>
+          </w:p>
+          <w:p>
+            <w:r>
+              <w:t xml:space="preserve">    </w:t>
+            </w:r>
+            <w:proofErr w:type="spellStart"/>
+            <w:r>
+              <w:t>public</w:t>
+            </w:r>
+            <w:proofErr w:type="spellEnd"/>
+            <w:r>
+              <w:t xml:space="preserve"> </w:t>
+            </w:r>
+            <w:proofErr w:type="spellStart"/>
+            <w:r>
+              <w:t>static</w:t>
+            </w:r>
+            <w:proofErr w:type="spellEnd"/>
+            <w:r>
+              <w:t xml:space="preserve"> </w:t>
+            </w:r>
+            <w:proofErr w:type="spellStart"/>
+            <w:r>
+              <w:t>void</w:t>
+            </w:r>
+            <w:proofErr w:type="spellEnd"/>
+            <w:r>
+              <w:t xml:space="preserve"> main(</w:t>
+            </w:r>
+            <w:proofErr w:type="spellStart"/>
+            <w:r>
+              <w:t>String</w:t>
+            </w:r>
+            <w:proofErr w:type="spellEnd"/>
+            <w:r>
+              <w:t xml:space="preserve"> </w:t>
+            </w:r>
+            <w:proofErr w:type="spellStart"/>
+            <w:r>
+              <w:t>args</w:t>
+            </w:r>
+            <w:proofErr w:type="spellEnd"/>
+            <w:r>
+              <w:t xml:space="preserve">[]){ </w:t>
+            </w:r>
+          </w:p>
+          <w:p>
+            <w:r>
+              <w:t xml:space="preserve">        </w:t>
+            </w:r>
+            <w:proofErr w:type="spellStart"/>
+            <w:r>
+              <w:t>boolean</w:t>
+            </w:r>
+            <w:proofErr w:type="spellEnd"/>
+            <w:r>
+              <w:t xml:space="preserve"> status; </w:t>
+            </w:r>
+          </w:p>
+          <w:p>
+            <w:r>
+              <w:t xml:space="preserve">        Truk </w:t>
+            </w:r>
+            <w:proofErr w:type="spellStart"/>
+            <w:r>
+              <w:t>truk</w:t>
+            </w:r>
+            <w:proofErr w:type="spellEnd"/>
+            <w:r>
+              <w:t xml:space="preserve"> = </w:t>
+            </w:r>
+            <w:proofErr w:type="spellStart"/>
+            <w:r>
+              <w:t>new</w:t>
+            </w:r>
+            <w:proofErr w:type="spellEnd"/>
+            <w:r>
+              <w:t xml:space="preserve"> Truk(900); </w:t>
+            </w:r>
+          </w:p>
+          <w:p>
+            <w:r>
+              <w:t xml:space="preserve">        </w:t>
+            </w:r>
+            <w:proofErr w:type="spellStart"/>
+            <w:r>
+              <w:t>System.out.println</w:t>
+            </w:r>
+            <w:proofErr w:type="spellEnd"/>
+            <w:r>
+              <w:t>("Muatan maksimal = "+</w:t>
+            </w:r>
+            <w:proofErr w:type="spellStart"/>
+            <w:r>
+              <w:t>truk.getMuatanMaks</w:t>
+            </w:r>
+            <w:proofErr w:type="spellEnd"/>
+            <w:r>
+              <w:t xml:space="preserve">()); </w:t>
+            </w:r>
+          </w:p>
+          <w:p>
+            <w:r>
+              <w:t xml:space="preserve">        status = </w:t>
+            </w:r>
+            <w:proofErr w:type="spellStart"/>
+            <w:r>
+              <w:t>truk.tambahMuatan</w:t>
+            </w:r>
+            <w:proofErr w:type="spellEnd"/>
+            <w:r>
+              <w:t xml:space="preserve">(500.0); </w:t>
+            </w:r>
+          </w:p>
+          <w:p>
+            <w:r>
+              <w:t xml:space="preserve">        </w:t>
+            </w:r>
+            <w:proofErr w:type="spellStart"/>
+            <w:r>
+              <w:t>System.out.println</w:t>
+            </w:r>
+            <w:proofErr w:type="spellEnd"/>
+            <w:r>
+              <w:t xml:space="preserve">("Tambah muatan : 500"); </w:t>
+            </w:r>
+          </w:p>
+          <w:p>
+            <w:r>
+              <w:t xml:space="preserve">        </w:t>
+            </w:r>
+            <w:proofErr w:type="spellStart"/>
+            <w:r>
+              <w:t>if</w:t>
+            </w:r>
+            <w:proofErr w:type="spellEnd"/>
+            <w:r>
+              <w:t xml:space="preserve"> (status) </w:t>
+            </w:r>
+          </w:p>
+          <w:p>
+            <w:r>
+              <w:t xml:space="preserve">            </w:t>
+            </w:r>
+            <w:proofErr w:type="spellStart"/>
+            <w:r>
+              <w:t>System.out.println</w:t>
+            </w:r>
+            <w:proofErr w:type="spellEnd"/>
+            <w:r>
+              <w:t xml:space="preserve">("Ok"); </w:t>
+            </w:r>
+          </w:p>
+          <w:p>
+            <w:r>
+              <w:t xml:space="preserve">        </w:t>
+            </w:r>
+            <w:proofErr w:type="spellStart"/>
+            <w:r>
+              <w:t>else</w:t>
+            </w:r>
+            <w:proofErr w:type="spellEnd"/>
+            <w:r>
+              <w:t xml:space="preserve"> </w:t>
+            </w:r>
+          </w:p>
+          <w:p>
+            <w:r>
+              <w:t xml:space="preserve">        </w:t>
+            </w:r>
+            <w:proofErr w:type="spellStart"/>
+            <w:r>
+              <w:t>System.out.println</w:t>
+            </w:r>
+            <w:proofErr w:type="spellEnd"/>
+            <w:r>
+              <w:t xml:space="preserve">("Gagal"); </w:t>
+            </w:r>
+          </w:p>
+          <w:p/>
+          <w:p>
+            <w:r>
+              <w:t xml:space="preserve">        status = </w:t>
+            </w:r>
+            <w:proofErr w:type="spellStart"/>
+            <w:r>
+              <w:t>truk.tambahMuatan</w:t>
+            </w:r>
+            <w:proofErr w:type="spellEnd"/>
+            <w:r>
+              <w:t xml:space="preserve">(300.0); </w:t>
+            </w:r>
+          </w:p>
+          <w:p>
+            <w:r>
+              <w:t xml:space="preserve">        </w:t>
+            </w:r>
+            <w:proofErr w:type="spellStart"/>
+            <w:r>
+              <w:t>System.out.println</w:t>
+            </w:r>
+            <w:proofErr w:type="spellEnd"/>
+            <w:r>
+              <w:t xml:space="preserve">("Tambah muatan : 300"); </w:t>
+            </w:r>
+          </w:p>
+          <w:p>
+            <w:r>
+              <w:t xml:space="preserve">        </w:t>
+            </w:r>
+            <w:proofErr w:type="spellStart"/>
+            <w:r>
+              <w:t>if</w:t>
+            </w:r>
+            <w:proofErr w:type="spellEnd"/>
+            <w:r>
+              <w:t xml:space="preserve"> (status) </w:t>
+            </w:r>
+          </w:p>
+          <w:p>
+            <w:r>
+              <w:t xml:space="preserve">            </w:t>
+            </w:r>
+            <w:proofErr w:type="spellStart"/>
+            <w:r>
+              <w:t>System.out.println</w:t>
+            </w:r>
+            <w:proofErr w:type="spellEnd"/>
+            <w:r>
+              <w:t xml:space="preserve">("Ok"); </w:t>
+            </w:r>
+          </w:p>
+          <w:p>
+            <w:r>
+              <w:t xml:space="preserve">        </w:t>
+            </w:r>
+            <w:proofErr w:type="spellStart"/>
+            <w:r>
+              <w:t>else</w:t>
+            </w:r>
+            <w:proofErr w:type="spellEnd"/>
+            <w:r>
+              <w:t xml:space="preserve"> </w:t>
+            </w:r>
+          </w:p>
+          <w:p>
+            <w:r>
+              <w:t xml:space="preserve">            </w:t>
+            </w:r>
+            <w:proofErr w:type="spellStart"/>
+            <w:r>
+              <w:t>System.out.println</w:t>
+            </w:r>
+            <w:proofErr w:type="spellEnd"/>
+            <w:r>
+              <w:t xml:space="preserve">("Gagal"); </w:t>
+            </w:r>
+          </w:p>
+          <w:p>
+            <w:r>
+              <w:t xml:space="preserve">        </w:t>
+            </w:r>
+          </w:p>
+          <w:p>
+            <w:r>
+              <w:t xml:space="preserve">        status = </w:t>
+            </w:r>
+            <w:proofErr w:type="spellStart"/>
+            <w:r>
+              <w:t>truk.tambahMuatan</w:t>
+            </w:r>
+            <w:proofErr w:type="spellEnd"/>
+            <w:r>
+              <w:t xml:space="preserve">(150.0); </w:t>
+            </w:r>
+          </w:p>
+          <w:p>
+            <w:r>
+              <w:t xml:space="preserve">        </w:t>
+            </w:r>
+            <w:proofErr w:type="spellStart"/>
+            <w:r>
+              <w:t>System.out.println</w:t>
+            </w:r>
+            <w:proofErr w:type="spellEnd"/>
+            <w:r>
+              <w:t xml:space="preserve">("Tambah muatan : 150"); </w:t>
+            </w:r>
+          </w:p>
+          <w:p>
+            <w:r>
+              <w:t xml:space="preserve">        </w:t>
+            </w:r>
+            <w:proofErr w:type="spellStart"/>
+            <w:r>
+              <w:t>if</w:t>
+            </w:r>
+            <w:proofErr w:type="spellEnd"/>
+            <w:r>
+              <w:t xml:space="preserve"> (status) </w:t>
+            </w:r>
+          </w:p>
+          <w:p>
+            <w:r>
+              <w:t xml:space="preserve">            </w:t>
+            </w:r>
+            <w:proofErr w:type="spellStart"/>
+            <w:r>
+              <w:t>System.out.println</w:t>
+            </w:r>
+            <w:proofErr w:type="spellEnd"/>
+            <w:r>
+              <w:t xml:space="preserve">("Ok"); </w:t>
+            </w:r>
+          </w:p>
+          <w:p>
+            <w:r>
+              <w:t xml:space="preserve">        </w:t>
+            </w:r>
+            <w:proofErr w:type="spellStart"/>
+            <w:r>
+              <w:t>else</w:t>
+            </w:r>
+            <w:proofErr w:type="spellEnd"/>
+            <w:r>
+              <w:t xml:space="preserve"> </w:t>
+            </w:r>
+          </w:p>
+          <w:p>
+            <w:r>
+              <w:t xml:space="preserve">            </w:t>
+            </w:r>
+            <w:proofErr w:type="spellStart"/>
+            <w:r>
+              <w:t>System.out.println</w:t>
+            </w:r>
+            <w:proofErr w:type="spellEnd"/>
+            <w:r>
+              <w:t xml:space="preserve">("Gagal"); </w:t>
+            </w:r>
+          </w:p>
+          <w:p>
+            <w:r>
+              <w:t xml:space="preserve">        </w:t>
+            </w:r>
+          </w:p>
+          <w:p>
+            <w:r>
+              <w:t xml:space="preserve">        status = </w:t>
+            </w:r>
+            <w:proofErr w:type="spellStart"/>
+            <w:r>
+              <w:t>truk.tambahMuatan</w:t>
+            </w:r>
+            <w:proofErr w:type="spellEnd"/>
+            <w:r>
+              <w:t xml:space="preserve">(50.0); </w:t>
+            </w:r>
+          </w:p>
+          <w:p>
+            <w:r>
+              <w:t xml:space="preserve">            </w:t>
+            </w:r>
+            <w:proofErr w:type="spellStart"/>
+            <w:r>
+              <w:t>System.out.println</w:t>
+            </w:r>
+            <w:proofErr w:type="spellEnd"/>
+            <w:r>
+              <w:t xml:space="preserve">("Tambah muatan : 50"); </w:t>
+            </w:r>
+          </w:p>
+          <w:p>
+            <w:r>
+              <w:t xml:space="preserve">        </w:t>
+            </w:r>
+            <w:proofErr w:type="spellStart"/>
+            <w:r>
+              <w:t>if</w:t>
+            </w:r>
+            <w:proofErr w:type="spellEnd"/>
+            <w:r>
+              <w:t xml:space="preserve"> (status) </w:t>
+            </w:r>
+          </w:p>
+          <w:p>
+            <w:r>
+              <w:t xml:space="preserve">            </w:t>
+            </w:r>
+            <w:proofErr w:type="spellStart"/>
+            <w:r>
+              <w:t>System.out.println</w:t>
+            </w:r>
+            <w:proofErr w:type="spellEnd"/>
+            <w:r>
+              <w:t xml:space="preserve">("Ok"); </w:t>
+            </w:r>
+          </w:p>
+          <w:p>
+            <w:r>
+              <w:t xml:space="preserve">        </w:t>
+            </w:r>
+            <w:proofErr w:type="spellStart"/>
+            <w:r>
+              <w:t>else</w:t>
+            </w:r>
+            <w:proofErr w:type="spellEnd"/>
+            <w:r>
+              <w:t xml:space="preserve"> </w:t>
+            </w:r>
+          </w:p>
+          <w:p>
+            <w:r>
+              <w:t xml:space="preserve">            </w:t>
+            </w:r>
+            <w:proofErr w:type="spellStart"/>
+            <w:r>
+              <w:t>System.out.println</w:t>
+            </w:r>
+            <w:proofErr w:type="spellEnd"/>
+            <w:r>
+              <w:t xml:space="preserve">("Gagal"); </w:t>
+            </w:r>
+          </w:p>
+          <w:p>
+            <w:r>
+              <w:t xml:space="preserve">            </w:t>
+            </w:r>
+            <w:proofErr w:type="spellStart"/>
+            <w:r>
+              <w:t>System.out.println</w:t>
+            </w:r>
+            <w:proofErr w:type="spellEnd"/>
+            <w:r>
+              <w:t xml:space="preserve">("Muatan sekarang = " + </w:t>
+            </w:r>
+            <w:proofErr w:type="spellStart"/>
+            <w:r>
+              <w:t>truk.getMuatan</w:t>
+            </w:r>
+            <w:proofErr w:type="spellEnd"/>
+            <w:r>
+              <w:t xml:space="preserve">()); </w:t>
+            </w:r>
+          </w:p>
+          <w:p>
+            <w:r>
+              <w:t xml:space="preserve">    } </w:t>
+            </w:r>
+          </w:p>
+          <w:p>
+            <w:r>
+              <w:t>}</w:t>
+            </w:r>
+          </w:p>
+        </w:tc>
+      </w:tr>
+    </w:tbl>
+    <w:p>
+      <w:pPr>
+        <w:rPr>
+          <w:b/>
+          <w:bCs/>
+        </w:rPr>
+      </w:pPr>
+      <w:proofErr w:type="spellStart"/>
+      <w:r>
+        <w:rPr>
+          <w:b/>
+          <w:bCs/>
+        </w:rPr>
+        <w:t>Output</w:t>
+      </w:r>
+      <w:proofErr w:type="spellEnd"/>
+      <w:r>
+        <w:rPr>
+          <w:b/>
+          <w:bCs/>
+        </w:rPr>
+        <w:t xml:space="preserve"> yang diinginkan:</w:t>
+      </w:r>
+    </w:p>
+    <w:p>
+      <w:pPr>
+        <w:rPr>
+          <w:b/>
+          <w:bCs/>
+        </w:rPr>
+      </w:pPr>
+      <w:r>
+        <w:rPr>
+          <w:b/>
+          <w:bCs/>
+        </w:rPr>
+        <w:drawing>
+          <wp:inline distT="0" distB="0" distL="0" distR="0" wp14:anchorId="32817330" wp14:editId="2B2CD37A">
+            <wp:extent cx="3292125" cy="1143099"/>
+            <wp:effectExtent l="0" t="0" r="3810" b="0"/>
+            <wp:docPr id="301207734" name="Picture 1"/>
+            <wp:cNvGraphicFramePr>
+              <a:graphicFrameLocks xmlns:a="http://schemas.openxmlformats.org/drawingml/2006/main" noChangeAspect="1"/>
+            </wp:cNvGraphicFramePr>
+            <a:graphic xmlns:a="http://schemas.openxmlformats.org/drawingml/2006/main">
+              <a:graphicData uri="http://schemas.openxmlformats.org/drawingml/2006/picture">
+                <pic:pic xmlns:pic="http://schemas.openxmlformats.org/drawingml/2006/picture">
+                  <pic:nvPicPr>
+                    <pic:cNvPr id="301207734" name=""/>
+                    <pic:cNvPicPr/>
+                  </pic:nvPicPr>
+                  <pic:blipFill>
+                    <a:blip r:embed="rId16"/>
+                    <a:stretch>
+                      <a:fillRect/>
+                    </a:stretch>
+                  </pic:blipFill>
+                  <pic:spPr>
+                    <a:xfrm>
+                      <a:off x="0" y="0"/>
+                      <a:ext cx="3292125" cy="1143099"/>
+                    </a:xfrm>
+                    <a:prstGeom prst="rect">
+                      <a:avLst/>
+                    </a:prstGeom>
+                  </pic:spPr>
+                </pic:pic>
+              </a:graphicData>
+            </a:graphic>
+          </wp:inline>
+        </w:drawing>
+      </w:r>
+    </w:p>
+    <w:p>
+      <w:pPr>
+        <w:rPr>
+          <w:b/>
+          <w:bCs/>
+        </w:rPr>
+      </w:pPr>
+      <w:r>
+        <w:rPr>
+          <w:b/>
+          <w:bCs/>
+        </w:rPr>
+        <w:br w:type="page"/>
+      </w:r>
+    </w:p>
+    <w:p>
+      <w:pPr>
+        <w:rPr>
+          <w:b/>
+          <w:bCs/>
+        </w:rPr>
+      </w:pPr>
+      <w:proofErr w:type="spellStart"/>
+      <w:r>
+        <w:rPr>
+          <w:b/>
+          <w:bCs/>
+        </w:rPr>
+        <w:lastRenderedPageBreak/>
+        <w:t>Output</w:t>
+      </w:r>
+      <w:proofErr w:type="spellEnd"/>
+      <w:r>
+        <w:rPr>
+          <w:b/>
+          <w:bCs/>
+        </w:rPr>
+        <w:t>:</w:t>
+      </w:r>
+    </w:p>
+    <w:p>
+      <w:pPr>
+        <w:rPr>
+          <w:b/>
+          <w:bCs/>
+        </w:rPr>
+      </w:pPr>
+      <w:r>
+        <w:rPr>
+          <w:b/>
+          <w:bCs/>
+        </w:rPr>
+        <w:drawing>
+          <wp:inline distT="0" distB="0" distL="0" distR="0" wp14:anchorId="264D5CB4" wp14:editId="00EA2AC7">
+            <wp:extent cx="3368332" cy="1082134"/>
+            <wp:effectExtent l="0" t="0" r="3810" b="3810"/>
+            <wp:docPr id="1999847919" name="Picture 1"/>
+            <wp:cNvGraphicFramePr>
+              <a:graphicFrameLocks xmlns:a="http://schemas.openxmlformats.org/drawingml/2006/main" noChangeAspect="1"/>
+            </wp:cNvGraphicFramePr>
+            <a:graphic xmlns:a="http://schemas.openxmlformats.org/drawingml/2006/main">
+              <a:graphicData uri="http://schemas.openxmlformats.org/drawingml/2006/picture">
+                <pic:pic xmlns:pic="http://schemas.openxmlformats.org/drawingml/2006/picture">
+                  <pic:nvPicPr>
+                    <pic:cNvPr id="1999847919" name=""/>
+                    <pic:cNvPicPr/>
+                  </pic:nvPicPr>
+                  <pic:blipFill>
+                    <a:blip r:embed="rId17"/>
+                    <a:stretch>
+                      <a:fillRect/>
+                    </a:stretch>
+                  </pic:blipFill>
+                  <pic:spPr>
+                    <a:xfrm>
+                      <a:off x="0" y="0"/>
+                      <a:ext cx="3368332" cy="1082134"/>
+                    </a:xfrm>
+                    <a:prstGeom prst="rect">
+                      <a:avLst/>
+                    </a:prstGeom>
+                  </pic:spPr>
+                </pic:pic>
+              </a:graphicData>
+            </a:graphic>
+          </wp:inline>
+        </w:drawing>
+      </w:r>
+    </w:p>
+    <w:p>
+      <w:pPr>
+        <w:rPr>
+          <w:b/>
+          <w:bCs/>
+          <w:sz w:val="28"/>
+          <w:szCs w:val="28"/>
+        </w:rPr>
+      </w:pPr>
+      <w:r>
+        <w:rPr>
+          <w:b/>
+          <w:bCs/>
+          <w:sz w:val="28"/>
+          <w:szCs w:val="28"/>
+        </w:rPr>
+        <w:br w:type="page"/>
+      </w:r>
+    </w:p>
+    <w:p>
+      <w:pPr>
+        <w:rPr>
+          <w:b/>
+          <w:bCs/>
+          <w:sz w:val="28"/>
+          <w:szCs w:val="28"/>
+        </w:rPr>
+      </w:pPr>
+      <w:r>
+        <w:rPr>
+          <w:b/>
+          <w:bCs/>
+          <w:sz w:val="28"/>
+          <w:szCs w:val="28"/>
+        </w:rPr>
+        <w:lastRenderedPageBreak/>
+        <w:t>TUGAS</w:t>
+      </w:r>
+    </w:p>
+    <w:p>
+      <w:pPr>
+        <w:rPr>
+          <w:b/>
+          <w:bCs/>
+        </w:rPr>
+      </w:pPr>
+      <w:r>
+        <w:rPr>
+          <w:b/>
+          <w:bCs/>
+        </w:rPr>
+        <w:t>Tugas 1. Menerapkan konsep enkapsulasi pada kelas Tabungan yang terdapat di  Tugas 1. Bab 7. Pengenalan Pemrograman Berbasis Obyek.</w:t>
+      </w:r>
+    </w:p>
+    <w:p>
+      <w:r>
+        <w:drawing>
+          <wp:inline distT="0" distB="0" distL="0" distR="0" wp14:anchorId="419B9CF0" wp14:editId="09E07F94">
+            <wp:extent cx="3086367" cy="2027096"/>
+            <wp:effectExtent l="0" t="0" r="0" b="0"/>
+            <wp:docPr id="900023504" name="Picture 1"/>
+            <wp:cNvGraphicFramePr>
+              <a:graphicFrameLocks xmlns:a="http://schemas.openxmlformats.org/drawingml/2006/main" noChangeAspect="1"/>
+            </wp:cNvGraphicFramePr>
+            <a:graphic xmlns:a="http://schemas.openxmlformats.org/drawingml/2006/main">
+              <a:graphicData uri="http://schemas.openxmlformats.org/drawingml/2006/picture">
+                <pic:pic xmlns:pic="http://schemas.openxmlformats.org/drawingml/2006/picture">
+                  <pic:nvPicPr>
+                    <pic:cNvPr id="900023504" name=""/>
+                    <pic:cNvPicPr/>
+                  </pic:nvPicPr>
+                  <pic:blipFill>
+                    <a:blip r:embed="rId18"/>
+                    <a:stretch>
+                      <a:fillRect/>
+                    </a:stretch>
+                  </pic:blipFill>
+                  <pic:spPr>
+                    <a:xfrm>
+                      <a:off x="0" y="0"/>
+                      <a:ext cx="3086367" cy="2027096"/>
+                    </a:xfrm>
+                    <a:prstGeom prst="rect">
+                      <a:avLst/>
+                    </a:prstGeom>
+                  </pic:spPr>
+                </pic:pic>
+              </a:graphicData>
+            </a:graphic>
+          </wp:inline>
+        </w:drawing>
+      </w:r>
+    </w:p>
+    <w:p>
+      <w:r>
+        <w:t xml:space="preserve">Kembangkan kelas Tabungan </w:t>
+      </w:r>
+      <w:proofErr w:type="spellStart"/>
+      <w:r>
+        <w:t>diatas</w:t>
+      </w:r>
+      <w:proofErr w:type="spellEnd"/>
+      <w:r>
+        <w:t xml:space="preserve"> sehingga memungkinkan pengguna untuk memilih satuan mata uang yang berbeda (USD, AUD, IDR)  ketika mengambil atau menyimpan uang. Saldo tabungan disimpan dalam satuan IDR oleh sistem. Beri nama kelas </w:t>
+      </w:r>
+      <w:proofErr w:type="spellStart"/>
+      <w:r>
+        <w:t>anda</w:t>
+      </w:r>
+      <w:proofErr w:type="spellEnd"/>
+      <w:r>
+        <w:t xml:space="preserve"> dengan nama MultiTabungan.java. Diasumsikan bahwa: </w:t>
+      </w:r>
+    </w:p>
+    <w:p>
+      <w:r>
+        <w:t xml:space="preserve">1 AUD = 10.000 IDR </w:t>
+      </w:r>
+    </w:p>
+    <w:p>
+      <w:r>
+        <w:t xml:space="preserve">1 USD  =   9.000 IDR </w:t>
+      </w:r>
+    </w:p>
+    <w:p>
+      <w:r>
+        <w:t xml:space="preserve">Buat kelas baru untuk mengetes kelas </w:t>
+      </w:r>
+      <w:proofErr w:type="spellStart"/>
+      <w:r>
+        <w:t>MultiTabungan</w:t>
+      </w:r>
+      <w:proofErr w:type="spellEnd"/>
+      <w:r>
+        <w:t xml:space="preserve"> yang </w:t>
+      </w:r>
+      <w:proofErr w:type="spellStart"/>
+      <w:r>
+        <w:t>anda</w:t>
+      </w:r>
+      <w:proofErr w:type="spellEnd"/>
+      <w:r>
+        <w:t xml:space="preserve"> buat!</w:t>
+      </w:r>
+    </w:p>
+    <w:p>
+      <w:pPr>
+        <w:rPr>
+          <w:b/>
+          <w:bCs/>
+        </w:rPr>
+      </w:pPr>
+      <w:r>
+        <w:rPr>
+          <w:b/>
+          <w:bCs/>
+        </w:rPr>
+        <w:t>SC:</w:t>
+      </w:r>
+    </w:p>
+    <w:tbl>
+      <w:tblPr>
+        <w:tblStyle w:val="TableGrid"/>
+        <w:tblW w:w="0" w:type="auto"/>
+        <w:tblLook w:val="04A0" w:firstRow="1" w:lastRow="0" w:firstColumn="1" w:lastColumn="0" w:noHBand="0" w:noVBand="1"/>
+      </w:tblPr>
+      <w:tblGrid>
+        <w:gridCol w:w="9350"/>
+      </w:tblGrid>
+      <w:tr>
+        <w:tc>
+          <w:tcPr>
+            <w:tcW w:w="9350" w:type="dxa"/>
+          </w:tcPr>
+          <w:p>
+            <w:pPr>
+              <w:rPr>
+                <w:b/>
+                <w:bCs/>
+              </w:rPr>
+            </w:pPr>
+            <w:r>
+              <w:rPr>
+                <w:b/>
+                <w:bCs/>
+              </w:rPr>
+              <w:t>MultiTabungan</w:t>
+            </w:r>
+            <w:r>
+              <w:rPr>
+                <w:b/>
+                <w:bCs/>
+              </w:rPr>
+              <w:t>.java</w:t>
+            </w:r>
+          </w:p>
+          <w:p/>
+          <w:p>
+            <w:proofErr w:type="spellStart"/>
+            <w:r>
+              <w:t>package</w:t>
+            </w:r>
+            <w:proofErr w:type="spellEnd"/>
+            <w:r>
+              <w:t xml:space="preserve"> W7.perbankan;</w:t>
+            </w:r>
+          </w:p>
+          <w:p/>
+          <w:p>
+            <w:proofErr w:type="spellStart"/>
+            <w:r>
+              <w:t>public</w:t>
+            </w:r>
+            <w:proofErr w:type="spellEnd"/>
+            <w:r>
+              <w:t xml:space="preserve"> </w:t>
+            </w:r>
+            <w:proofErr w:type="spellStart"/>
+            <w:r>
+              <w:t>class</w:t>
+            </w:r>
+            <w:proofErr w:type="spellEnd"/>
+            <w:r>
+              <w:t xml:space="preserve"> </w:t>
+            </w:r>
+            <w:proofErr w:type="spellStart"/>
+            <w:r>
+              <w:t>MultiTabungan</w:t>
+            </w:r>
+            <w:proofErr w:type="spellEnd"/>
+            <w:r>
+              <w:t xml:space="preserve"> </w:t>
+            </w:r>
+            <w:proofErr w:type="spellStart"/>
+            <w:r>
+              <w:t>extends</w:t>
+            </w:r>
+            <w:proofErr w:type="spellEnd"/>
+            <w:r>
+              <w:t xml:space="preserve"> Tabungan {</w:t>
+            </w:r>
+          </w:p>
+          <w:p>
+            <w:r>
+              <w:t xml:space="preserve">    </w:t>
+            </w:r>
+            <w:proofErr w:type="spellStart"/>
+            <w:r>
+              <w:t>public</w:t>
+            </w:r>
+            <w:proofErr w:type="spellEnd"/>
+            <w:r>
+              <w:t xml:space="preserve"> </w:t>
+            </w:r>
+            <w:proofErr w:type="spellStart"/>
+            <w:r>
+              <w:t>static</w:t>
+            </w:r>
+            <w:proofErr w:type="spellEnd"/>
+            <w:r>
+              <w:t xml:space="preserve"> final int KURS_AUD = 10000;</w:t>
+            </w:r>
+          </w:p>
+          <w:p>
+            <w:r>
+              <w:t xml:space="preserve">    </w:t>
+            </w:r>
+            <w:proofErr w:type="spellStart"/>
+            <w:r>
+              <w:t>public</w:t>
+            </w:r>
+            <w:proofErr w:type="spellEnd"/>
+            <w:r>
+              <w:t xml:space="preserve"> </w:t>
+            </w:r>
+            <w:proofErr w:type="spellStart"/>
+            <w:r>
+              <w:t>static</w:t>
+            </w:r>
+            <w:proofErr w:type="spellEnd"/>
+            <w:r>
+              <w:t xml:space="preserve"> final int KURS_USD = 9000;</w:t>
+            </w:r>
+          </w:p>
+          <w:p/>
+          <w:p>
+            <w:r>
+              <w:t xml:space="preserve">    </w:t>
+            </w:r>
+            <w:proofErr w:type="spellStart"/>
+            <w:r>
+              <w:t>public</w:t>
+            </w:r>
+            <w:proofErr w:type="spellEnd"/>
+            <w:r>
+              <w:t xml:space="preserve"> </w:t>
+            </w:r>
+            <w:proofErr w:type="spellStart"/>
+            <w:r>
+              <w:t>MultiTabungan</w:t>
+            </w:r>
+            <w:proofErr w:type="spellEnd"/>
+            <w:r>
+              <w:t xml:space="preserve">(int </w:t>
+            </w:r>
+            <w:proofErr w:type="spellStart"/>
+            <w:r>
+              <w:t>initsaldo</w:t>
+            </w:r>
+            <w:proofErr w:type="spellEnd"/>
+            <w:r>
+              <w:t>){</w:t>
+            </w:r>
+          </w:p>
+          <w:p>
+            <w:r>
+              <w:t xml:space="preserve">        super(</w:t>
+            </w:r>
+            <w:proofErr w:type="spellStart"/>
+            <w:r>
+              <w:t>initsaldo</w:t>
+            </w:r>
+            <w:proofErr w:type="spellEnd"/>
+            <w:r>
+              <w:t xml:space="preserve">);   // </w:t>
+            </w:r>
+            <w:proofErr w:type="spellStart"/>
+            <w:r>
+              <w:t>initsaldo</w:t>
+            </w:r>
+            <w:proofErr w:type="spellEnd"/>
+            <w:r>
+              <w:t xml:space="preserve"> dalam IDR</w:t>
+            </w:r>
+          </w:p>
+          <w:p>
+            <w:r>
+              <w:t xml:space="preserve">    }</w:t>
+            </w:r>
+          </w:p>
+          <w:p/>
+          <w:p>
+            <w:r>
+              <w:t xml:space="preserve">    </w:t>
+            </w:r>
+            <w:proofErr w:type="spellStart"/>
+            <w:r>
+              <w:t>private</w:t>
+            </w:r>
+            <w:proofErr w:type="spellEnd"/>
+            <w:r>
+              <w:t xml:space="preserve"> int </w:t>
+            </w:r>
+            <w:proofErr w:type="spellStart"/>
+            <w:r>
+              <w:t>getKurs</w:t>
+            </w:r>
+            <w:proofErr w:type="spellEnd"/>
+            <w:r>
+              <w:t>(</w:t>
+            </w:r>
+            <w:proofErr w:type="spellStart"/>
+            <w:r>
+              <w:t>String</w:t>
+            </w:r>
+            <w:proofErr w:type="spellEnd"/>
+            <w:r>
+              <w:t xml:space="preserve"> </w:t>
+            </w:r>
+            <w:proofErr w:type="spellStart"/>
+            <w:r>
+              <w:t>mataUang</w:t>
+            </w:r>
+            <w:proofErr w:type="spellEnd"/>
+            <w:r>
+              <w:t>){</w:t>
+            </w:r>
+          </w:p>
+          <w:p>
+            <w:r>
+              <w:t xml:space="preserve">        </w:t>
+            </w:r>
+            <w:proofErr w:type="spellStart"/>
+            <w:r>
+              <w:t>switch</w:t>
+            </w:r>
+            <w:proofErr w:type="spellEnd"/>
+            <w:r>
+              <w:t xml:space="preserve"> (</w:t>
+            </w:r>
+            <w:proofErr w:type="spellStart"/>
+            <w:r>
+              <w:t>mataUang.toUpperCase</w:t>
+            </w:r>
+            <w:proofErr w:type="spellEnd"/>
+            <w:r>
+              <w:t>()) {</w:t>
+            </w:r>
+          </w:p>
+          <w:p>
+            <w:r>
+              <w:t xml:space="preserve">            </w:t>
+            </w:r>
+            <w:proofErr w:type="spellStart"/>
+            <w:r>
+              <w:t>case</w:t>
+            </w:r>
+            <w:proofErr w:type="spellEnd"/>
+            <w:r>
+              <w:t xml:space="preserve"> "IDR": </w:t>
+            </w:r>
+            <w:proofErr w:type="spellStart"/>
+            <w:r>
+              <w:t>return</w:t>
+            </w:r>
+            <w:proofErr w:type="spellEnd"/>
+            <w:r>
+              <w:t xml:space="preserve"> 1;</w:t>
+            </w:r>
+          </w:p>
+          <w:p>
+            <w:r>
+              <w:t xml:space="preserve">            </w:t>
+            </w:r>
+            <w:proofErr w:type="spellStart"/>
+            <w:r>
+              <w:t>case</w:t>
+            </w:r>
+            <w:proofErr w:type="spellEnd"/>
+            <w:r>
+              <w:t xml:space="preserve"> "AUD": </w:t>
+            </w:r>
+            <w:proofErr w:type="spellStart"/>
+            <w:r>
+              <w:t>return</w:t>
+            </w:r>
+            <w:proofErr w:type="spellEnd"/>
+            <w:r>
+              <w:t xml:space="preserve"> KURS_AUD;</w:t>
+            </w:r>
+          </w:p>
+          <w:p>
+            <w:r>
+              <w:t xml:space="preserve">            </w:t>
+            </w:r>
+            <w:proofErr w:type="spellStart"/>
+            <w:r>
+              <w:t>case</w:t>
+            </w:r>
+            <w:proofErr w:type="spellEnd"/>
+            <w:r>
+              <w:t xml:space="preserve"> "USD": </w:t>
+            </w:r>
+            <w:proofErr w:type="spellStart"/>
+            <w:r>
+              <w:t>return</w:t>
+            </w:r>
+            <w:proofErr w:type="spellEnd"/>
+            <w:r>
+              <w:t xml:space="preserve"> KURS_USD;</w:t>
+            </w:r>
+          </w:p>
+          <w:p>
+            <w:r>
+              <w:lastRenderedPageBreak/>
+              <w:t xml:space="preserve">            </w:t>
+            </w:r>
+            <w:proofErr w:type="spellStart"/>
+            <w:r>
+              <w:t>default</w:t>
+            </w:r>
+            <w:proofErr w:type="spellEnd"/>
+            <w:r>
+              <w:t xml:space="preserve">:    </w:t>
+            </w:r>
+            <w:proofErr w:type="spellStart"/>
+            <w:r>
+              <w:t>return</w:t>
+            </w:r>
+            <w:proofErr w:type="spellEnd"/>
+            <w:r>
+              <w:t xml:space="preserve"> -1;</w:t>
+            </w:r>
+          </w:p>
+          <w:p>
+            <w:r>
+              <w:t xml:space="preserve">        }</w:t>
+            </w:r>
+          </w:p>
+          <w:p>
+            <w:r>
+              <w:t xml:space="preserve">    }</w:t>
+            </w:r>
+          </w:p>
+          <w:p/>
+          <w:p>
+            <w:r>
+              <w:t xml:space="preserve">    </w:t>
+            </w:r>
+            <w:proofErr w:type="spellStart"/>
+            <w:r>
+              <w:t>public</w:t>
+            </w:r>
+            <w:proofErr w:type="spellEnd"/>
+            <w:r>
+              <w:t xml:space="preserve"> </w:t>
+            </w:r>
+            <w:proofErr w:type="spellStart"/>
+            <w:r>
+              <w:t>boolean</w:t>
+            </w:r>
+            <w:proofErr w:type="spellEnd"/>
+            <w:r>
+              <w:t xml:space="preserve"> </w:t>
+            </w:r>
+            <w:proofErr w:type="spellStart"/>
+            <w:r>
+              <w:t>simpanUang</w:t>
+            </w:r>
+            <w:proofErr w:type="spellEnd"/>
+            <w:r>
+              <w:t xml:space="preserve">(int jumlah, </w:t>
+            </w:r>
+            <w:proofErr w:type="spellStart"/>
+            <w:r>
+              <w:t>String</w:t>
+            </w:r>
+            <w:proofErr w:type="spellEnd"/>
+            <w:r>
+              <w:t xml:space="preserve"> </w:t>
+            </w:r>
+            <w:proofErr w:type="spellStart"/>
+            <w:r>
+              <w:t>mataUang</w:t>
+            </w:r>
+            <w:proofErr w:type="spellEnd"/>
+            <w:r>
+              <w:t>){</w:t>
+            </w:r>
+          </w:p>
+          <w:p>
+            <w:r>
+              <w:t xml:space="preserve">        int kurs = </w:t>
+            </w:r>
+            <w:proofErr w:type="spellStart"/>
+            <w:r>
+              <w:t>getKurs</w:t>
+            </w:r>
+            <w:proofErr w:type="spellEnd"/>
+            <w:r>
+              <w:t>(</w:t>
+            </w:r>
+            <w:proofErr w:type="spellStart"/>
+            <w:r>
+              <w:t>mataUang</w:t>
+            </w:r>
+            <w:proofErr w:type="spellEnd"/>
+            <w:r>
+              <w:t>);</w:t>
+            </w:r>
+          </w:p>
+          <w:p>
+            <w:r>
+              <w:t xml:space="preserve">        </w:t>
+            </w:r>
+            <w:proofErr w:type="spellStart"/>
+            <w:r>
+              <w:t>if</w:t>
+            </w:r>
+            <w:proofErr w:type="spellEnd"/>
+            <w:r>
+              <w:t xml:space="preserve"> (kurs == -1 || jumlah &lt;= 0) {</w:t>
+            </w:r>
+          </w:p>
+          <w:p>
+            <w:r>
+              <w:t xml:space="preserve">            </w:t>
+            </w:r>
+            <w:proofErr w:type="spellStart"/>
+            <w:r>
+              <w:t>return</w:t>
+            </w:r>
+            <w:proofErr w:type="spellEnd"/>
+            <w:r>
+              <w:t xml:space="preserve"> </w:t>
+            </w:r>
+            <w:proofErr w:type="spellStart"/>
+            <w:r>
+              <w:t>false</w:t>
+            </w:r>
+            <w:proofErr w:type="spellEnd"/>
+            <w:r>
+              <w:t>;</w:t>
+            </w:r>
+          </w:p>
+          <w:p>
+            <w:r>
+              <w:t xml:space="preserve">        }</w:t>
+            </w:r>
+          </w:p>
+          <w:p>
+            <w:r>
+              <w:t xml:space="preserve">        </w:t>
+            </w:r>
+            <w:proofErr w:type="spellStart"/>
+            <w:r>
+              <w:t>super.simpanUang</w:t>
+            </w:r>
+            <w:proofErr w:type="spellEnd"/>
+            <w:r>
+              <w:t>(jumlah * kurs);</w:t>
+            </w:r>
+          </w:p>
+          <w:p>
+            <w:r>
+              <w:t xml:space="preserve">        </w:t>
+            </w:r>
+            <w:proofErr w:type="spellStart"/>
+            <w:r>
+              <w:t>return</w:t>
+            </w:r>
+            <w:proofErr w:type="spellEnd"/>
+            <w:r>
+              <w:t xml:space="preserve"> </w:t>
+            </w:r>
+            <w:proofErr w:type="spellStart"/>
+            <w:r>
+              <w:t>true</w:t>
+            </w:r>
+            <w:proofErr w:type="spellEnd"/>
+            <w:r>
+              <w:t>;</w:t>
+            </w:r>
+          </w:p>
+          <w:p>
+            <w:r>
+              <w:t xml:space="preserve">    }</w:t>
+            </w:r>
+          </w:p>
+          <w:p/>
+          <w:p>
+            <w:r>
+              <w:t xml:space="preserve">    </w:t>
+            </w:r>
+            <w:proofErr w:type="spellStart"/>
+            <w:r>
+              <w:t>public</w:t>
+            </w:r>
+            <w:proofErr w:type="spellEnd"/>
+            <w:r>
+              <w:t xml:space="preserve"> </w:t>
+            </w:r>
+            <w:proofErr w:type="spellStart"/>
+            <w:r>
+              <w:t>boolean</w:t>
+            </w:r>
+            <w:proofErr w:type="spellEnd"/>
+            <w:r>
+              <w:t xml:space="preserve"> </w:t>
+            </w:r>
+            <w:proofErr w:type="spellStart"/>
+            <w:r>
+              <w:t>ambilUang</w:t>
+            </w:r>
+            <w:proofErr w:type="spellEnd"/>
+            <w:r>
+              <w:t xml:space="preserve">(int jumlah, </w:t>
+            </w:r>
+            <w:proofErr w:type="spellStart"/>
+            <w:r>
+              <w:t>String</w:t>
+            </w:r>
+            <w:proofErr w:type="spellEnd"/>
+            <w:r>
+              <w:t xml:space="preserve"> </w:t>
+            </w:r>
+            <w:proofErr w:type="spellStart"/>
+            <w:r>
+              <w:t>mataUang</w:t>
+            </w:r>
+            <w:proofErr w:type="spellEnd"/>
+            <w:r>
+              <w:t>){</w:t>
+            </w:r>
+          </w:p>
+          <w:p>
+            <w:r>
+              <w:t xml:space="preserve">        int kurs = </w:t>
+            </w:r>
+            <w:proofErr w:type="spellStart"/>
+            <w:r>
+              <w:t>getKurs</w:t>
+            </w:r>
+            <w:proofErr w:type="spellEnd"/>
+            <w:r>
+              <w:t>(</w:t>
+            </w:r>
+            <w:proofErr w:type="spellStart"/>
+            <w:r>
+              <w:t>mataUang</w:t>
+            </w:r>
+            <w:proofErr w:type="spellEnd"/>
+            <w:r>
+              <w:t>);</w:t>
+            </w:r>
+          </w:p>
+          <w:p>
+            <w:r>
+              <w:t xml:space="preserve">        </w:t>
+            </w:r>
+            <w:proofErr w:type="spellStart"/>
+            <w:r>
+              <w:t>if</w:t>
+            </w:r>
+            <w:proofErr w:type="spellEnd"/>
+            <w:r>
+              <w:t xml:space="preserve"> (kurs == -1 || jumlah &lt;= 0) {</w:t>
+            </w:r>
+          </w:p>
+          <w:p>
+            <w:r>
+              <w:t xml:space="preserve">            </w:t>
+            </w:r>
+            <w:proofErr w:type="spellStart"/>
+            <w:r>
+              <w:t>return</w:t>
+            </w:r>
+            <w:proofErr w:type="spellEnd"/>
+            <w:r>
+              <w:t xml:space="preserve"> </w:t>
+            </w:r>
+            <w:proofErr w:type="spellStart"/>
+            <w:r>
+              <w:t>false</w:t>
+            </w:r>
+            <w:proofErr w:type="spellEnd"/>
+            <w:r>
+              <w:t>;</w:t>
+            </w:r>
+          </w:p>
+          <w:p>
+            <w:r>
+              <w:t xml:space="preserve">        }</w:t>
+            </w:r>
+          </w:p>
+          <w:p>
+            <w:r>
+              <w:t xml:space="preserve">        </w:t>
+            </w:r>
+            <w:proofErr w:type="spellStart"/>
+            <w:r>
+              <w:t>return</w:t>
+            </w:r>
+            <w:proofErr w:type="spellEnd"/>
+            <w:r>
+              <w:t xml:space="preserve"> </w:t>
+            </w:r>
+            <w:proofErr w:type="spellStart"/>
+            <w:r>
+              <w:t>super.ambilUang</w:t>
+            </w:r>
+            <w:proofErr w:type="spellEnd"/>
+            <w:r>
+              <w:t>(jumlah * kurs);</w:t>
+            </w:r>
+          </w:p>
+          <w:p>
+            <w:r>
+              <w:t xml:space="preserve">    }</w:t>
+            </w:r>
+          </w:p>
+          <w:p/>
+          <w:p>
+            <w:r>
+              <w:t xml:space="preserve">    </w:t>
+            </w:r>
+            <w:proofErr w:type="spellStart"/>
+            <w:r>
+              <w:t>public</w:t>
+            </w:r>
+            <w:proofErr w:type="spellEnd"/>
+            <w:r>
+              <w:t xml:space="preserve"> </w:t>
+            </w:r>
+            <w:proofErr w:type="spellStart"/>
+            <w:r>
+              <w:t>double</w:t>
+            </w:r>
+            <w:proofErr w:type="spellEnd"/>
+            <w:r>
+              <w:t xml:space="preserve"> </w:t>
+            </w:r>
+            <w:proofErr w:type="spellStart"/>
+            <w:r>
+              <w:t>getSaldo</w:t>
+            </w:r>
+            <w:proofErr w:type="spellEnd"/>
+            <w:r>
+              <w:t>(</w:t>
+            </w:r>
+            <w:proofErr w:type="spellStart"/>
+            <w:r>
+              <w:t>String</w:t>
+            </w:r>
+            <w:proofErr w:type="spellEnd"/>
+            <w:r>
+              <w:t xml:space="preserve"> </w:t>
+            </w:r>
+            <w:proofErr w:type="spellStart"/>
+            <w:r>
+              <w:t>mataUang</w:t>
+            </w:r>
+            <w:proofErr w:type="spellEnd"/>
+            <w:r>
+              <w:t>){</w:t>
+            </w:r>
+          </w:p>
+          <w:p>
+            <w:r>
+              <w:t xml:space="preserve">        int kurs = </w:t>
+            </w:r>
+            <w:proofErr w:type="spellStart"/>
+            <w:r>
+              <w:t>getKurs</w:t>
+            </w:r>
+            <w:proofErr w:type="spellEnd"/>
+            <w:r>
+              <w:t>(</w:t>
+            </w:r>
+            <w:proofErr w:type="spellStart"/>
+            <w:r>
+              <w:t>mataUang</w:t>
+            </w:r>
+            <w:proofErr w:type="spellEnd"/>
+            <w:r>
+              <w:t>);</w:t>
+            </w:r>
+          </w:p>
+          <w:p>
+            <w:r>
+              <w:t xml:space="preserve">        </w:t>
+            </w:r>
+            <w:proofErr w:type="spellStart"/>
+            <w:r>
+              <w:t>if</w:t>
+            </w:r>
+            <w:proofErr w:type="spellEnd"/>
+            <w:r>
+              <w:t xml:space="preserve"> (kurs == -1) {</w:t>
+            </w:r>
+          </w:p>
+          <w:p>
+            <w:r>
+              <w:t xml:space="preserve">            </w:t>
+            </w:r>
+            <w:proofErr w:type="spellStart"/>
+            <w:r>
+              <w:t>return</w:t>
+            </w:r>
+            <w:proofErr w:type="spellEnd"/>
+            <w:r>
+              <w:t xml:space="preserve"> -1;</w:t>
+            </w:r>
+          </w:p>
+          <w:p>
+            <w:r>
+              <w:t xml:space="preserve">        }</w:t>
+            </w:r>
+          </w:p>
+          <w:p>
+            <w:r>
+              <w:t xml:space="preserve">        </w:t>
+            </w:r>
+            <w:proofErr w:type="spellStart"/>
+            <w:r>
+              <w:t>return</w:t>
+            </w:r>
+            <w:proofErr w:type="spellEnd"/>
+            <w:r>
+              <w:t xml:space="preserve"> (</w:t>
+            </w:r>
+            <w:proofErr w:type="spellStart"/>
+            <w:r>
+              <w:t>double</w:t>
+            </w:r>
+            <w:proofErr w:type="spellEnd"/>
+            <w:r>
+              <w:t xml:space="preserve">) </w:t>
+            </w:r>
+            <w:proofErr w:type="spellStart"/>
+            <w:r>
+              <w:t>getSaldo</w:t>
+            </w:r>
+            <w:proofErr w:type="spellEnd"/>
+            <w:r>
+              <w:t>() / kurs;</w:t>
+            </w:r>
+          </w:p>
+          <w:p>
+            <w:r>
+              <w:t xml:space="preserve">    }</w:t>
+            </w:r>
+          </w:p>
+          <w:p>
+            <w:r>
+              <w:t>}</w:t>
+            </w:r>
+          </w:p>
+        </w:tc>
+      </w:tr>
+      <w:tr>
+        <w:tc>
+          <w:tcPr>
+            <w:tcW w:w="9350" w:type="dxa"/>
+          </w:tcPr>
+          <w:p>
+            <w:pPr>
+              <w:rPr>
+                <w:b/>
+                <w:bCs/>
+              </w:rPr>
+            </w:pPr>
+            <w:r>
+              <w:rPr>
+                <w:b/>
+                <w:bCs/>
+              </w:rPr>
+              <w:lastRenderedPageBreak/>
+              <w:t>TesMultiTabungan.java</w:t>
+            </w:r>
+          </w:p>
+          <w:p>
+            <w:pPr>
+              <w:rPr>
+                <w:b/>
+                <w:bCs/>
+              </w:rPr>
+            </w:pPr>
+          </w:p>
+          <w:p>
+            <w:proofErr w:type="spellStart"/>
+            <w:r>
+              <w:t>import</w:t>
+            </w:r>
+            <w:proofErr w:type="spellEnd"/>
+            <w:r>
+              <w:t xml:space="preserve"> W7.perbankan.*;</w:t>
+            </w:r>
+          </w:p>
+          <w:p>
+            <w:r>
+              <w:t xml:space="preserve"> </w:t>
+            </w:r>
+          </w:p>
+          <w:p>
+            <w:proofErr w:type="spellStart"/>
+            <w:r>
+              <w:t>public</w:t>
+            </w:r>
+            <w:proofErr w:type="spellEnd"/>
+            <w:r>
+              <w:t xml:space="preserve"> </w:t>
+            </w:r>
+            <w:proofErr w:type="spellStart"/>
+            <w:r>
+              <w:t>class</w:t>
+            </w:r>
+            <w:proofErr w:type="spellEnd"/>
+            <w:r>
+              <w:t xml:space="preserve"> </w:t>
+            </w:r>
+            <w:proofErr w:type="spellStart"/>
+            <w:r>
+              <w:t>TesMultiTabungan</w:t>
+            </w:r>
+            <w:proofErr w:type="spellEnd"/>
+            <w:r>
+              <w:t xml:space="preserve"> {</w:t>
+            </w:r>
+          </w:p>
+          <w:p>
+            <w:r>
+              <w:t xml:space="preserve">    </w:t>
+            </w:r>
+            <w:proofErr w:type="spellStart"/>
+            <w:r>
+              <w:t>public</w:t>
+            </w:r>
+            <w:proofErr w:type="spellEnd"/>
+            <w:r>
+              <w:t xml:space="preserve"> </w:t>
+            </w:r>
+            <w:proofErr w:type="spellStart"/>
+            <w:r>
+              <w:t>static</w:t>
+            </w:r>
+            <w:proofErr w:type="spellEnd"/>
+            <w:r>
+              <w:t xml:space="preserve"> </w:t>
+            </w:r>
+            <w:proofErr w:type="spellStart"/>
+            <w:r>
+              <w:t>void</w:t>
+            </w:r>
+            <w:proofErr w:type="spellEnd"/>
+            <w:r>
+              <w:t xml:space="preserve"> main(</w:t>
+            </w:r>
+            <w:proofErr w:type="spellStart"/>
+            <w:r>
+              <w:t>String</w:t>
+            </w:r>
+            <w:proofErr w:type="spellEnd"/>
+            <w:r>
+              <w:t xml:space="preserve">[] </w:t>
+            </w:r>
+            <w:proofErr w:type="spellStart"/>
+            <w:r>
+              <w:t>args</w:t>
+            </w:r>
+            <w:proofErr w:type="spellEnd"/>
+            <w:r>
+              <w:t>) {</w:t>
+            </w:r>
+          </w:p>
+          <w:p>
+            <w:r>
+              <w:t xml:space="preserve">        </w:t>
+            </w:r>
+            <w:proofErr w:type="spellStart"/>
+            <w:r>
+              <w:t>MultiTabungan</w:t>
+            </w:r>
+            <w:proofErr w:type="spellEnd"/>
+            <w:r>
+              <w:t xml:space="preserve"> tabungan = </w:t>
+            </w:r>
+            <w:proofErr w:type="spellStart"/>
+            <w:r>
+              <w:t>new</w:t>
+            </w:r>
+            <w:proofErr w:type="spellEnd"/>
+            <w:r>
+              <w:t xml:space="preserve"> </w:t>
+            </w:r>
+            <w:proofErr w:type="spellStart"/>
+            <w:r>
+              <w:t>MultiTabungan</w:t>
+            </w:r>
+            <w:proofErr w:type="spellEnd"/>
+            <w:r>
+              <w:t>(100000);</w:t>
+            </w:r>
+          </w:p>
+          <w:p>
+            <w:r>
+              <w:t xml:space="preserve">        </w:t>
+            </w:r>
+            <w:proofErr w:type="spellStart"/>
+            <w:r>
+              <w:t>System.out.println</w:t>
+            </w:r>
+            <w:proofErr w:type="spellEnd"/>
+            <w:r>
+              <w:t xml:space="preserve">("Saldo awal          : " + </w:t>
+            </w:r>
+            <w:proofErr w:type="spellStart"/>
+            <w:r>
+              <w:t>tabungan.getSaldo</w:t>
+            </w:r>
+            <w:proofErr w:type="spellEnd"/>
+            <w:r>
+              <w:t>() + " IDR");</w:t>
+            </w:r>
+          </w:p>
+          <w:p>
+            <w:r>
+              <w:t xml:space="preserve"> </w:t>
+            </w:r>
+          </w:p>
+          <w:p>
+            <w:r>
+              <w:t xml:space="preserve">        </w:t>
+            </w:r>
+            <w:proofErr w:type="spellStart"/>
+            <w:r>
+              <w:t>tabungan.simpanUang</w:t>
+            </w:r>
+            <w:proofErr w:type="spellEnd"/>
+            <w:r>
+              <w:t>(5, "USD");</w:t>
+            </w:r>
+          </w:p>
+          <w:p>
+            <w:r>
+              <w:t xml:space="preserve">        </w:t>
+            </w:r>
+            <w:proofErr w:type="spellStart"/>
+            <w:r>
+              <w:t>System.out.println</w:t>
+            </w:r>
+            <w:proofErr w:type="spellEnd"/>
+            <w:r>
+              <w:t xml:space="preserve">("Simpan 5 USD        -&gt; saldo: " + </w:t>
+            </w:r>
+            <w:proofErr w:type="spellStart"/>
+            <w:r>
+              <w:t>tabungan.getSaldo</w:t>
+            </w:r>
+            <w:proofErr w:type="spellEnd"/>
+            <w:r>
+              <w:t>() + " IDR");</w:t>
+            </w:r>
+          </w:p>
+          <w:p>
+            <w:r>
+              <w:t xml:space="preserve"> </w:t>
+            </w:r>
+          </w:p>
+          <w:p>
+            <w:r>
+              <w:t xml:space="preserve">        </w:t>
+            </w:r>
+            <w:proofErr w:type="spellStart"/>
+            <w:r>
+              <w:t>tabungan.simpanUang</w:t>
+            </w:r>
+            <w:proofErr w:type="spellEnd"/>
+            <w:r>
+              <w:t>(2, "AUD");</w:t>
+            </w:r>
+          </w:p>
+          <w:p>
+            <w:r>
+              <w:t xml:space="preserve">        </w:t>
+            </w:r>
+            <w:proofErr w:type="spellStart"/>
+            <w:r>
+              <w:t>System.out.println</w:t>
+            </w:r>
+            <w:proofErr w:type="spellEnd"/>
+            <w:r>
+              <w:t xml:space="preserve">("Simpan 2 AUD        -&gt; saldo: " + </w:t>
+            </w:r>
+            <w:proofErr w:type="spellStart"/>
+            <w:r>
+              <w:t>tabungan.getSaldo</w:t>
+            </w:r>
+            <w:proofErr w:type="spellEnd"/>
+            <w:r>
+              <w:t>() + " IDR");</w:t>
+            </w:r>
+          </w:p>
+          <w:p>
+            <w:r>
+              <w:t xml:space="preserve"> </w:t>
+            </w:r>
+          </w:p>
+          <w:p>
+            <w:r>
+              <w:t xml:space="preserve">        </w:t>
+            </w:r>
+            <w:proofErr w:type="spellStart"/>
+            <w:r>
+              <w:t>tabungan.simpanUang</w:t>
+            </w:r>
+            <w:proofErr w:type="spellEnd"/>
+            <w:r>
+              <w:t>(50000, "IDR");</w:t>
+            </w:r>
+          </w:p>
+          <w:p>
+            <w:r>
+              <w:t xml:space="preserve">        </w:t>
+            </w:r>
+            <w:proofErr w:type="spellStart"/>
+            <w:r>
+              <w:t>System.out.println</w:t>
+            </w:r>
+            <w:proofErr w:type="spellEnd"/>
+            <w:r>
+              <w:t xml:space="preserve">("Simpan 50000 IDR    -&gt; saldo: " + </w:t>
+            </w:r>
+            <w:proofErr w:type="spellStart"/>
+            <w:r>
+              <w:t>tabungan.getSaldo</w:t>
+            </w:r>
+            <w:proofErr w:type="spellEnd"/>
+            <w:r>
+              <w:t>() + " IDR");</w:t>
+            </w:r>
+          </w:p>
+          <w:p>
+            <w:r>
+              <w:lastRenderedPageBreak/>
+              <w:t xml:space="preserve"> </w:t>
+            </w:r>
+          </w:p>
+          <w:p>
+            <w:r>
+              <w:t xml:space="preserve">        </w:t>
+            </w:r>
+            <w:proofErr w:type="spellStart"/>
+            <w:r>
+              <w:t>boolean</w:t>
+            </w:r>
+            <w:proofErr w:type="spellEnd"/>
+            <w:r>
+              <w:t xml:space="preserve"> status = </w:t>
+            </w:r>
+            <w:proofErr w:type="spellStart"/>
+            <w:r>
+              <w:t>tabungan.ambilUang</w:t>
+            </w:r>
+            <w:proofErr w:type="spellEnd"/>
+            <w:r>
+              <w:t>(10, "USD");</w:t>
+            </w:r>
+          </w:p>
+          <w:p>
+            <w:r>
+              <w:t xml:space="preserve">        </w:t>
+            </w:r>
+            <w:proofErr w:type="spellStart"/>
+            <w:r>
+              <w:t>System.out.println</w:t>
+            </w:r>
+            <w:proofErr w:type="spellEnd"/>
+            <w:r>
+              <w:t xml:space="preserve">("Ambil 10 USD        -&gt; " + (status ? "ok" : "gagal") + ", saldo: " + </w:t>
+            </w:r>
+            <w:proofErr w:type="spellStart"/>
+            <w:r>
+              <w:t>tabungan.getSaldo</w:t>
+            </w:r>
+            <w:proofErr w:type="spellEnd"/>
+            <w:r>
+              <w:t>() + " IDR");</w:t>
+            </w:r>
+          </w:p>
+          <w:p>
+            <w:r>
+              <w:t xml:space="preserve"> </w:t>
+            </w:r>
+          </w:p>
+          <w:p>
+            <w:r>
+              <w:t xml:space="preserve">        status = </w:t>
+            </w:r>
+            <w:proofErr w:type="spellStart"/>
+            <w:r>
+              <w:t>tabungan.ambilUang</w:t>
+            </w:r>
+            <w:proofErr w:type="spellEnd"/>
+            <w:r>
+              <w:t>(3, "AUD");</w:t>
+            </w:r>
+          </w:p>
+          <w:p>
+            <w:r>
+              <w:t xml:space="preserve">        </w:t>
+            </w:r>
+            <w:proofErr w:type="spellStart"/>
+            <w:r>
+              <w:t>System.out.println</w:t>
+            </w:r>
+            <w:proofErr w:type="spellEnd"/>
+            <w:r>
+              <w:t xml:space="preserve">("Ambil 3 AUD         -&gt; " + (status ? "ok" : "gagal") + ", saldo: " + </w:t>
+            </w:r>
+            <w:proofErr w:type="spellStart"/>
+            <w:r>
+              <w:t>tabungan.getSaldo</w:t>
+            </w:r>
+            <w:proofErr w:type="spellEnd"/>
+            <w:r>
+              <w:t>() + " IDR");</w:t>
+            </w:r>
+          </w:p>
+          <w:p>
+            <w:r>
+              <w:t xml:space="preserve"> </w:t>
+            </w:r>
+          </w:p>
+          <w:p>
+            <w:r>
+              <w:t xml:space="preserve">        status = </w:t>
+            </w:r>
+            <w:proofErr w:type="spellStart"/>
+            <w:r>
+              <w:t>tabungan.ambilUang</w:t>
+            </w:r>
+            <w:proofErr w:type="spellEnd"/>
+            <w:r>
+              <w:t>(100, "AUD");</w:t>
+            </w:r>
+          </w:p>
+          <w:p>
+            <w:r>
+              <w:t xml:space="preserve">        </w:t>
+            </w:r>
+            <w:proofErr w:type="spellStart"/>
+            <w:r>
+              <w:t>System.out.println</w:t>
+            </w:r>
+            <w:proofErr w:type="spellEnd"/>
+            <w:r>
+              <w:t xml:space="preserve">("Ambil 100 AUD       -&gt; " + (status ? "ok" : "gagal") + ", saldo: " + </w:t>
+            </w:r>
+            <w:proofErr w:type="spellStart"/>
+            <w:r>
+              <w:t>tabungan.getSaldo</w:t>
+            </w:r>
+            <w:proofErr w:type="spellEnd"/>
+            <w:r>
+              <w:t>() + " IDR");</w:t>
+            </w:r>
+          </w:p>
+          <w:p>
+            <w:r>
+              <w:t xml:space="preserve"> </w:t>
+            </w:r>
+          </w:p>
+          <w:p>
+            <w:r>
+              <w:t xml:space="preserve">        status = </w:t>
+            </w:r>
+            <w:proofErr w:type="spellStart"/>
+            <w:r>
+              <w:t>tabungan.ambilUang</w:t>
+            </w:r>
+            <w:proofErr w:type="spellEnd"/>
+            <w:r>
+              <w:t>(5, "EUR");</w:t>
+            </w:r>
+          </w:p>
+          <w:p>
+            <w:r>
+              <w:t xml:space="preserve">        </w:t>
+            </w:r>
+            <w:proofErr w:type="spellStart"/>
+            <w:r>
+              <w:t>System.out.println</w:t>
+            </w:r>
+            <w:proofErr w:type="spellEnd"/>
+            <w:r>
+              <w:t>("Ambil 5 EUR         -&gt; " + (status ? "ok" : "gagal (mata uang tidak dikenal)"));</w:t>
+            </w:r>
+          </w:p>
+          <w:p>
+            <w:r>
+              <w:t xml:space="preserve"> </w:t>
+            </w:r>
+          </w:p>
+          <w:p>
+            <w:r>
+              <w:t xml:space="preserve">        </w:t>
+            </w:r>
+            <w:proofErr w:type="spellStart"/>
+            <w:r>
+              <w:t>System.out.println</w:t>
+            </w:r>
+            <w:proofErr w:type="spellEnd"/>
+            <w:r>
+              <w:t xml:space="preserve">("Saldo akhir (IDR)   : " + </w:t>
+            </w:r>
+            <w:proofErr w:type="spellStart"/>
+            <w:r>
+              <w:t>tabungan.getSaldo</w:t>
+            </w:r>
+            <w:proofErr w:type="spellEnd"/>
+            <w:r>
+              <w:t>("IDR"));</w:t>
+            </w:r>
+          </w:p>
+          <w:p>
+            <w:r>
+              <w:t xml:space="preserve">        </w:t>
+            </w:r>
+            <w:proofErr w:type="spellStart"/>
+            <w:r>
+              <w:t>System.out.println</w:t>
+            </w:r>
+            <w:proofErr w:type="spellEnd"/>
+            <w:r>
+              <w:t xml:space="preserve">("Saldo akhir (USD)   : " + </w:t>
+            </w:r>
+            <w:proofErr w:type="spellStart"/>
+            <w:r>
+              <w:t>tabungan.getSaldo</w:t>
+            </w:r>
+            <w:proofErr w:type="spellEnd"/>
+            <w:r>
+              <w:t>("USD"));</w:t>
+            </w:r>
+          </w:p>
+          <w:p>
+            <w:r>
+              <w:t xml:space="preserve">        </w:t>
+            </w:r>
+            <w:proofErr w:type="spellStart"/>
+            <w:r>
+              <w:t>System.out.println</w:t>
+            </w:r>
+            <w:proofErr w:type="spellEnd"/>
+            <w:r>
+              <w:t xml:space="preserve">("Saldo akhir (AUD)   : " + </w:t>
+            </w:r>
+            <w:proofErr w:type="spellStart"/>
+            <w:r>
+              <w:t>tabungan.getSaldo</w:t>
+            </w:r>
+            <w:proofErr w:type="spellEnd"/>
+            <w:r>
+              <w:t>("AUD"));</w:t>
+            </w:r>
+          </w:p>
+          <w:p>
+            <w:r>
+              <w:t xml:space="preserve">    }</w:t>
+            </w:r>
+          </w:p>
+          <w:p>
+            <w:r>
+              <w:t>}</w:t>
+            </w:r>
+          </w:p>
+        </w:tc>
+      </w:tr>
+    </w:tbl>
+    <w:p/>
+    <w:p>
+      <w:pPr>
+        <w:rPr>
+          <w:b/>
+          <w:bCs/>
+        </w:rPr>
+      </w:pPr>
+      <w:r>
+        <w:rPr>
+          <w:b/>
+          <w:bCs/>
+        </w:rPr>
+        <w:t>SC:</w:t>
+      </w:r>
+    </w:p>
+    <w:p>
+      <w:r>
+        <w:drawing>
+          <wp:inline distT="0" distB="0" distL="0" distR="0" wp14:anchorId="1551BBB4" wp14:editId="7B9A94AC">
+            <wp:extent cx="4953429" cy="1958510"/>
+            <wp:effectExtent l="0" t="0" r="0" b="3810"/>
+            <wp:docPr id="685300725" name="Picture 1"/>
+            <wp:cNvGraphicFramePr>
+              <a:graphicFrameLocks xmlns:a="http://schemas.openxmlformats.org/drawingml/2006/main" noChangeAspect="1"/>
+            </wp:cNvGraphicFramePr>
+            <a:graphic xmlns:a="http://schemas.openxmlformats.org/drawingml/2006/main">
+              <a:graphicData uri="http://schemas.openxmlformats.org/drawingml/2006/picture">
+                <pic:pic xmlns:pic="http://schemas.openxmlformats.org/drawingml/2006/picture">
+                  <pic:nvPicPr>
+                    <pic:cNvPr id="685300725" name=""/>
                     <pic:cNvPicPr/>
                   </pic:nvPicPr>
                   <pic:blipFill>
@@ -4026,7 +5534,7 @@
                   <pic:spPr>
                     <a:xfrm>
                       <a:off x="0" y="0"/>
-                      <a:ext cx="5943600" cy="448945"/>
+                      <a:ext cx="4953429" cy="1958510"/>
                     </a:xfrm>
                     <a:prstGeom prst="rect">
                       <a:avLst/>
@@ -4037,917 +5545,6 @@
             </a:graphic>
           </wp:inline>
         </w:drawing>
-      </w:r>
-    </w:p>
-    <w:p>
-      <w:pPr>
-        <w:rPr>
-          <w:b/>
-          <w:bCs/>
-        </w:rPr>
-      </w:pPr>
-      <w:r>
-        <w:rPr>
-          <w:b/>
-          <w:bCs/>
-        </w:rPr>
-        <w:t>Analisis:</w:t>
-      </w:r>
-    </w:p>
-    <w:p>
-      <w:pPr>
-        <w:rPr>
-          <w:b/>
-          <w:bCs/>
-        </w:rPr>
-      </w:pPr>
-      <w:r>
-        <w:rPr>
-          <w:b/>
-          <w:bCs/>
-        </w:rPr>
-        <w:t xml:space="preserve">Kode berhasil </w:t>
-      </w:r>
-      <w:proofErr w:type="spellStart"/>
-      <w:r>
-        <w:rPr>
-          <w:b/>
-          <w:bCs/>
-        </w:rPr>
-        <w:t>dicompile</w:t>
-      </w:r>
-      <w:proofErr w:type="spellEnd"/>
-      <w:r>
-        <w:rPr>
-          <w:b/>
-          <w:bCs/>
-        </w:rPr>
-        <w:t xml:space="preserve"> sih tapi karena tidak ada main </w:t>
-      </w:r>
-      <w:proofErr w:type="spellStart"/>
-      <w:r>
-        <w:rPr>
-          <w:b/>
-          <w:bCs/>
-        </w:rPr>
-        <w:t>methodnya</w:t>
-      </w:r>
-      <w:proofErr w:type="spellEnd"/>
-      <w:r>
-        <w:rPr>
-          <w:b/>
-          <w:bCs/>
-        </w:rPr>
-        <w:t xml:space="preserve"> jadi muncul </w:t>
-      </w:r>
-      <w:proofErr w:type="spellStart"/>
-      <w:r>
-        <w:rPr>
-          <w:b/>
-          <w:bCs/>
-        </w:rPr>
-        <w:t>error</w:t>
-      </w:r>
-      <w:proofErr w:type="spellEnd"/>
-      <w:r>
-        <w:rPr>
-          <w:b/>
-          <w:bCs/>
-        </w:rPr>
-        <w:t xml:space="preserve">, coba kita </w:t>
-      </w:r>
-      <w:proofErr w:type="spellStart"/>
-      <w:r>
-        <w:rPr>
-          <w:b/>
-          <w:bCs/>
-        </w:rPr>
-        <w:t>tambahin</w:t>
-      </w:r>
-      <w:proofErr w:type="spellEnd"/>
-      <w:r>
-        <w:rPr>
-          <w:b/>
-          <w:bCs/>
-        </w:rPr>
-        <w:t xml:space="preserve"> main </w:t>
-      </w:r>
-      <w:proofErr w:type="spellStart"/>
-      <w:r>
-        <w:rPr>
-          <w:b/>
-          <w:bCs/>
-        </w:rPr>
-        <w:t>method</w:t>
-      </w:r>
-      <w:proofErr w:type="spellEnd"/>
-      <w:r>
-        <w:rPr>
-          <w:b/>
-          <w:bCs/>
-        </w:rPr>
-        <w:t>:</w:t>
-      </w:r>
-      <w:r>
-        <w:rPr>
-          <w:b/>
-          <w:bCs/>
-        </w:rPr>
-        <w:br/>
-      </w:r>
-    </w:p>
-    <w:tbl>
-      <w:tblPr>
-        <w:tblStyle w:val="TableGrid"/>
-        <w:tblW w:w="0" w:type="auto"/>
-        <w:tblLook w:val="04A0" w:firstRow="1" w:lastRow="0" w:firstColumn="1" w:lastColumn="0" w:noHBand="0" w:noVBand="1"/>
-      </w:tblPr>
-      <w:tblGrid>
-        <w:gridCol w:w="9350"/>
-      </w:tblGrid>
-      <w:tr>
-        <w:trPr>
-          <w:trHeight w:val="58"/>
-        </w:trPr>
-        <w:tc>
-          <w:tcPr>
-            <w:tcW w:w="9350" w:type="dxa"/>
-          </w:tcPr>
-          <w:p>
-            <w:r>
-              <w:t xml:space="preserve">    </w:t>
-            </w:r>
-            <w:proofErr w:type="spellStart"/>
-            <w:r>
-              <w:t>public</w:t>
-            </w:r>
-            <w:proofErr w:type="spellEnd"/>
-            <w:r>
-              <w:t xml:space="preserve"> </w:t>
-            </w:r>
-            <w:proofErr w:type="spellStart"/>
-            <w:r>
-              <w:t>static</w:t>
-            </w:r>
-            <w:proofErr w:type="spellEnd"/>
-            <w:r>
-              <w:t xml:space="preserve"> </w:t>
-            </w:r>
-            <w:proofErr w:type="spellStart"/>
-            <w:r>
-              <w:t>void</w:t>
-            </w:r>
-            <w:proofErr w:type="spellEnd"/>
-            <w:r>
-              <w:t xml:space="preserve"> main(</w:t>
-            </w:r>
-            <w:proofErr w:type="spellStart"/>
-            <w:r>
-              <w:t>String</w:t>
-            </w:r>
-            <w:proofErr w:type="spellEnd"/>
-            <w:r>
-              <w:t xml:space="preserve">[] </w:t>
-            </w:r>
-            <w:proofErr w:type="spellStart"/>
-            <w:r>
-              <w:t>args</w:t>
-            </w:r>
-            <w:proofErr w:type="spellEnd"/>
-            <w:r>
-              <w:t>){</w:t>
-            </w:r>
-          </w:p>
-          <w:p>
-            <w:r>
-              <w:t xml:space="preserve">        Pegawai p1 = </w:t>
-            </w:r>
-            <w:proofErr w:type="spellStart"/>
-            <w:r>
-              <w:t>new</w:t>
-            </w:r>
-            <w:proofErr w:type="spellEnd"/>
-            <w:r>
-              <w:t xml:space="preserve"> Pegawai(101);</w:t>
-            </w:r>
-          </w:p>
-          <w:p>
-            <w:r>
-              <w:t xml:space="preserve">        Pegawai p2 = </w:t>
-            </w:r>
-            <w:proofErr w:type="spellStart"/>
-            <w:r>
-              <w:t>new</w:t>
-            </w:r>
-            <w:proofErr w:type="spellEnd"/>
-            <w:r>
-              <w:t xml:space="preserve"> Pegawai(102, "Budi");</w:t>
-            </w:r>
-          </w:p>
-          <w:p>
-            <w:r>
-              <w:t xml:space="preserve">        </w:t>
-            </w:r>
-            <w:proofErr w:type="spellStart"/>
-            <w:r>
-              <w:t>System.out.println</w:t>
-            </w:r>
-            <w:proofErr w:type="spellEnd"/>
-            <w:r>
-              <w:t>("NIP: " + p1.nip + ", Nama: " + p1.nama);</w:t>
-            </w:r>
-          </w:p>
-          <w:p>
-            <w:r>
-              <w:t xml:space="preserve">        </w:t>
-            </w:r>
-            <w:proofErr w:type="spellStart"/>
-            <w:r>
-              <w:t>System.out.println</w:t>
-            </w:r>
-            <w:proofErr w:type="spellEnd"/>
-            <w:r>
-              <w:t>("NIP: " + p2.nip + ", Nama: " + p2.nama);</w:t>
-            </w:r>
-          </w:p>
-          <w:p>
-            <w:pPr>
-              <w:rPr>
-                <w:b/>
-                <w:bCs/>
-              </w:rPr>
-            </w:pPr>
-            <w:r>
-              <w:t xml:space="preserve">        }</w:t>
-            </w:r>
-          </w:p>
-        </w:tc>
-      </w:tr>
-    </w:tbl>
-    <w:p>
-      <w:pPr>
-        <w:rPr>
-          <w:b/>
-          <w:bCs/>
-        </w:rPr>
-      </w:pPr>
-      <w:proofErr w:type="spellStart"/>
-      <w:r>
-        <w:rPr>
-          <w:b/>
-          <w:bCs/>
-        </w:rPr>
-        <w:t>Output</w:t>
-      </w:r>
-      <w:proofErr w:type="spellEnd"/>
-      <w:r>
-        <w:rPr>
-          <w:b/>
-          <w:bCs/>
-        </w:rPr>
-        <w:t>:</w:t>
-      </w:r>
-    </w:p>
-    <w:p>
-      <w:pPr>
-        <w:rPr>
-          <w:b/>
-          <w:bCs/>
-        </w:rPr>
-      </w:pPr>
-      <w:r>
-        <w:rPr>
-          <w:b/>
-          <w:bCs/>
-        </w:rPr>
-        <w:drawing>
-          <wp:inline distT="0" distB="0" distL="0" distR="0" wp14:anchorId="3F7302E6" wp14:editId="3A42FEF5">
-            <wp:extent cx="2149026" cy="381033"/>
-            <wp:effectExtent l="0" t="0" r="3810" b="0"/>
-            <wp:docPr id="2001710625" name="Picture 1"/>
-            <wp:cNvGraphicFramePr>
-              <a:graphicFrameLocks xmlns:a="http://schemas.openxmlformats.org/drawingml/2006/main" noChangeAspect="1"/>
-            </wp:cNvGraphicFramePr>
-            <a:graphic xmlns:a="http://schemas.openxmlformats.org/drawingml/2006/main">
-              <a:graphicData uri="http://schemas.openxmlformats.org/drawingml/2006/picture">
-                <pic:pic xmlns:pic="http://schemas.openxmlformats.org/drawingml/2006/picture">
-                  <pic:nvPicPr>
-                    <pic:cNvPr id="2001710625" name=""/>
-                    <pic:cNvPicPr/>
-                  </pic:nvPicPr>
-                  <pic:blipFill>
-                    <a:blip r:embed="rId20"/>
-                    <a:stretch>
-                      <a:fillRect/>
-                    </a:stretch>
-                  </pic:blipFill>
-                  <pic:spPr>
-                    <a:xfrm>
-                      <a:off x="0" y="0"/>
-                      <a:ext cx="2149026" cy="381033"/>
-                    </a:xfrm>
-                    <a:prstGeom prst="rect">
-                      <a:avLst/>
-                    </a:prstGeom>
-                  </pic:spPr>
-                </pic:pic>
-              </a:graphicData>
-            </a:graphic>
-          </wp:inline>
-        </w:drawing>
-      </w:r>
-    </w:p>
-    <w:p>
-      <w:pPr>
-        <w:rPr>
-          <w:b/>
-          <w:bCs/>
-        </w:rPr>
-      </w:pPr>
-      <w:r>
-        <w:rPr>
-          <w:b/>
-          <w:bCs/>
-        </w:rPr>
-        <w:t>Analisis:</w:t>
-      </w:r>
-    </w:p>
-    <w:p>
-      <w:proofErr w:type="spellStart"/>
-      <w:r>
-        <w:t>Blueprint</w:t>
-      </w:r>
-      <w:proofErr w:type="spellEnd"/>
-      <w:r>
-        <w:t xml:space="preserve"> </w:t>
-      </w:r>
-      <w:proofErr w:type="spellStart"/>
-      <w:r>
-        <w:t>class</w:t>
-      </w:r>
-      <w:proofErr w:type="spellEnd"/>
-      <w:r>
-        <w:t xml:space="preserve"> pegawai di atas biasanya disebut juga sebagai “</w:t>
-      </w:r>
-      <w:proofErr w:type="spellStart"/>
-      <w:r>
-        <w:t>overloading</w:t>
-      </w:r>
-      <w:proofErr w:type="spellEnd"/>
-      <w:r>
-        <w:t xml:space="preserve"> </w:t>
-      </w:r>
-      <w:proofErr w:type="spellStart"/>
-      <w:r>
-        <w:t>constructor</w:t>
-      </w:r>
-      <w:proofErr w:type="spellEnd"/>
-      <w:r>
-        <w:t xml:space="preserve">” yang berarti dia punya </w:t>
-      </w:r>
-      <w:r>
-        <w:t xml:space="preserve">satu nama </w:t>
-      </w:r>
-      <w:proofErr w:type="spellStart"/>
-      <w:r>
-        <w:t>method</w:t>
-      </w:r>
-      <w:proofErr w:type="spellEnd"/>
-      <w:r>
-        <w:t>/</w:t>
-      </w:r>
-      <w:proofErr w:type="spellStart"/>
-      <w:r>
-        <w:t>constructor</w:t>
-      </w:r>
-      <w:proofErr w:type="spellEnd"/>
-      <w:r>
-        <w:t xml:space="preserve"> yang sama, tapi </w:t>
-      </w:r>
-      <w:r>
-        <w:t>ada</w:t>
-      </w:r>
-      <w:r>
-        <w:t xml:space="preserve"> beberapa versi dengan parameter berbeda</w:t>
-      </w:r>
-      <w:r>
-        <w:t xml:space="preserve">. Dalam </w:t>
-      </w:r>
-      <w:proofErr w:type="spellStart"/>
-      <w:r>
-        <w:t>case</w:t>
-      </w:r>
-      <w:proofErr w:type="spellEnd"/>
-      <w:r>
-        <w:t xml:space="preserve"> ini:</w:t>
-      </w:r>
-    </w:p>
-    <w:p>
-      <w:r>
-        <w:t xml:space="preserve">Sama-sama bernama Pegawai (nama </w:t>
-      </w:r>
-      <w:proofErr w:type="spellStart"/>
-      <w:r>
-        <w:t>constructor</w:t>
-      </w:r>
-      <w:proofErr w:type="spellEnd"/>
-      <w:r>
-        <w:t xml:space="preserve"> wajib sama dengan nama </w:t>
-      </w:r>
-      <w:proofErr w:type="spellStart"/>
-      <w:r>
-        <w:t>class</w:t>
-      </w:r>
-      <w:proofErr w:type="spellEnd"/>
-      <w:r>
-        <w:t>)</w:t>
-      </w:r>
-      <w:r>
-        <w:t>, t</w:t>
-      </w:r>
-      <w:r>
-        <w:t>api jumlah parameternya beda:</w:t>
-      </w:r>
-    </w:p>
-    <w:p>
-      <w:pPr>
-        <w:pStyle w:val="ListParagraph"/>
-        <w:numPr>
-          <w:ilvl w:val="0"/>
-          <w:numId w:val="25"/>
-        </w:numPr>
-      </w:pPr>
-      <w:r>
-        <w:lastRenderedPageBreak/>
-        <w:t xml:space="preserve">Pegawai(int </w:t>
-      </w:r>
-      <w:proofErr w:type="spellStart"/>
-      <w:r>
-        <w:t>nip_pegawai</w:t>
-      </w:r>
-      <w:proofErr w:type="spellEnd"/>
-      <w:r>
-        <w:t>) → 1 parameter</w:t>
-      </w:r>
-    </w:p>
-    <w:p>
-      <w:pPr>
-        <w:pStyle w:val="ListParagraph"/>
-        <w:numPr>
-          <w:ilvl w:val="0"/>
-          <w:numId w:val="25"/>
-        </w:numPr>
-      </w:pPr>
-      <w:r>
-        <w:t xml:space="preserve">Pegawai(int </w:t>
-      </w:r>
-      <w:proofErr w:type="spellStart"/>
-      <w:r>
-        <w:t>nip_pegawai</w:t>
-      </w:r>
-      <w:proofErr w:type="spellEnd"/>
-      <w:r>
-        <w:t xml:space="preserve">, </w:t>
-      </w:r>
-      <w:proofErr w:type="spellStart"/>
-      <w:r>
-        <w:t>String</w:t>
-      </w:r>
-      <w:proofErr w:type="spellEnd"/>
-      <w:r>
-        <w:t xml:space="preserve"> </w:t>
-      </w:r>
-      <w:proofErr w:type="spellStart"/>
-      <w:r>
-        <w:t>nama_pegawai</w:t>
-      </w:r>
-      <w:proofErr w:type="spellEnd"/>
-      <w:r>
-        <w:t>) → 2 parameter</w:t>
-      </w:r>
-    </w:p>
-    <w:p>
-      <w:r>
-        <w:t xml:space="preserve">Ketika Cuma </w:t>
-      </w:r>
-      <w:proofErr w:type="spellStart"/>
-      <w:r>
-        <w:t>input</w:t>
-      </w:r>
-      <w:proofErr w:type="spellEnd"/>
-      <w:r>
-        <w:t xml:space="preserve"> NIP maka nama otomatis diset “</w:t>
-      </w:r>
-      <w:proofErr w:type="spellStart"/>
-      <w:r>
-        <w:t>NoName</w:t>
-      </w:r>
-      <w:proofErr w:type="spellEnd"/>
-      <w:r>
-        <w:t xml:space="preserve">” tapi ketika </w:t>
-      </w:r>
-      <w:proofErr w:type="spellStart"/>
-      <w:r>
-        <w:t>input</w:t>
-      </w:r>
-      <w:proofErr w:type="spellEnd"/>
-      <w:r>
-        <w:t xml:space="preserve"> NIP dan Nama maka langsung dipakai.</w:t>
-      </w:r>
-    </w:p>
-    <w:p/>
-    <w:p>
-      <w:pPr>
-        <w:rPr>
-          <w:b/>
-          <w:bCs/>
-        </w:rPr>
-      </w:pPr>
-      <w:r>
-        <w:rPr>
-          <w:b/>
-          <w:bCs/>
-        </w:rPr>
-        <w:t xml:space="preserve">Tugas 2. Mengembangkan </w:t>
-      </w:r>
-      <w:proofErr w:type="spellStart"/>
-      <w:r>
-        <w:rPr>
-          <w:b/>
-          <w:bCs/>
-        </w:rPr>
-        <w:t>package</w:t>
-      </w:r>
-      <w:proofErr w:type="spellEnd"/>
-      <w:r>
-        <w:rPr>
-          <w:b/>
-          <w:bCs/>
-        </w:rPr>
-        <w:t xml:space="preserve"> perbankan dengan tambahan </w:t>
-      </w:r>
-      <w:proofErr w:type="spellStart"/>
-      <w:r>
-        <w:rPr>
-          <w:b/>
-          <w:bCs/>
-        </w:rPr>
-        <w:t>class</w:t>
-      </w:r>
-      <w:proofErr w:type="spellEnd"/>
-      <w:r>
-        <w:rPr>
-          <w:b/>
-          <w:bCs/>
-        </w:rPr>
-        <w:t xml:space="preserve"> Bank</w:t>
-      </w:r>
-    </w:p>
-    <w:p>
-      <w:r>
-        <w:drawing>
-          <wp:inline distT="0" distB="0" distL="0" distR="0" wp14:anchorId="31134B0A" wp14:editId="5FA92E36">
-            <wp:extent cx="5943600" cy="4311015"/>
-            <wp:effectExtent l="0" t="0" r="0" b="0"/>
-            <wp:docPr id="2015995560" name="Picture 1"/>
-            <wp:cNvGraphicFramePr>
-              <a:graphicFrameLocks xmlns:a="http://schemas.openxmlformats.org/drawingml/2006/main" noChangeAspect="1"/>
-            </wp:cNvGraphicFramePr>
-            <a:graphic xmlns:a="http://schemas.openxmlformats.org/drawingml/2006/main">
-              <a:graphicData uri="http://schemas.openxmlformats.org/drawingml/2006/picture">
-                <pic:pic xmlns:pic="http://schemas.openxmlformats.org/drawingml/2006/picture">
-                  <pic:nvPicPr>
-                    <pic:cNvPr id="2015995560" name=""/>
-                    <pic:cNvPicPr/>
-                  </pic:nvPicPr>
-                  <pic:blipFill>
-                    <a:blip r:embed="rId21"/>
-                    <a:stretch>
-                      <a:fillRect/>
-                    </a:stretch>
-                  </pic:blipFill>
-                  <pic:spPr>
-                    <a:xfrm>
-                      <a:off x="0" y="0"/>
-                      <a:ext cx="5943600" cy="4311015"/>
-                    </a:xfrm>
-                    <a:prstGeom prst="rect">
-                      <a:avLst/>
-                    </a:prstGeom>
-                  </pic:spPr>
-                </pic:pic>
-              </a:graphicData>
-            </a:graphic>
-          </wp:inline>
-        </w:drawing>
-      </w:r>
-    </w:p>
-    <w:p>
-      <w:pPr>
-        <w:rPr>
-          <w:b/>
-          <w:bCs/>
-        </w:rPr>
-      </w:pPr>
-      <w:r>
-        <w:rPr>
-          <w:b/>
-          <w:bCs/>
-        </w:rPr>
-        <w:br/>
-      </w:r>
-    </w:p>
-    <w:p>
-      <w:pPr>
-        <w:rPr>
-          <w:b/>
-          <w:bCs/>
-        </w:rPr>
-      </w:pPr>
-      <w:r>
-        <w:rPr>
-          <w:b/>
-          <w:bCs/>
-        </w:rPr>
-        <w:br w:type="page"/>
-      </w:r>
-    </w:p>
-    <w:p>
-      <w:pPr>
-        <w:rPr>
-          <w:b/>
-          <w:bCs/>
-        </w:rPr>
-      </w:pPr>
-      <w:r>
-        <w:rPr>
-          <w:b/>
-          <w:bCs/>
-        </w:rPr>
-        <w:lastRenderedPageBreak/>
-        <w:t>SC</w:t>
-      </w:r>
-      <w:r>
-        <w:rPr>
-          <w:b/>
-          <w:bCs/>
-        </w:rPr>
-        <w:t>:</w:t>
-      </w:r>
-    </w:p>
-    <w:p>
-      <w:pPr>
-        <w:rPr>
-          <w:b/>
-          <w:bCs/>
-        </w:rPr>
-      </w:pPr>
-      <w:r>
-        <w:rPr>
-          <w:b/>
-          <w:bCs/>
-        </w:rPr>
-        <w:drawing>
-          <wp:inline distT="0" distB="0" distL="0" distR="0" wp14:anchorId="4D18D887" wp14:editId="4D37A409">
-            <wp:extent cx="5639289" cy="3886537"/>
-            <wp:effectExtent l="0" t="0" r="0" b="0"/>
-            <wp:docPr id="1372964076" name="Picture 1"/>
-            <wp:cNvGraphicFramePr>
-              <a:graphicFrameLocks xmlns:a="http://schemas.openxmlformats.org/drawingml/2006/main" noChangeAspect="1"/>
-            </wp:cNvGraphicFramePr>
-            <a:graphic xmlns:a="http://schemas.openxmlformats.org/drawingml/2006/main">
-              <a:graphicData uri="http://schemas.openxmlformats.org/drawingml/2006/picture">
-                <pic:pic xmlns:pic="http://schemas.openxmlformats.org/drawingml/2006/picture">
-                  <pic:nvPicPr>
-                    <pic:cNvPr id="1372964076" name=""/>
-                    <pic:cNvPicPr/>
-                  </pic:nvPicPr>
-                  <pic:blipFill>
-                    <a:blip r:embed="rId22"/>
-                    <a:stretch>
-                      <a:fillRect/>
-                    </a:stretch>
-                  </pic:blipFill>
-                  <pic:spPr>
-                    <a:xfrm>
-                      <a:off x="0" y="0"/>
-                      <a:ext cx="5639289" cy="3886537"/>
-                    </a:xfrm>
-                    <a:prstGeom prst="rect">
-                      <a:avLst/>
-                    </a:prstGeom>
-                  </pic:spPr>
-                </pic:pic>
-              </a:graphicData>
-            </a:graphic>
-          </wp:inline>
-        </w:drawing>
-      </w:r>
-    </w:p>
-    <w:p>
-      <w:pPr>
-        <w:rPr>
-          <w:b/>
-          <w:bCs/>
-        </w:rPr>
-      </w:pPr>
-      <w:proofErr w:type="spellStart"/>
-      <w:r>
-        <w:rPr>
-          <w:b/>
-          <w:bCs/>
-        </w:rPr>
-        <w:t>Output</w:t>
-      </w:r>
-      <w:proofErr w:type="spellEnd"/>
-      <w:r>
-        <w:rPr>
-          <w:b/>
-          <w:bCs/>
-        </w:rPr>
-        <w:t xml:space="preserve"> yang diharapkan:</w:t>
-      </w:r>
-    </w:p>
-    <w:p>
-      <w:pPr>
-        <w:rPr>
-          <w:b/>
-          <w:bCs/>
-        </w:rPr>
-      </w:pPr>
-      <w:r>
-        <w:rPr>
-          <w:b/>
-          <w:bCs/>
-        </w:rPr>
-        <w:drawing>
-          <wp:inline distT="0" distB="0" distL="0" distR="0" wp14:anchorId="1E8B4643" wp14:editId="601349EF">
-            <wp:extent cx="4663844" cy="1409822"/>
-            <wp:effectExtent l="0" t="0" r="3810" b="0"/>
-            <wp:docPr id="301313655" name="Picture 1"/>
-            <wp:cNvGraphicFramePr>
-              <a:graphicFrameLocks xmlns:a="http://schemas.openxmlformats.org/drawingml/2006/main" noChangeAspect="1"/>
-            </wp:cNvGraphicFramePr>
-            <a:graphic xmlns:a="http://schemas.openxmlformats.org/drawingml/2006/main">
-              <a:graphicData uri="http://schemas.openxmlformats.org/drawingml/2006/picture">
-                <pic:pic xmlns:pic="http://schemas.openxmlformats.org/drawingml/2006/picture">
-                  <pic:nvPicPr>
-                    <pic:cNvPr id="301313655" name=""/>
-                    <pic:cNvPicPr/>
-                  </pic:nvPicPr>
-                  <pic:blipFill>
-                    <a:blip r:embed="rId23"/>
-                    <a:stretch>
-                      <a:fillRect/>
-                    </a:stretch>
-                  </pic:blipFill>
-                  <pic:spPr>
-                    <a:xfrm>
-                      <a:off x="0" y="0"/>
-                      <a:ext cx="4663844" cy="1409822"/>
-                    </a:xfrm>
-                    <a:prstGeom prst="rect">
-                      <a:avLst/>
-                    </a:prstGeom>
-                  </pic:spPr>
-                </pic:pic>
-              </a:graphicData>
-            </a:graphic>
-          </wp:inline>
-        </w:drawing>
-      </w:r>
-    </w:p>
-    <w:p>
-      <w:pPr>
-        <w:rPr>
-          <w:b/>
-          <w:bCs/>
-        </w:rPr>
-      </w:pPr>
-      <w:proofErr w:type="spellStart"/>
-      <w:r>
-        <w:rPr>
-          <w:b/>
-          <w:bCs/>
-        </w:rPr>
-        <w:t>O</w:t>
-      </w:r>
-      <w:r>
-        <w:rPr>
-          <w:b/>
-          <w:bCs/>
-        </w:rPr>
-        <w:t>utput</w:t>
-      </w:r>
-      <w:proofErr w:type="spellEnd"/>
-      <w:r>
-        <w:rPr>
-          <w:b/>
-          <w:bCs/>
-        </w:rPr>
-        <w:t xml:space="preserve"> real:</w:t>
-      </w:r>
-    </w:p>
-    <w:p>
-      <w:pPr>
-        <w:rPr>
-          <w:b/>
-          <w:bCs/>
-        </w:rPr>
-      </w:pPr>
-      <w:r>
-        <w:rPr>
-          <w:b/>
-          <w:bCs/>
-        </w:rPr>
-        <w:drawing>
-          <wp:inline distT="0" distB="0" distL="0" distR="0" wp14:anchorId="71F25AD4" wp14:editId="79936827">
-            <wp:extent cx="4320914" cy="952583"/>
-            <wp:effectExtent l="0" t="0" r="3810" b="0"/>
-            <wp:docPr id="1656233520" name="Picture 1"/>
-            <wp:cNvGraphicFramePr>
-              <a:graphicFrameLocks xmlns:a="http://schemas.openxmlformats.org/drawingml/2006/main" noChangeAspect="1"/>
-            </wp:cNvGraphicFramePr>
-            <a:graphic xmlns:a="http://schemas.openxmlformats.org/drawingml/2006/main">
-              <a:graphicData uri="http://schemas.openxmlformats.org/drawingml/2006/picture">
-                <pic:pic xmlns:pic="http://schemas.openxmlformats.org/drawingml/2006/picture">
-                  <pic:nvPicPr>
-                    <pic:cNvPr id="1656233520" name=""/>
-                    <pic:cNvPicPr/>
-                  </pic:nvPicPr>
-                  <pic:blipFill>
-                    <a:blip r:embed="rId24"/>
-                    <a:stretch>
-                      <a:fillRect/>
-                    </a:stretch>
-                  </pic:blipFill>
-                  <pic:spPr>
-                    <a:xfrm>
-                      <a:off x="0" y="0"/>
-                      <a:ext cx="4320914" cy="952583"/>
-                    </a:xfrm>
-                    <a:prstGeom prst="rect">
-                      <a:avLst/>
-                    </a:prstGeom>
-                  </pic:spPr>
-                </pic:pic>
-              </a:graphicData>
-            </a:graphic>
-          </wp:inline>
-        </w:drawing>
-      </w:r>
-    </w:p>
-    <w:p>
-      <w:pPr>
-        <w:rPr>
-          <w:b/>
-          <w:bCs/>
-        </w:rPr>
-      </w:pPr>
-      <w:r>
-        <w:rPr>
-          <w:b/>
-          <w:bCs/>
-        </w:rPr>
-        <w:t>Analisis:</w:t>
-      </w:r>
-    </w:p>
-    <w:p>
-      <w:r>
-        <w:lastRenderedPageBreak/>
-        <w:t xml:space="preserve">Intinya, </w:t>
-      </w:r>
-      <w:proofErr w:type="spellStart"/>
-      <w:r>
-        <w:t>file</w:t>
-      </w:r>
-      <w:proofErr w:type="spellEnd"/>
-      <w:r>
-        <w:t xml:space="preserve"> TesTugas.java ini untuk </w:t>
-      </w:r>
-      <w:proofErr w:type="spellStart"/>
-      <w:r>
-        <w:t>ngetes</w:t>
-      </w:r>
-      <w:proofErr w:type="spellEnd"/>
-      <w:r>
-        <w:t xml:space="preserve"> apakah ekosistem perbankan kita berjalan dengan benar. Kita </w:t>
-      </w:r>
-      <w:proofErr w:type="spellStart"/>
-      <w:r>
-        <w:t>ngetes</w:t>
-      </w:r>
-      <w:proofErr w:type="spellEnd"/>
-      <w:r>
-        <w:t xml:space="preserve"> </w:t>
-      </w:r>
-      <w:proofErr w:type="spellStart"/>
-      <w:r>
-        <w:t>class</w:t>
-      </w:r>
-      <w:proofErr w:type="spellEnd"/>
-      <w:r>
-        <w:t xml:space="preserve"> Nasabah dan Tabungan sudah bekerja dengan benar atau belum dan ternyata sudah. </w:t>
       </w:r>
     </w:p>
     <w:sectPr>
@@ -6600,6 +7197,95 @@
     </w:lvl>
   </w:abstractNum>
   <w:abstractNum w:abstractNumId="15" w15:restartNumberingAfterBreak="0">
+    <w:nsid w:val="4F7179C4"/>
+    <w:multiLevelType w:val="hybridMultilevel"/>
+    <w:tmpl w:val="0448AA12"/>
+    <w:lvl w:ilvl="0" w:tplc="0421000F">
+      <w:start w:val="1"/>
+      <w:numFmt w:val="decimal"/>
+      <w:lvlText w:val="%1."/>
+      <w:lvlJc w:val="left"/>
+      <w:pPr>
+        <w:ind w:left="720" w:hanging="360"/>
+      </w:pPr>
+      <w:rPr>
+        <w:rFonts w:hint="default"/>
+      </w:rPr>
+    </w:lvl>
+    <w:lvl w:ilvl="1" w:tplc="04210019" w:tentative="1">
+      <w:start w:val="1"/>
+      <w:numFmt w:val="lowerLetter"/>
+      <w:lvlText w:val="%2."/>
+      <w:lvlJc w:val="left"/>
+      <w:pPr>
+        <w:ind w:left="1440" w:hanging="360"/>
+      </w:pPr>
+    </w:lvl>
+    <w:lvl w:ilvl="2" w:tplc="0421001B" w:tentative="1">
+      <w:start w:val="1"/>
+      <w:numFmt w:val="lowerRoman"/>
+      <w:lvlText w:val="%3."/>
+      <w:lvlJc w:val="right"/>
+      <w:pPr>
+        <w:ind w:left="2160" w:hanging="180"/>
+      </w:pPr>
+    </w:lvl>
+    <w:lvl w:ilvl="3" w:tplc="0421000F" w:tentative="1">
+      <w:start w:val="1"/>
+      <w:numFmt w:val="decimal"/>
+      <w:lvlText w:val="%4."/>
+      <w:lvlJc w:val="left"/>
+      <w:pPr>
+        <w:ind w:left="2880" w:hanging="360"/>
+      </w:pPr>
+    </w:lvl>
+    <w:lvl w:ilvl="4" w:tplc="04210019" w:tentative="1">
+      <w:start w:val="1"/>
+      <w:numFmt w:val="lowerLetter"/>
+      <w:lvlText w:val="%5."/>
+      <w:lvlJc w:val="left"/>
+      <w:pPr>
+        <w:ind w:left="3600" w:hanging="360"/>
+      </w:pPr>
+    </w:lvl>
+    <w:lvl w:ilvl="5" w:tplc="0421001B" w:tentative="1">
+      <w:start w:val="1"/>
+      <w:numFmt w:val="lowerRoman"/>
+      <w:lvlText w:val="%6."/>
+      <w:lvlJc w:val="right"/>
+      <w:pPr>
+        <w:ind w:left="4320" w:hanging="180"/>
+      </w:pPr>
+    </w:lvl>
+    <w:lvl w:ilvl="6" w:tplc="0421000F" w:tentative="1">
+      <w:start w:val="1"/>
+      <w:numFmt w:val="decimal"/>
+      <w:lvlText w:val="%7."/>
+      <w:lvlJc w:val="left"/>
+      <w:pPr>
+        <w:ind w:left="5040" w:hanging="360"/>
+      </w:pPr>
+    </w:lvl>
+    <w:lvl w:ilvl="7" w:tplc="04210019" w:tentative="1">
+      <w:start w:val="1"/>
+      <w:numFmt w:val="lowerLetter"/>
+      <w:lvlText w:val="%8."/>
+      <w:lvlJc w:val="left"/>
+      <w:pPr>
+        <w:ind w:left="5760" w:hanging="360"/>
+      </w:pPr>
+    </w:lvl>
+    <w:lvl w:ilvl="8" w:tplc="0421001B" w:tentative="1">
+      <w:start w:val="1"/>
+      <w:numFmt w:val="lowerRoman"/>
+      <w:lvlText w:val="%9."/>
+      <w:lvlJc w:val="right"/>
+      <w:pPr>
+        <w:ind w:left="6480" w:hanging="180"/>
+      </w:pPr>
+    </w:lvl>
+  </w:abstractNum>
+  <w:abstractNum w:abstractNumId="16" w15:restartNumberingAfterBreak="0">
     <w:nsid w:val="5B0E61C7"/>
     <w:multiLevelType w:val="hybridMultilevel"/>
     <w:tmpl w:val="BFEC5636"/>
@@ -6712,7 +7398,7 @@
       </w:rPr>
     </w:lvl>
   </w:abstractNum>
-  <w:abstractNum w:abstractNumId="16" w15:restartNumberingAfterBreak="0">
+  <w:abstractNum w:abstractNumId="17" w15:restartNumberingAfterBreak="0">
     <w:nsid w:val="5B6633A8"/>
     <w:multiLevelType w:val="hybridMultilevel"/>
     <w:tmpl w:val="6FCA38B6"/>
@@ -6798,7 +7484,7 @@
       </w:pPr>
     </w:lvl>
   </w:abstractNum>
-  <w:abstractNum w:abstractNumId="17" w15:restartNumberingAfterBreak="0">
+  <w:abstractNum w:abstractNumId="18" w15:restartNumberingAfterBreak="0">
     <w:nsid w:val="5C737AAC"/>
     <w:multiLevelType w:val="hybridMultilevel"/>
     <w:tmpl w:val="FD0E8792"/>
@@ -6911,7 +7597,7 @@
       </w:rPr>
     </w:lvl>
   </w:abstractNum>
-  <w:abstractNum w:abstractNumId="18" w15:restartNumberingAfterBreak="0">
+  <w:abstractNum w:abstractNumId="19" w15:restartNumberingAfterBreak="0">
     <w:nsid w:val="6C2A5667"/>
     <w:multiLevelType w:val="hybridMultilevel"/>
     <w:tmpl w:val="DF94EE4E"/>
@@ -7024,7 +7710,7 @@
       </w:rPr>
     </w:lvl>
   </w:abstractNum>
-  <w:abstractNum w:abstractNumId="19" w15:restartNumberingAfterBreak="0">
+  <w:abstractNum w:abstractNumId="20" w15:restartNumberingAfterBreak="0">
     <w:nsid w:val="6E7C623F"/>
     <w:multiLevelType w:val="hybridMultilevel"/>
     <w:tmpl w:val="779E7926"/>
@@ -7113,7 +7799,7 @@
       </w:pPr>
     </w:lvl>
   </w:abstractNum>
-  <w:abstractNum w:abstractNumId="20" w15:restartNumberingAfterBreak="0">
+  <w:abstractNum w:abstractNumId="21" w15:restartNumberingAfterBreak="0">
     <w:nsid w:val="6FBF37E7"/>
     <w:multiLevelType w:val="hybridMultilevel"/>
     <w:tmpl w:val="C1B259CC"/>
@@ -7226,7 +7912,7 @@
       </w:rPr>
     </w:lvl>
   </w:abstractNum>
-  <w:abstractNum w:abstractNumId="21" w15:restartNumberingAfterBreak="0">
+  <w:abstractNum w:abstractNumId="22" w15:restartNumberingAfterBreak="0">
     <w:nsid w:val="70525ADB"/>
     <w:multiLevelType w:val="hybridMultilevel"/>
     <w:tmpl w:val="948667B2"/>
@@ -7339,7 +8025,7 @@
       </w:rPr>
     </w:lvl>
   </w:abstractNum>
-  <w:abstractNum w:abstractNumId="22" w15:restartNumberingAfterBreak="0">
+  <w:abstractNum w:abstractNumId="23" w15:restartNumberingAfterBreak="0">
     <w:nsid w:val="76114A2D"/>
     <w:multiLevelType w:val="hybridMultilevel"/>
     <w:tmpl w:val="2020AEAC"/>
@@ -7425,7 +8111,7 @@
       </w:pPr>
     </w:lvl>
   </w:abstractNum>
-  <w:abstractNum w:abstractNumId="23" w15:restartNumberingAfterBreak="0">
+  <w:abstractNum w:abstractNumId="24" w15:restartNumberingAfterBreak="0">
     <w:nsid w:val="773860DA"/>
     <w:multiLevelType w:val="hybridMultilevel"/>
     <w:tmpl w:val="B77458EE"/>
@@ -7511,7 +8197,7 @@
       </w:pPr>
     </w:lvl>
   </w:abstractNum>
-  <w:abstractNum w:abstractNumId="24" w15:restartNumberingAfterBreak="0">
+  <w:abstractNum w:abstractNumId="25" w15:restartNumberingAfterBreak="0">
     <w:nsid w:val="7ADD3D33"/>
     <w:multiLevelType w:val="hybridMultilevel"/>
     <w:tmpl w:val="779E7926"/>
@@ -7591,6 +8277,92 @@
       </w:pPr>
     </w:lvl>
     <w:lvl w:ilvl="8" w:tplc="FFFFFFFF" w:tentative="1">
+      <w:start w:val="1"/>
+      <w:numFmt w:val="lowerRoman"/>
+      <w:lvlText w:val="%9."/>
+      <w:lvlJc w:val="right"/>
+      <w:pPr>
+        <w:ind w:left="6480" w:hanging="180"/>
+      </w:pPr>
+    </w:lvl>
+  </w:abstractNum>
+  <w:abstractNum w:abstractNumId="26" w15:restartNumberingAfterBreak="0">
+    <w:nsid w:val="7EA1323D"/>
+    <w:multiLevelType w:val="hybridMultilevel"/>
+    <w:tmpl w:val="F1283992"/>
+    <w:lvl w:ilvl="0" w:tplc="0421000F">
+      <w:start w:val="1"/>
+      <w:numFmt w:val="decimal"/>
+      <w:lvlText w:val="%1."/>
+      <w:lvlJc w:val="left"/>
+      <w:pPr>
+        <w:ind w:left="720" w:hanging="360"/>
+      </w:pPr>
+    </w:lvl>
+    <w:lvl w:ilvl="1" w:tplc="04210019" w:tentative="1">
+      <w:start w:val="1"/>
+      <w:numFmt w:val="lowerLetter"/>
+      <w:lvlText w:val="%2."/>
+      <w:lvlJc w:val="left"/>
+      <w:pPr>
+        <w:ind w:left="1440" w:hanging="360"/>
+      </w:pPr>
+    </w:lvl>
+    <w:lvl w:ilvl="2" w:tplc="0421001B" w:tentative="1">
+      <w:start w:val="1"/>
+      <w:numFmt w:val="lowerRoman"/>
+      <w:lvlText w:val="%3."/>
+      <w:lvlJc w:val="right"/>
+      <w:pPr>
+        <w:ind w:left="2160" w:hanging="180"/>
+      </w:pPr>
+    </w:lvl>
+    <w:lvl w:ilvl="3" w:tplc="0421000F" w:tentative="1">
+      <w:start w:val="1"/>
+      <w:numFmt w:val="decimal"/>
+      <w:lvlText w:val="%4."/>
+      <w:lvlJc w:val="left"/>
+      <w:pPr>
+        <w:ind w:left="2880" w:hanging="360"/>
+      </w:pPr>
+    </w:lvl>
+    <w:lvl w:ilvl="4" w:tplc="04210019" w:tentative="1">
+      <w:start w:val="1"/>
+      <w:numFmt w:val="lowerLetter"/>
+      <w:lvlText w:val="%5."/>
+      <w:lvlJc w:val="left"/>
+      <w:pPr>
+        <w:ind w:left="3600" w:hanging="360"/>
+      </w:pPr>
+    </w:lvl>
+    <w:lvl w:ilvl="5" w:tplc="0421001B" w:tentative="1">
+      <w:start w:val="1"/>
+      <w:numFmt w:val="lowerRoman"/>
+      <w:lvlText w:val="%6."/>
+      <w:lvlJc w:val="right"/>
+      <w:pPr>
+        <w:ind w:left="4320" w:hanging="180"/>
+      </w:pPr>
+    </w:lvl>
+    <w:lvl w:ilvl="6" w:tplc="0421000F" w:tentative="1">
+      <w:start w:val="1"/>
+      <w:numFmt w:val="decimal"/>
+      <w:lvlText w:val="%7."/>
+      <w:lvlJc w:val="left"/>
+      <w:pPr>
+        <w:ind w:left="5040" w:hanging="360"/>
+      </w:pPr>
+    </w:lvl>
+    <w:lvl w:ilvl="7" w:tplc="04210019" w:tentative="1">
+      <w:start w:val="1"/>
+      <w:numFmt w:val="lowerLetter"/>
+      <w:lvlText w:val="%8."/>
+      <w:lvlJc w:val="left"/>
+      <w:pPr>
+        <w:ind w:left="5760" w:hanging="360"/>
+      </w:pPr>
+    </w:lvl>
+    <w:lvl w:ilvl="8" w:tplc="0421001B" w:tentative="1">
       <w:start w:val="1"/>
       <w:numFmt w:val="lowerRoman"/>
       <w:lvlText w:val="%9."/>
@@ -7604,13 +8376,13 @@
     <w:abstractNumId w:val="7"/>
   </w:num>
   <w:num w:numId="2" w16cid:durableId="160892910">
-    <w:abstractNumId w:val="15"/>
+    <w:abstractNumId w:val="16"/>
   </w:num>
   <w:num w:numId="3" w16cid:durableId="157384662">
     <w:abstractNumId w:val="2"/>
   </w:num>
   <w:num w:numId="4" w16cid:durableId="395008037">
-    <w:abstractNumId w:val="16"/>
+    <w:abstractNumId w:val="17"/>
   </w:num>
   <w:num w:numId="5" w16cid:durableId="736705241">
     <w:abstractNumId w:val="13"/>
@@ -7625,10 +8397,10 @@
     <w:abstractNumId w:val="14"/>
   </w:num>
   <w:num w:numId="9" w16cid:durableId="548810720">
-    <w:abstractNumId w:val="17"/>
+    <w:abstractNumId w:val="18"/>
   </w:num>
   <w:num w:numId="10" w16cid:durableId="795031027">
-    <w:abstractNumId w:val="21"/>
+    <w:abstractNumId w:val="22"/>
   </w:num>
   <w:num w:numId="11" w16cid:durableId="2058315553">
     <w:abstractNumId w:val="10"/>
@@ -7640,16 +8412,16 @@
     <w:abstractNumId w:val="0"/>
   </w:num>
   <w:num w:numId="14" w16cid:durableId="1460805686">
-    <w:abstractNumId w:val="22"/>
+    <w:abstractNumId w:val="23"/>
   </w:num>
   <w:num w:numId="15" w16cid:durableId="967203624">
     <w:abstractNumId w:val="3"/>
   </w:num>
   <w:num w:numId="16" w16cid:durableId="1909919724">
-    <w:abstractNumId w:val="23"/>
+    <w:abstractNumId w:val="24"/>
   </w:num>
   <w:num w:numId="17" w16cid:durableId="1051032655">
-    <w:abstractNumId w:val="19"/>
+    <w:abstractNumId w:val="20"/>
   </w:num>
   <w:num w:numId="18" w16cid:durableId="536040637">
     <w:abstractNumId w:val="6"/>
@@ -7661,10 +8433,10 @@
     <w:abstractNumId w:val="9"/>
   </w:num>
   <w:num w:numId="21" w16cid:durableId="72971185">
-    <w:abstractNumId w:val="24"/>
+    <w:abstractNumId w:val="25"/>
   </w:num>
   <w:num w:numId="22" w16cid:durableId="1870488748">
-    <w:abstractNumId w:val="20"/>
+    <w:abstractNumId w:val="21"/>
   </w:num>
   <w:num w:numId="23" w16cid:durableId="5057382">
     <w:abstractNumId w:val="5"/>
@@ -7673,7 +8445,13 @@
     <w:abstractNumId w:val="11"/>
   </w:num>
   <w:num w:numId="25" w16cid:durableId="841089296">
-    <w:abstractNumId w:val="18"/>
+    <w:abstractNumId w:val="19"/>
+  </w:num>
+  <w:num w:numId="26" w16cid:durableId="539053627">
+    <w:abstractNumId w:val="26"/>
+  </w:num>
+  <w:num w:numId="27" w16cid:durableId="93212216">
+    <w:abstractNumId w:val="15"/>
   </w:num>
 </w:numbering>
 </file>
@@ -8079,7 +8857,7 @@
   <w:style w:type="paragraph" w:default="1" w:styleId="Normal">
     <w:name w:val="Normal"/>
     <w:qFormat/>
-    <w:rsid w:val="00425103"/>
+    <w:rsid w:val="00E3443C"/>
   </w:style>
   <w:style w:type="paragraph" w:styleId="Heading1">
     <w:name w:val="heading 1"/>
